--- a/Levantamento de requisitos.docx
+++ b/Levantamento de requisitos.docx
@@ -213,232 +213,25 @@
     <w:p>
       <w:pPr>
         <w:pStyle w:val="Normal"/>
-        <w:rPr/>
-      </w:pPr>
-      <w:r>
-        <w:rPr/>
-      </w:r>
-    </w:p>
-    <w:p>
-      <w:pPr>
-        <w:pStyle w:val="Normal"/>
-        <w:rPr/>
-      </w:pPr>
-      <w:r>
-        <w:rPr/>
-      </w:r>
-    </w:p>
-    <w:p>
-      <w:pPr>
-        <w:pStyle w:val="Normal"/>
-        <w:rPr/>
-      </w:pPr>
-      <w:r>
-        <w:rPr/>
-      </w:r>
-    </w:p>
-    <w:p>
-      <w:pPr>
-        <w:pStyle w:val="Normal"/>
-        <w:rPr/>
-      </w:pPr>
-      <w:r>
-        <w:rPr/>
-      </w:r>
-    </w:p>
-    <w:p>
-      <w:pPr>
-        <w:pStyle w:val="Normal"/>
-        <w:rPr/>
-      </w:pPr>
-      <w:r>
-        <w:rPr/>
-      </w:r>
-    </w:p>
-    <w:p>
-      <w:pPr>
-        <w:pStyle w:val="Normal"/>
-        <w:rPr/>
-      </w:pPr>
-      <w:r>
-        <w:rPr/>
-      </w:r>
-    </w:p>
-    <w:p>
-      <w:pPr>
-        <w:pStyle w:val="Normal"/>
-        <w:rPr/>
-      </w:pPr>
-      <w:r>
-        <w:rPr/>
-      </w:r>
-    </w:p>
-    <w:p>
-      <w:pPr>
-        <w:pStyle w:val="Normal"/>
-        <w:rPr/>
-      </w:pPr>
-      <w:r>
-        <w:rPr/>
-      </w:r>
-    </w:p>
-    <w:p>
-      <w:pPr>
-        <w:pStyle w:val="Normal"/>
-        <w:rPr/>
-      </w:pPr>
-      <w:r>
-        <w:rPr/>
-      </w:r>
-    </w:p>
-    <w:p>
-      <w:pPr>
-        <w:pStyle w:val="Normal"/>
-        <w:rPr/>
-      </w:pPr>
-      <w:r>
-        <w:rPr/>
-      </w:r>
-    </w:p>
-    <w:p>
-      <w:pPr>
-        <w:pStyle w:val="Normal"/>
-        <w:rPr/>
-      </w:pPr>
-      <w:r>
-        <w:rPr/>
-      </w:r>
-    </w:p>
-    <w:p>
-      <w:pPr>
-        <w:pStyle w:val="Normal"/>
-        <w:rPr/>
-      </w:pPr>
-      <w:r>
-        <w:rPr/>
-      </w:r>
-    </w:p>
-    <w:p>
-      <w:pPr>
-        <w:pStyle w:val="Normal"/>
-        <w:rPr/>
-      </w:pPr>
-      <w:r>
-        <w:rPr/>
-      </w:r>
-    </w:p>
-    <w:p>
-      <w:pPr>
-        <w:pStyle w:val="Normal"/>
-        <w:rPr/>
-      </w:pPr>
-      <w:r>
-        <w:rPr/>
-      </w:r>
-    </w:p>
-    <w:p>
-      <w:pPr>
-        <w:pStyle w:val="Normal"/>
-        <w:rPr/>
-      </w:pPr>
-      <w:r>
-        <w:rPr/>
-      </w:r>
-    </w:p>
-    <w:p>
-      <w:pPr>
-        <w:pStyle w:val="Normal"/>
-        <w:rPr/>
-      </w:pPr>
-      <w:r>
-        <w:rPr/>
-      </w:r>
-    </w:p>
-    <w:p>
-      <w:pPr>
-        <w:pStyle w:val="Normal"/>
-        <w:rPr/>
-      </w:pPr>
-      <w:r>
-        <w:rPr/>
-      </w:r>
-    </w:p>
-    <w:p>
-      <w:pPr>
-        <w:pStyle w:val="Normal"/>
-        <w:rPr/>
-      </w:pPr>
-      <w:r>
-        <w:rPr/>
-      </w:r>
-    </w:p>
-    <w:p>
-      <w:pPr>
-        <w:pStyle w:val="Normal"/>
-        <w:rPr/>
-      </w:pPr>
-      <w:r>
-        <w:rPr/>
-      </w:r>
-    </w:p>
-    <w:p>
-      <w:pPr>
-        <w:pStyle w:val="Normal"/>
-        <w:rPr/>
-      </w:pPr>
-      <w:r>
-        <w:rPr/>
-      </w:r>
-    </w:p>
-    <w:p>
-      <w:pPr>
-        <w:pStyle w:val="Normal"/>
-        <w:rPr/>
-      </w:pPr>
-      <w:r>
-        <w:rPr/>
-      </w:r>
-    </w:p>
-    <w:p>
-      <w:pPr>
-        <w:pStyle w:val="Normal"/>
-        <w:rPr/>
-      </w:pPr>
-      <w:r>
-        <w:rPr/>
-      </w:r>
-    </w:p>
-    <w:p>
-      <w:pPr>
-        <w:pStyle w:val="Normal"/>
-        <w:rPr/>
-      </w:pPr>
-      <w:r>
-        <w:rPr/>
-      </w:r>
-    </w:p>
-    <w:p>
-      <w:pPr>
-        <w:pStyle w:val="Normal"/>
-        <w:rPr/>
-      </w:pPr>
-      <w:r>
-        <w:rPr/>
-      </w:r>
-    </w:p>
-    <w:p>
-      <w:pPr>
-        <w:pStyle w:val="Normal"/>
-        <w:rPr/>
-      </w:pPr>
-      <w:r>
-        <w:rPr/>
-      </w:r>
-    </w:p>
-    <w:p>
-      <w:pPr>
-        <w:pStyle w:val="Normal"/>
-        <w:ind w:firstLine="720"/>
+        <w:ind w:hanging="0" w:start="0"/>
+        <w:jc w:val="center"/>
+        <w:rPr>
+          <w:sz w:val="40"/>
+          <w:szCs w:val="40"/>
+        </w:rPr>
+      </w:pPr>
+      <w:r>
+        <w:rPr>
+          <w:sz w:val="40"/>
+          <w:szCs w:val="40"/>
+        </w:rPr>
+      </w:r>
+    </w:p>
+    <w:p>
+      <w:pPr>
+        <w:pStyle w:val="Normal"/>
+        <w:ind w:hanging="0" w:start="0"/>
+        <w:jc w:val="center"/>
         <w:rPr>
           <w:sz w:val="40"/>
           <w:szCs w:val="40"/>
@@ -1237,133 +1030,7 @@
     <w:p>
       <w:pPr>
         <w:pStyle w:val="Normal"/>
-        <w:rPr/>
-      </w:pPr>
-      <w:r>
-        <w:rPr/>
-      </w:r>
-    </w:p>
-    <w:p>
-      <w:pPr>
-        <w:pStyle w:val="Normal"/>
-        <w:rPr/>
-      </w:pPr>
-      <w:r>
-        <w:rPr/>
-      </w:r>
-    </w:p>
-    <w:p>
-      <w:pPr>
-        <w:pStyle w:val="Normal"/>
-        <w:rPr/>
-      </w:pPr>
-      <w:r>
-        <w:rPr/>
-      </w:r>
-    </w:p>
-    <w:p>
-      <w:pPr>
-        <w:pStyle w:val="Normal"/>
-        <w:rPr/>
-      </w:pPr>
-      <w:r>
-        <w:rPr/>
-      </w:r>
-    </w:p>
-    <w:p>
-      <w:pPr>
-        <w:pStyle w:val="Normal"/>
-        <w:rPr/>
-      </w:pPr>
-      <w:r>
-        <w:rPr/>
-      </w:r>
-    </w:p>
-    <w:p>
-      <w:pPr>
-        <w:pStyle w:val="Normal"/>
-        <w:rPr/>
-      </w:pPr>
-      <w:r>
-        <w:rPr/>
-      </w:r>
-    </w:p>
-    <w:p>
-      <w:pPr>
-        <w:pStyle w:val="Normal"/>
-        <w:rPr/>
-      </w:pPr>
-      <w:r>
-        <w:rPr/>
-      </w:r>
-    </w:p>
-    <w:p>
-      <w:pPr>
-        <w:pStyle w:val="Normal"/>
-        <w:rPr/>
-      </w:pPr>
-      <w:r>
-        <w:rPr/>
-      </w:r>
-    </w:p>
-    <w:p>
-      <w:pPr>
-        <w:pStyle w:val="Normal"/>
-        <w:rPr/>
-      </w:pPr>
-      <w:r>
-        <w:rPr/>
-      </w:r>
-    </w:p>
-    <w:p>
-      <w:pPr>
-        <w:pStyle w:val="Normal"/>
-        <w:rPr/>
-      </w:pPr>
-      <w:r>
-        <w:rPr/>
-      </w:r>
-    </w:p>
-    <w:p>
-      <w:pPr>
-        <w:pStyle w:val="Normal"/>
-        <w:rPr/>
-      </w:pPr>
-      <w:r>
-        <w:rPr/>
-      </w:r>
-    </w:p>
-    <w:p>
-      <w:pPr>
-        <w:pStyle w:val="Normal"/>
-        <w:rPr/>
-      </w:pPr>
-      <w:r>
-        <w:rPr/>
-      </w:r>
-    </w:p>
-    <w:p>
-      <w:pPr>
-        <w:pStyle w:val="Normal"/>
-        <w:rPr/>
-      </w:pPr>
-      <w:r>
-        <w:rPr/>
-      </w:r>
-    </w:p>
-    <w:p>
-      <w:pPr>
-        <w:pStyle w:val="Normal"/>
-        <w:rPr/>
-      </w:pPr>
-      <w:r>
-        <w:rPr/>
-      </w:r>
-    </w:p>
-    <w:p>
-      <w:pPr>
-        <w:pStyle w:val="Normal"/>
-        <w:spacing w:before="0" w:after="0"/>
+        <w:spacing w:before="0" w:after="300"/>
         <w:rPr/>
         <w:sectPr>
           <w:type w:val="nextPage"/>
@@ -1372,7 +1039,7 @@
           <w:pgNumType w:start="1" w:fmt="decimal"/>
           <w:formProt w:val="false"/>
           <w:textDirection w:val="lrTb"/>
-          <w:docGrid w:type="default" w:linePitch="100" w:charSpace="4294963199"/>
+          <w:docGrid w:type="default" w:linePitch="100" w:charSpace="0"/>
         </w:sectPr>
       </w:pPr>
       <w:r>
@@ -1420,18 +1087,12 @@
       <w:sdtContent>
         <w:p>
           <w:pPr>
-            <w:pStyle w:val="Normal"/>
-            <w:widowControl w:val="false"/>
+            <w:pStyle w:val="TOC1"/>
             <w:tabs>
-              <w:tab w:val="clear" w:pos="720"/>
-              <w:tab w:val="right" w:pos="12000" w:leader="none"/>
+              <w:tab w:val="clear" w:pos="9026"/>
+              <w:tab w:val="right" w:pos="9025" w:leader="dot"/>
             </w:tabs>
-            <w:spacing w:lineRule="auto" w:line="240" w:before="60" w:after="0"/>
-            <w:rPr>
-              <w:b/>
-              <w:bCs/>
-              <w:color w:val="000000"/>
-            </w:rPr>
+            <w:rPr/>
           </w:pPr>
           <w:r>
             <w:fldChar w:fldCharType="begin"/>
@@ -1439,987 +1100,24 @@
           <w:r>
             <w:rPr>
               <w:rStyle w:val="Vnculodendice"/>
-              <w:b/>
-              <w:bCs/>
               <w:webHidden/>
-              <w:color w:val="000000"/>
             </w:rPr>
             <w:instrText xml:space="preserve"> TOC \z \o "1-9" \u \t "heading 1,1,heading 2,2,heading 3,3,heading 4,4,heading 5,5,heading 6,6" \h</w:instrText>
           </w:r>
           <w:r>
             <w:rPr>
               <w:rStyle w:val="Vnculodendice"/>
-              <w:b/>
-              <w:bCs/>
               <w:webHidden/>
-              <w:color w:val="000000"/>
             </w:rPr>
             <w:fldChar w:fldCharType="separate"/>
           </w:r>
-          <w:hyperlink w:anchor="_8lw44qhu4f8c">
-            <w:r>
-              <w:rPr>
-                <w:rStyle w:val="Vnculodendice"/>
-                <w:b/>
-                <w:bCs/>
-                <w:webHidden/>
-                <w:color w:val="000000"/>
-              </w:rPr>
-              <w:t>INTRODUÇÃO</w:t>
-              <w:tab/>
-              <w:t>6</w:t>
-            </w:r>
-          </w:hyperlink>
-        </w:p>
-        <w:p>
-          <w:pPr>
-            <w:pStyle w:val="Normal"/>
-            <w:widowControl w:val="false"/>
-            <w:tabs>
-              <w:tab w:val="clear" w:pos="720"/>
-              <w:tab w:val="right" w:pos="12000" w:leader="none"/>
-            </w:tabs>
-            <w:spacing w:lineRule="auto" w:line="240" w:before="60" w:after="0"/>
-            <w:ind w:start="360"/>
-            <w:rPr>
-              <w:color w:val="000000"/>
-            </w:rPr>
-          </w:pPr>
-          <w:hyperlink w:anchor="_8ghfqceyrwfg">
+          <w:hyperlink w:anchor="__RefHeading___Toc2266_1613212972" w:tooltip="INTRODUÇÃO">
             <w:r>
               <w:rPr>
                 <w:rStyle w:val="Vnculodendice"/>
                 <w:webHidden/>
-                <w:color w:val="000000"/>
               </w:rPr>
-              <w:t>VISÃO GERAL DO DOCUMENTO</w:t>
-              <w:tab/>
-              <w:t>6</w:t>
-            </w:r>
-          </w:hyperlink>
-        </w:p>
-        <w:p>
-          <w:pPr>
-            <w:pStyle w:val="Normal"/>
-            <w:widowControl w:val="false"/>
-            <w:tabs>
-              <w:tab w:val="clear" w:pos="720"/>
-              <w:tab w:val="right" w:pos="12000" w:leader="none"/>
-            </w:tabs>
-            <w:spacing w:lineRule="auto" w:line="240" w:before="60" w:after="0"/>
-            <w:ind w:start="360"/>
-            <w:rPr>
-              <w:color w:val="000000"/>
-            </w:rPr>
-          </w:pPr>
-          <w:hyperlink w:anchor="_faxlmvtyma3n">
-            <w:r>
-              <w:rPr>
-                <w:rStyle w:val="Vnculodendice"/>
-                <w:webHidden/>
-                <w:color w:val="000000"/>
-              </w:rPr>
-              <w:t>CONVENÇÕES, TERMOS E ABREVIAÇÕES</w:t>
-              <w:tab/>
-              <w:t>6</w:t>
-            </w:r>
-          </w:hyperlink>
-        </w:p>
-        <w:p>
-          <w:pPr>
-            <w:pStyle w:val="Normal"/>
-            <w:widowControl w:val="false"/>
-            <w:tabs>
-              <w:tab w:val="clear" w:pos="720"/>
-              <w:tab w:val="right" w:pos="12000" w:leader="none"/>
-            </w:tabs>
-            <w:spacing w:lineRule="auto" w:line="240" w:before="60" w:after="0"/>
-            <w:ind w:start="720"/>
-            <w:rPr>
-              <w:color w:val="000000"/>
-            </w:rPr>
-          </w:pPr>
-          <w:hyperlink w:anchor="_vsn0uy9eyqus">
-            <w:r>
-              <w:rPr>
-                <w:rStyle w:val="Vnculodendice"/>
-                <w:webHidden/>
-                <w:color w:val="000000"/>
-              </w:rPr>
-              <w:t>IDENTIFICAÇÃO DOS REQUISITOS</w:t>
-              <w:tab/>
-              <w:t>7</w:t>
-            </w:r>
-          </w:hyperlink>
-        </w:p>
-        <w:p>
-          <w:pPr>
-            <w:pStyle w:val="Normal"/>
-            <w:widowControl w:val="false"/>
-            <w:tabs>
-              <w:tab w:val="clear" w:pos="720"/>
-              <w:tab w:val="right" w:pos="12000" w:leader="none"/>
-            </w:tabs>
-            <w:spacing w:lineRule="auto" w:line="240" w:before="60" w:after="0"/>
-            <w:rPr>
-              <w:b/>
-              <w:bCs/>
-              <w:color w:val="000000"/>
-            </w:rPr>
-          </w:pPr>
-          <w:hyperlink w:anchor="_9lb1wqtunuhx">
-            <w:r>
-              <w:rPr>
-                <w:rStyle w:val="Vnculodendice"/>
-                <w:b/>
-                <w:bCs/>
-                <w:webHidden/>
-                <w:color w:val="000000"/>
-              </w:rPr>
-              <w:t>DESCRIÇÃO GERAL DO SISTEMA</w:t>
-              <w:tab/>
-              <w:t>7</w:t>
-            </w:r>
-          </w:hyperlink>
-        </w:p>
-        <w:p>
-          <w:pPr>
-            <w:pStyle w:val="Normal"/>
-            <w:widowControl w:val="false"/>
-            <w:tabs>
-              <w:tab w:val="clear" w:pos="720"/>
-              <w:tab w:val="right" w:pos="12000" w:leader="none"/>
-            </w:tabs>
-            <w:spacing w:lineRule="auto" w:line="240" w:before="60" w:after="0"/>
-            <w:ind w:start="360"/>
-            <w:rPr>
-              <w:color w:val="000000"/>
-            </w:rPr>
-          </w:pPr>
-          <w:hyperlink w:anchor="_ug7fj21l03ch">
-            <w:r>
-              <w:rPr>
-                <w:rStyle w:val="Vnculodendice"/>
-                <w:webHidden/>
-                <w:color w:val="000000"/>
-              </w:rPr>
-              <w:t>CLIENTE</w:t>
-              <w:tab/>
-              <w:t>7</w:t>
-            </w:r>
-          </w:hyperlink>
-        </w:p>
-        <w:p>
-          <w:pPr>
-            <w:pStyle w:val="Normal"/>
-            <w:widowControl w:val="false"/>
-            <w:tabs>
-              <w:tab w:val="clear" w:pos="720"/>
-              <w:tab w:val="right" w:pos="12000" w:leader="none"/>
-            </w:tabs>
-            <w:spacing w:lineRule="auto" w:line="240" w:before="60" w:after="0"/>
-            <w:ind w:start="360"/>
-            <w:rPr>
-              <w:color w:val="000000"/>
-            </w:rPr>
-          </w:pPr>
-          <w:hyperlink w:anchor="_f6g1mqe6cu40">
-            <w:r>
-              <w:rPr>
-                <w:rStyle w:val="Vnculodendice"/>
-                <w:webHidden/>
-                <w:color w:val="000000"/>
-              </w:rPr>
-              <w:t>USUÁRIO</w:t>
-              <w:tab/>
-              <w:t>7</w:t>
-            </w:r>
-          </w:hyperlink>
-        </w:p>
-        <w:p>
-          <w:pPr>
-            <w:pStyle w:val="Normal"/>
-            <w:widowControl w:val="false"/>
-            <w:tabs>
-              <w:tab w:val="clear" w:pos="720"/>
-              <w:tab w:val="right" w:pos="12000" w:leader="none"/>
-            </w:tabs>
-            <w:spacing w:lineRule="auto" w:line="240" w:before="60" w:after="0"/>
-            <w:ind w:start="360"/>
-            <w:rPr>
-              <w:color w:val="000000"/>
-            </w:rPr>
-          </w:pPr>
-          <w:hyperlink w:anchor="_vbijnyxwl3bl">
-            <w:r>
-              <w:rPr>
-                <w:rStyle w:val="Vnculodendice"/>
-                <w:webHidden/>
-                <w:color w:val="000000"/>
-              </w:rPr>
-              <w:t>VISÃO GERAL DO SISTEMA</w:t>
-              <w:tab/>
-              <w:t>7</w:t>
-            </w:r>
-          </w:hyperlink>
-        </w:p>
-        <w:p>
-          <w:pPr>
-            <w:pStyle w:val="Normal"/>
-            <w:widowControl w:val="false"/>
-            <w:tabs>
-              <w:tab w:val="clear" w:pos="720"/>
-              <w:tab w:val="right" w:pos="12000" w:leader="none"/>
-            </w:tabs>
-            <w:spacing w:lineRule="auto" w:line="240" w:before="60" w:after="0"/>
-            <w:rPr>
-              <w:b/>
-              <w:bCs/>
-              <w:color w:val="000000"/>
-            </w:rPr>
-          </w:pPr>
-          <w:hyperlink w:anchor="_j1gnrl4hprdb">
-            <w:r>
-              <w:rPr>
-                <w:rStyle w:val="Vnculodendice"/>
-                <w:b/>
-                <w:bCs/>
-                <w:webHidden/>
-                <w:color w:val="000000"/>
-              </w:rPr>
-              <w:t>REQUISITOS FUNCIONAIS</w:t>
-              <w:tab/>
-              <w:t>8</w:t>
-            </w:r>
-          </w:hyperlink>
-        </w:p>
-        <w:p>
-          <w:pPr>
-            <w:pStyle w:val="Normal"/>
-            <w:widowControl w:val="false"/>
-            <w:tabs>
-              <w:tab w:val="clear" w:pos="720"/>
-              <w:tab w:val="right" w:pos="12000" w:leader="none"/>
-            </w:tabs>
-            <w:spacing w:lineRule="auto" w:line="240" w:before="60" w:after="0"/>
-            <w:ind w:start="360"/>
-            <w:rPr>
-              <w:color w:val="000000"/>
-            </w:rPr>
-          </w:pPr>
-          <w:hyperlink w:anchor="_h47zac7svx6w">
-            <w:r>
-              <w:rPr>
-                <w:rStyle w:val="Vnculodendice"/>
-                <w:webHidden/>
-                <w:color w:val="000000"/>
-              </w:rPr>
-              <w:t>[RF001] EFETUAR LOGIN</w:t>
-              <w:tab/>
-              <w:t>8</w:t>
-            </w:r>
-          </w:hyperlink>
-        </w:p>
-        <w:p>
-          <w:pPr>
-            <w:pStyle w:val="Normal"/>
-            <w:widowControl w:val="false"/>
-            <w:tabs>
-              <w:tab w:val="clear" w:pos="720"/>
-              <w:tab w:val="right" w:pos="12000" w:leader="none"/>
-            </w:tabs>
-            <w:spacing w:lineRule="auto" w:line="240" w:before="60" w:after="0"/>
-            <w:ind w:start="360"/>
-            <w:rPr>
-              <w:color w:val="000000"/>
-            </w:rPr>
-          </w:pPr>
-          <w:hyperlink w:anchor="_7bjex2wg53fc">
-            <w:r>
-              <w:rPr>
-                <w:rStyle w:val="Vnculodendice"/>
-                <w:webHidden/>
-                <w:color w:val="000000"/>
-              </w:rPr>
-              <w:t>[RF002] ATIVAR OU DESATIVAR FUNCIONALIDADES</w:t>
-              <w:tab/>
-              <w:t>8</w:t>
-            </w:r>
-          </w:hyperlink>
-        </w:p>
-        <w:p>
-          <w:pPr>
-            <w:pStyle w:val="Normal"/>
-            <w:widowControl w:val="false"/>
-            <w:tabs>
-              <w:tab w:val="clear" w:pos="720"/>
-              <w:tab w:val="right" w:pos="12000" w:leader="none"/>
-            </w:tabs>
-            <w:spacing w:lineRule="auto" w:line="240" w:before="60" w:after="0"/>
-            <w:ind w:start="360"/>
-            <w:rPr>
-              <w:color w:val="000000"/>
-            </w:rPr>
-          </w:pPr>
-          <w:hyperlink w:anchor="_qc8f46f5hogr">
-            <w:r>
-              <w:rPr>
-                <w:rStyle w:val="Vnculodendice"/>
-                <w:webHidden/>
-                <w:color w:val="000000"/>
-              </w:rPr>
-              <w:t>[RF003] CRUD DE MATERIAIS</w:t>
-              <w:tab/>
-              <w:t>8</w:t>
-            </w:r>
-          </w:hyperlink>
-        </w:p>
-        <w:p>
-          <w:pPr>
-            <w:pStyle w:val="Normal"/>
-            <w:widowControl w:val="false"/>
-            <w:tabs>
-              <w:tab w:val="clear" w:pos="720"/>
-              <w:tab w:val="right" w:pos="12000" w:leader="none"/>
-            </w:tabs>
-            <w:spacing w:lineRule="auto" w:line="240" w:before="60" w:after="0"/>
-            <w:ind w:start="360"/>
-            <w:rPr>
-              <w:color w:val="000000"/>
-            </w:rPr>
-          </w:pPr>
-          <w:hyperlink w:anchor="_7epbv95vc231">
-            <w:r>
-              <w:rPr>
-                <w:rStyle w:val="Vnculodendice"/>
-                <w:webHidden/>
-                <w:color w:val="000000"/>
-              </w:rPr>
-              <w:t>[RF004] CRUD DE EMPRÉSTIMOS DE MATERIAIS</w:t>
-              <w:tab/>
-              <w:t>8</w:t>
-            </w:r>
-          </w:hyperlink>
-        </w:p>
-        <w:p>
-          <w:pPr>
-            <w:pStyle w:val="Normal"/>
-            <w:widowControl w:val="false"/>
-            <w:tabs>
-              <w:tab w:val="clear" w:pos="720"/>
-              <w:tab w:val="right" w:pos="12000" w:leader="none"/>
-            </w:tabs>
-            <w:spacing w:lineRule="auto" w:line="240" w:before="60" w:after="0"/>
-            <w:ind w:start="360"/>
-            <w:rPr>
-              <w:color w:val="000000"/>
-            </w:rPr>
-          </w:pPr>
-          <w:hyperlink w:anchor="_5rrf8tc4ph87">
-            <w:r>
-              <w:rPr>
-                <w:rStyle w:val="Vnculodendice"/>
-                <w:webHidden/>
-                <w:color w:val="000000"/>
-              </w:rPr>
-              <w:t>[RF005] CRUD DE RENOVAÇÕES DE EMPRÉSTIMOS DE MATERIAIS</w:t>
-              <w:tab/>
-              <w:t>9</w:t>
-            </w:r>
-          </w:hyperlink>
-        </w:p>
-        <w:p>
-          <w:pPr>
-            <w:pStyle w:val="Normal"/>
-            <w:widowControl w:val="false"/>
-            <w:tabs>
-              <w:tab w:val="clear" w:pos="720"/>
-              <w:tab w:val="right" w:pos="12000" w:leader="none"/>
-            </w:tabs>
-            <w:spacing w:lineRule="auto" w:line="240" w:before="60" w:after="0"/>
-            <w:ind w:start="360"/>
-            <w:rPr>
-              <w:color w:val="000000"/>
-            </w:rPr>
-          </w:pPr>
-          <w:hyperlink w:anchor="_5vgvorazxpyb">
-            <w:r>
-              <w:rPr>
-                <w:rStyle w:val="Vnculodendice"/>
-                <w:webHidden/>
-                <w:color w:val="000000"/>
-              </w:rPr>
-              <w:t>[RF006] CRUD DE DEVOLUÇÕES DE MATERIAIS</w:t>
-              <w:tab/>
-              <w:t>9</w:t>
-            </w:r>
-          </w:hyperlink>
-        </w:p>
-        <w:p>
-          <w:pPr>
-            <w:pStyle w:val="Normal"/>
-            <w:widowControl w:val="false"/>
-            <w:tabs>
-              <w:tab w:val="clear" w:pos="720"/>
-              <w:tab w:val="right" w:pos="12000" w:leader="none"/>
-            </w:tabs>
-            <w:spacing w:lineRule="auto" w:line="240" w:before="60" w:after="0"/>
-            <w:ind w:start="360"/>
-            <w:rPr>
-              <w:color w:val="000000"/>
-            </w:rPr>
-          </w:pPr>
-          <w:hyperlink w:anchor="_12ut0smjap6o">
-            <w:r>
-              <w:rPr>
-                <w:rStyle w:val="Vnculodendice"/>
-                <w:webHidden/>
-                <w:color w:val="000000"/>
-              </w:rPr>
-              <w:t>[RF007] CRUD DE RESERVAS DE MATERIAIS</w:t>
-              <w:tab/>
-              <w:t>9</w:t>
-            </w:r>
-          </w:hyperlink>
-        </w:p>
-        <w:p>
-          <w:pPr>
-            <w:pStyle w:val="Normal"/>
-            <w:widowControl w:val="false"/>
-            <w:tabs>
-              <w:tab w:val="clear" w:pos="720"/>
-              <w:tab w:val="right" w:pos="12000" w:leader="none"/>
-            </w:tabs>
-            <w:spacing w:lineRule="auto" w:line="240" w:before="60" w:after="0"/>
-            <w:ind w:start="360"/>
-            <w:rPr>
-              <w:color w:val="000000"/>
-            </w:rPr>
-          </w:pPr>
-          <w:hyperlink w:anchor="_map67hp7gav2">
-            <w:r>
-              <w:rPr>
-                <w:rStyle w:val="Vnculodendice"/>
-                <w:webHidden/>
-                <w:color w:val="000000"/>
-              </w:rPr>
-              <w:t>[RF008] CRUD DE CONSULTAS LOCAIS DE MATERIAIS</w:t>
-              <w:tab/>
-              <w:t>9</w:t>
-            </w:r>
-          </w:hyperlink>
-        </w:p>
-        <w:p>
-          <w:pPr>
-            <w:pStyle w:val="Normal"/>
-            <w:widowControl w:val="false"/>
-            <w:tabs>
-              <w:tab w:val="clear" w:pos="720"/>
-              <w:tab w:val="right" w:pos="12000" w:leader="none"/>
-            </w:tabs>
-            <w:spacing w:lineRule="auto" w:line="240" w:before="60" w:after="0"/>
-            <w:ind w:start="360"/>
-            <w:rPr>
-              <w:color w:val="000000"/>
-            </w:rPr>
-          </w:pPr>
-          <w:hyperlink w:anchor="_4vb25eiiz7q7">
-            <w:r>
-              <w:rPr>
-                <w:rStyle w:val="Vnculodendice"/>
-                <w:webHidden/>
-                <w:color w:val="000000"/>
-              </w:rPr>
-              <w:t>[RF009]  VERIFICAR HISTÓRICO DE AÇÕES REALIZADAS POR USUÁRIOS</w:t>
-              <w:tab/>
-              <w:t>10</w:t>
-            </w:r>
-          </w:hyperlink>
-        </w:p>
-        <w:p>
-          <w:pPr>
-            <w:pStyle w:val="Normal"/>
-            <w:widowControl w:val="false"/>
-            <w:tabs>
-              <w:tab w:val="clear" w:pos="720"/>
-              <w:tab w:val="right" w:pos="12000" w:leader="none"/>
-            </w:tabs>
-            <w:spacing w:lineRule="auto" w:line="240" w:before="60" w:after="0"/>
-            <w:ind w:start="360"/>
-            <w:rPr>
-              <w:color w:val="000000"/>
-            </w:rPr>
-          </w:pPr>
-          <w:hyperlink w:anchor="_3b09uj8o5nna">
-            <w:r>
-              <w:rPr>
-                <w:rStyle w:val="Vnculodendice"/>
-                <w:webHidden/>
-                <w:color w:val="000000"/>
-              </w:rPr>
-              <w:t>[RF010] VERIFICAR HISTÓRICO DE AÇÕES REALIZADAS EM CADA MATERIAL</w:t>
-              <w:tab/>
-              <w:t>10</w:t>
-            </w:r>
-          </w:hyperlink>
-        </w:p>
-        <w:p>
-          <w:pPr>
-            <w:pStyle w:val="Normal"/>
-            <w:widowControl w:val="false"/>
-            <w:tabs>
-              <w:tab w:val="clear" w:pos="720"/>
-              <w:tab w:val="right" w:pos="12000" w:leader="none"/>
-            </w:tabs>
-            <w:spacing w:lineRule="auto" w:line="240" w:before="60" w:after="0"/>
-            <w:ind w:start="360"/>
-            <w:rPr>
-              <w:color w:val="000000"/>
-            </w:rPr>
-          </w:pPr>
-          <w:hyperlink w:anchor="_s3iv473xbmkn">
-            <w:r>
-              <w:rPr>
-                <w:rStyle w:val="Vnculodendice"/>
-                <w:webHidden/>
-                <w:color w:val="000000"/>
-              </w:rPr>
-              <w:t>[RF011] VERIFICAR EXTRATO DO USUÁRIOS</w:t>
-              <w:tab/>
-              <w:t>10</w:t>
-            </w:r>
-          </w:hyperlink>
-        </w:p>
-        <w:p>
-          <w:pPr>
-            <w:pStyle w:val="Normal"/>
-            <w:widowControl w:val="false"/>
-            <w:tabs>
-              <w:tab w:val="clear" w:pos="720"/>
-              <w:tab w:val="right" w:pos="12000" w:leader="none"/>
-            </w:tabs>
-            <w:spacing w:lineRule="auto" w:line="240" w:before="60" w:after="0"/>
-            <w:ind w:start="360"/>
-            <w:rPr>
-              <w:color w:val="000000"/>
-            </w:rPr>
-          </w:pPr>
-          <w:hyperlink w:anchor="_78itwtotc5k2">
-            <w:r>
-              <w:rPr>
-                <w:rStyle w:val="Vnculodendice"/>
-                <w:webHidden/>
-                <w:color w:val="000000"/>
-              </w:rPr>
-              <w:t>[RF012] VERIFICAR EXTRATO DOS MATERIAIS</w:t>
-              <w:tab/>
-              <w:t>10</w:t>
-            </w:r>
-          </w:hyperlink>
-        </w:p>
-        <w:p>
-          <w:pPr>
-            <w:pStyle w:val="Normal"/>
-            <w:widowControl w:val="false"/>
-            <w:tabs>
-              <w:tab w:val="clear" w:pos="720"/>
-              <w:tab w:val="right" w:pos="12000" w:leader="none"/>
-            </w:tabs>
-            <w:spacing w:lineRule="auto" w:line="240" w:before="60" w:after="0"/>
-            <w:ind w:start="360"/>
-            <w:rPr>
-              <w:color w:val="000000"/>
-            </w:rPr>
-          </w:pPr>
-          <w:hyperlink w:anchor="_i5brtzjg7dpj">
-            <w:r>
-              <w:rPr>
-                <w:rStyle w:val="Vnculodendice"/>
-                <w:webHidden/>
-                <w:color w:val="000000"/>
-              </w:rPr>
-              <w:t>[RF013] REALIZAR O CADASTRO DE USUÁRIOS</w:t>
-              <w:tab/>
-              <w:t>10</w:t>
-            </w:r>
-          </w:hyperlink>
-        </w:p>
-        <w:p>
-          <w:pPr>
-            <w:pStyle w:val="Normal"/>
-            <w:widowControl w:val="false"/>
-            <w:tabs>
-              <w:tab w:val="clear" w:pos="720"/>
-              <w:tab w:val="right" w:pos="12000" w:leader="none"/>
-            </w:tabs>
-            <w:spacing w:lineRule="auto" w:line="240" w:before="60" w:after="0"/>
-            <w:ind w:start="360"/>
-            <w:rPr>
-              <w:color w:val="000000"/>
-            </w:rPr>
-          </w:pPr>
-          <w:hyperlink w:anchor="_4zfce6eeik9p">
-            <w:r>
-              <w:rPr>
-                <w:rStyle w:val="Vnculodendice"/>
-                <w:webHidden/>
-                <w:color w:val="000000"/>
-              </w:rPr>
-              <w:t>[RF014] CRUD DE SUGESTÕES DE MATERIAIS</w:t>
-              <w:tab/>
-              <w:t>10</w:t>
-            </w:r>
-          </w:hyperlink>
-        </w:p>
-        <w:p>
-          <w:pPr>
-            <w:pStyle w:val="Normal"/>
-            <w:widowControl w:val="false"/>
-            <w:tabs>
-              <w:tab w:val="clear" w:pos="720"/>
-              <w:tab w:val="right" w:pos="12000" w:leader="none"/>
-            </w:tabs>
-            <w:spacing w:lineRule="auto" w:line="240" w:before="60" w:after="0"/>
-            <w:ind w:start="360"/>
-            <w:rPr>
-              <w:color w:val="000000"/>
-            </w:rPr>
-          </w:pPr>
-          <w:hyperlink w:anchor="_uyimw4v4x0ac">
-            <w:r>
-              <w:rPr>
-                <w:rStyle w:val="Vnculodendice"/>
-                <w:webHidden/>
-                <w:color w:val="000000"/>
-              </w:rPr>
-              <w:t>[RF015] CRUD DE ETIQUETAS DE LOMBADA COM CÓDIGO DE BARRAS PARA OS MATERIAIS</w:t>
-              <w:tab/>
-              <w:t>11</w:t>
-            </w:r>
-          </w:hyperlink>
-        </w:p>
-        <w:p>
-          <w:pPr>
-            <w:pStyle w:val="Normal"/>
-            <w:widowControl w:val="false"/>
-            <w:tabs>
-              <w:tab w:val="clear" w:pos="720"/>
-              <w:tab w:val="right" w:pos="12000" w:leader="none"/>
-            </w:tabs>
-            <w:spacing w:lineRule="auto" w:line="240" w:before="60" w:after="0"/>
-            <w:ind w:start="360"/>
-            <w:rPr>
-              <w:color w:val="000000"/>
-            </w:rPr>
-          </w:pPr>
-          <w:hyperlink w:anchor="_zijuutn4i9hf">
-            <w:r>
-              <w:rPr>
-                <w:rStyle w:val="Vnculodendice"/>
-                <w:webHidden/>
-                <w:color w:val="000000"/>
-              </w:rPr>
-              <w:t>[RF016] CRUD DE MULTAS</w:t>
-              <w:tab/>
-              <w:t>11</w:t>
-            </w:r>
-          </w:hyperlink>
-        </w:p>
-        <w:p>
-          <w:pPr>
-            <w:pStyle w:val="Normal"/>
-            <w:widowControl w:val="false"/>
-            <w:tabs>
-              <w:tab w:val="clear" w:pos="720"/>
-              <w:tab w:val="right" w:pos="12000" w:leader="none"/>
-            </w:tabs>
-            <w:spacing w:lineRule="auto" w:line="240" w:before="60" w:after="0"/>
-            <w:ind w:start="360"/>
-            <w:rPr>
-              <w:color w:val="000000"/>
-            </w:rPr>
-          </w:pPr>
-          <w:hyperlink w:anchor="_qmxlac6vlit6">
-            <w:r>
-              <w:rPr>
-                <w:rStyle w:val="Vnculodendice"/>
-                <w:webHidden/>
-                <w:color w:val="000000"/>
-              </w:rPr>
-              <w:t>[RF017] CRUD DE EXEMPLARES DE TÍTULOS DE MATERIAIS</w:t>
-              <w:tab/>
-              <w:t>11</w:t>
-            </w:r>
-          </w:hyperlink>
-        </w:p>
-        <w:p>
-          <w:pPr>
-            <w:pStyle w:val="Normal"/>
-            <w:widowControl w:val="false"/>
-            <w:tabs>
-              <w:tab w:val="clear" w:pos="720"/>
-              <w:tab w:val="right" w:pos="12000" w:leader="none"/>
-            </w:tabs>
-            <w:spacing w:lineRule="auto" w:line="240" w:before="60" w:after="0"/>
-            <w:ind w:start="360"/>
-            <w:rPr>
-              <w:color w:val="000000"/>
-            </w:rPr>
-          </w:pPr>
-          <w:hyperlink w:anchor="_ek6hnrkw8f8p">
-            <w:r>
-              <w:rPr>
-                <w:rStyle w:val="Vnculodendice"/>
-                <w:webHidden/>
-                <w:color w:val="000000"/>
-              </w:rPr>
-              <w:t>[RF0018] CRUD DE FORNECEDORES</w:t>
-              <w:tab/>
-              <w:t>11</w:t>
-            </w:r>
-          </w:hyperlink>
-        </w:p>
-        <w:p>
-          <w:pPr>
-            <w:pStyle w:val="Normal"/>
-            <w:widowControl w:val="false"/>
-            <w:tabs>
-              <w:tab w:val="clear" w:pos="720"/>
-              <w:tab w:val="right" w:pos="12000" w:leader="none"/>
-            </w:tabs>
-            <w:spacing w:lineRule="auto" w:line="240" w:before="60" w:after="0"/>
-            <w:ind w:start="360"/>
-            <w:rPr>
-              <w:color w:val="000000"/>
-            </w:rPr>
-          </w:pPr>
-          <w:hyperlink w:anchor="_ffjmvvsdpcv4">
-            <w:r>
-              <w:rPr>
-                <w:rStyle w:val="Vnculodendice"/>
-                <w:webHidden/>
-                <w:color w:val="000000"/>
-              </w:rPr>
-              <w:t>[RF019] CRUD DE TÍTULOS</w:t>
-              <w:tab/>
-              <w:t>11</w:t>
-            </w:r>
-          </w:hyperlink>
-        </w:p>
-        <w:p>
-          <w:pPr>
-            <w:pStyle w:val="Normal"/>
-            <w:widowControl w:val="false"/>
-            <w:tabs>
-              <w:tab w:val="clear" w:pos="720"/>
-              <w:tab w:val="right" w:pos="12000" w:leader="none"/>
-            </w:tabs>
-            <w:spacing w:lineRule="auto" w:line="240" w:before="60" w:after="0"/>
-            <w:ind w:start="360"/>
-            <w:rPr>
-              <w:color w:val="000000"/>
-            </w:rPr>
-          </w:pPr>
-          <w:hyperlink w:anchor="_1glwc6uhfglv">
-            <w:r>
-              <w:rPr>
-                <w:rStyle w:val="Vnculodendice"/>
-                <w:webHidden/>
-                <w:color w:val="000000"/>
-              </w:rPr>
-              <w:t>[RF020] VERIFICAR REGULAMENTO DA BIBLIOTECA</w:t>
-              <w:tab/>
-              <w:t>11</w:t>
-            </w:r>
-          </w:hyperlink>
-        </w:p>
-        <w:p>
-          <w:pPr>
-            <w:pStyle w:val="Normal"/>
-            <w:widowControl w:val="false"/>
-            <w:tabs>
-              <w:tab w:val="clear" w:pos="720"/>
-              <w:tab w:val="right" w:pos="12000" w:leader="none"/>
-            </w:tabs>
-            <w:spacing w:lineRule="auto" w:line="240" w:before="60" w:after="0"/>
-            <w:ind w:start="360"/>
-            <w:rPr>
-              <w:color w:val="000000"/>
-            </w:rPr>
-          </w:pPr>
-          <w:hyperlink w:anchor="_5awcrfcp9ooy">
-            <w:r>
-              <w:rPr>
-                <w:rStyle w:val="Vnculodendice"/>
-                <w:webHidden/>
-                <w:color w:val="000000"/>
-              </w:rPr>
-              <w:t>[RF021] VERIFICAR REGULAMENTO DA CIRCULAÇÃO DE MATERIAIS</w:t>
-              <w:tab/>
-              <w:t>12</w:t>
-            </w:r>
-          </w:hyperlink>
-        </w:p>
-        <w:p>
-          <w:pPr>
-            <w:pStyle w:val="Normal"/>
-            <w:widowControl w:val="false"/>
-            <w:tabs>
-              <w:tab w:val="clear" w:pos="720"/>
-              <w:tab w:val="right" w:pos="12000" w:leader="none"/>
-            </w:tabs>
-            <w:spacing w:lineRule="auto" w:line="240" w:before="60" w:after="0"/>
-            <w:ind w:start="360"/>
-            <w:rPr>
-              <w:color w:val="000000"/>
-            </w:rPr>
-          </w:pPr>
-          <w:hyperlink w:anchor="_86nkv9biidfw">
-            <w:r>
-              <w:rPr>
-                <w:rStyle w:val="Vnculodendice"/>
-                <w:webHidden/>
-                <w:color w:val="000000"/>
-              </w:rPr>
-              <w:t>[RF022] IMPORTAR DADOS ATRAVÉS DE UM TEXTO EM UM FORMATO / PADRÃO PRÉ-DEFINIDO PARA CADASTRAR MATERIAIS (EXTRA)</w:t>
-              <w:tab/>
-              <w:t>12</w:t>
-            </w:r>
-          </w:hyperlink>
-        </w:p>
-        <w:p>
-          <w:pPr>
-            <w:pStyle w:val="Normal"/>
-            <w:widowControl w:val="false"/>
-            <w:tabs>
-              <w:tab w:val="clear" w:pos="720"/>
-              <w:tab w:val="right" w:pos="12000" w:leader="none"/>
-            </w:tabs>
-            <w:spacing w:lineRule="auto" w:line="240" w:before="60" w:after="0"/>
-            <w:rPr>
-              <w:b/>
-              <w:bCs/>
-              <w:color w:val="000000"/>
-            </w:rPr>
-          </w:pPr>
-          <w:hyperlink w:anchor="_3rx9fnebr9o">
-            <w:r>
-              <w:rPr>
-                <w:rStyle w:val="Vnculodendice"/>
-                <w:b/>
-                <w:bCs/>
-                <w:webHidden/>
-                <w:color w:val="000000"/>
-              </w:rPr>
-              <w:t>REQUISITOS NÃO FUNCIONAIS</w:t>
-              <w:tab/>
-              <w:t>12</w:t>
-            </w:r>
-          </w:hyperlink>
-        </w:p>
-        <w:p>
-          <w:pPr>
-            <w:pStyle w:val="Normal"/>
-            <w:widowControl w:val="false"/>
-            <w:tabs>
-              <w:tab w:val="clear" w:pos="720"/>
-              <w:tab w:val="right" w:pos="12000" w:leader="none"/>
-            </w:tabs>
-            <w:spacing w:lineRule="auto" w:line="240" w:before="60" w:after="0"/>
-            <w:ind w:start="360"/>
-            <w:rPr>
-              <w:color w:val="000000"/>
-            </w:rPr>
-          </w:pPr>
-          <w:hyperlink w:anchor="_z5oj9nm304lg">
-            <w:r>
-              <w:rPr>
-                <w:rStyle w:val="Vnculodendice"/>
-                <w:webHidden/>
-                <w:color w:val="000000"/>
-              </w:rPr>
-              <w:t>USABILIDADE</w:t>
-              <w:tab/>
-              <w:t>12</w:t>
-            </w:r>
-          </w:hyperlink>
-        </w:p>
-        <w:p>
-          <w:pPr>
-            <w:pStyle w:val="Normal"/>
-            <w:widowControl w:val="false"/>
-            <w:tabs>
-              <w:tab w:val="clear" w:pos="720"/>
-              <w:tab w:val="right" w:pos="12000" w:leader="none"/>
-            </w:tabs>
-            <w:spacing w:lineRule="auto" w:line="240" w:before="60" w:after="0"/>
-            <w:ind w:start="720"/>
-            <w:rPr>
-              <w:color w:val="000000"/>
-            </w:rPr>
-          </w:pPr>
-          <w:hyperlink w:anchor="_jb0hoqapagtn">
-            <w:r>
-              <w:rPr>
-                <w:rStyle w:val="Vnculodendice"/>
-                <w:webHidden/>
-                <w:color w:val="000000"/>
-              </w:rPr>
-              <w:t>[NF001] INTERFACE AMIGÁVEL</w:t>
-              <w:tab/>
-              <w:t>12</w:t>
-            </w:r>
-          </w:hyperlink>
-        </w:p>
-        <w:p>
-          <w:pPr>
-            <w:pStyle w:val="Normal"/>
-            <w:widowControl w:val="false"/>
-            <w:tabs>
-              <w:tab w:val="clear" w:pos="720"/>
-              <w:tab w:val="right" w:pos="12000" w:leader="none"/>
-            </w:tabs>
-            <w:spacing w:lineRule="auto" w:line="240" w:before="60" w:after="0"/>
-            <w:ind w:start="720"/>
-            <w:rPr>
-              <w:color w:val="000000"/>
-            </w:rPr>
-          </w:pPr>
-          <w:hyperlink w:anchor="_go9fep9mk64q">
-            <w:r>
-              <w:rPr>
-                <w:rStyle w:val="Vnculodendice"/>
-                <w:webHidden/>
-                <w:color w:val="000000"/>
-              </w:rPr>
-              <w:t>[NF002] COMPONENTES WEB</w:t>
-              <w:tab/>
-              <w:t>12</w:t>
-            </w:r>
-          </w:hyperlink>
-        </w:p>
-        <w:p>
-          <w:pPr>
-            <w:pStyle w:val="Normal"/>
-            <w:widowControl w:val="false"/>
-            <w:tabs>
-              <w:tab w:val="clear" w:pos="720"/>
-              <w:tab w:val="right" w:pos="12000" w:leader="none"/>
-            </w:tabs>
-            <w:spacing w:lineRule="auto" w:line="240" w:before="60" w:after="0"/>
-            <w:ind w:start="360"/>
-            <w:rPr>
-              <w:color w:val="000000"/>
-            </w:rPr>
-          </w:pPr>
-          <w:hyperlink w:anchor="_pdfnnhc5oh1q">
-            <w:r>
-              <w:rPr>
-                <w:rStyle w:val="Vnculodendice"/>
-                <w:webHidden/>
-                <w:color w:val="000000"/>
-              </w:rPr>
-              <w:t>SEGURANÇA</w:t>
+              <w:t>INTRODUÇÃO</w:t>
               <w:tab/>
               <w:t>13</w:t>
             </w:r>
@@ -2427,26 +1125,20 @@
         </w:p>
         <w:p>
           <w:pPr>
-            <w:pStyle w:val="Normal"/>
-            <w:widowControl w:val="false"/>
+            <w:pStyle w:val="TOC1"/>
             <w:tabs>
-              <w:tab w:val="clear" w:pos="720"/>
-              <w:tab w:val="right" w:pos="12000" w:leader="none"/>
+              <w:tab w:val="clear" w:pos="9026"/>
+              <w:tab w:val="right" w:pos="9025" w:leader="dot"/>
             </w:tabs>
-            <w:spacing w:lineRule="auto" w:line="240" w:before="60" w:after="0"/>
-            <w:ind w:start="720"/>
-            <w:rPr>
-              <w:color w:val="000000"/>
-            </w:rPr>
+            <w:rPr/>
           </w:pPr>
-          <w:hyperlink w:anchor="_mhi068djg5ly">
+          <w:hyperlink w:anchor="__RefHeading___Toc2266_1613212972" w:tooltip="INTRODUÇÃO">
             <w:r>
               <w:rPr>
                 <w:rStyle w:val="Vnculodendice"/>
                 <w:webHidden/>
-                <w:color w:val="000000"/>
               </w:rPr>
-              <w:t>[NF003] SEGURANÇA DOS DADOS</w:t>
+              <w:t>INTRODUÇÃO</w:t>
               <w:tab/>
               <w:t>13</w:t>
             </w:r>
@@ -2454,26 +1146,20 @@
         </w:p>
         <w:p>
           <w:pPr>
-            <w:pStyle w:val="Normal"/>
-            <w:widowControl w:val="false"/>
+            <w:pStyle w:val="TOC2"/>
             <w:tabs>
-              <w:tab w:val="clear" w:pos="720"/>
-              <w:tab w:val="right" w:pos="12000" w:leader="none"/>
+              <w:tab w:val="clear" w:pos="8743"/>
+              <w:tab w:val="right" w:pos="9025" w:leader="dot"/>
             </w:tabs>
-            <w:spacing w:lineRule="auto" w:line="240" w:before="60" w:after="0"/>
-            <w:ind w:start="720"/>
-            <w:rPr>
-              <w:color w:val="000000"/>
-            </w:rPr>
+            <w:rPr/>
           </w:pPr>
-          <w:hyperlink w:anchor="_83qdb0zb3m09">
+          <w:hyperlink w:anchor="__RefHeading___Toc2268_1613212972" w:tooltip="VISÃO GERAL DO DOCUMENTO">
             <w:r>
               <w:rPr>
                 <w:rStyle w:val="Vnculodendice"/>
                 <w:webHidden/>
-                <w:color w:val="000000"/>
               </w:rPr>
-              <w:t>[NF004] GARANTIA DA DISTRIBUIÇÃO DE FUNCIONALIDADES POR TIPO DE USUÁRIO ATRAVÉS DO LOGIN</w:t>
+              <w:t>VISÃO GERAL DO DOCUMENTO</w:t>
               <w:tab/>
               <w:t>13</w:t>
             </w:r>
@@ -2481,26 +1167,20 @@
         </w:p>
         <w:p>
           <w:pPr>
-            <w:pStyle w:val="Normal"/>
-            <w:widowControl w:val="false"/>
+            <w:pStyle w:val="TOC2"/>
             <w:tabs>
-              <w:tab w:val="clear" w:pos="720"/>
-              <w:tab w:val="right" w:pos="12000" w:leader="none"/>
+              <w:tab w:val="clear" w:pos="8743"/>
+              <w:tab w:val="right" w:pos="9025" w:leader="dot"/>
             </w:tabs>
-            <w:spacing w:lineRule="auto" w:line="240" w:before="60" w:after="0"/>
-            <w:ind w:start="720"/>
-            <w:rPr>
-              <w:color w:val="000000"/>
-            </w:rPr>
+            <w:rPr/>
           </w:pPr>
-          <w:hyperlink w:anchor="_85fb6rwflqpc">
+          <w:hyperlink w:anchor="__RefHeading___Toc2268_1613212972" w:tooltip="VISÃO GERAL DO DOCUMENTO">
             <w:r>
               <w:rPr>
                 <w:rStyle w:val="Vnculodendice"/>
                 <w:webHidden/>
-                <w:color w:val="000000"/>
               </w:rPr>
-              <w:t>[NF005] GARANTIA DO LOGIN</w:t>
+              <w:t>VISÃO GERAL DO DOCUMENTO</w:t>
               <w:tab/>
               <w:t>13</w:t>
             </w:r>
@@ -2508,137 +1188,20 @@
         </w:p>
         <w:p>
           <w:pPr>
-            <w:pStyle w:val="Normal"/>
-            <w:widowControl w:val="false"/>
+            <w:pStyle w:val="TOC2"/>
             <w:tabs>
-              <w:tab w:val="clear" w:pos="720"/>
-              <w:tab w:val="right" w:pos="12000" w:leader="none"/>
+              <w:tab w:val="clear" w:pos="8743"/>
+              <w:tab w:val="right" w:pos="9025" w:leader="dot"/>
             </w:tabs>
-            <w:spacing w:lineRule="auto" w:line="240" w:before="60" w:after="0"/>
-            <w:ind w:start="360"/>
-            <w:rPr>
-              <w:color w:val="000000"/>
-            </w:rPr>
+            <w:rPr/>
           </w:pPr>
-          <w:hyperlink w:anchor="_d9gwxrspx32">
+          <w:hyperlink w:anchor="__RefHeading___Toc2270_1613212972" w:tooltip="CONVENÇÕES, TERMOS E ABREVIAÇÕES">
             <w:r>
               <w:rPr>
                 <w:rStyle w:val="Vnculodendice"/>
                 <w:webHidden/>
-                <w:color w:val="000000"/>
               </w:rPr>
-              <w:t>SOFTWARE</w:t>
-              <w:tab/>
-              <w:t>13</w:t>
-            </w:r>
-          </w:hyperlink>
-        </w:p>
-        <w:p>
-          <w:pPr>
-            <w:pStyle w:val="Normal"/>
-            <w:widowControl w:val="false"/>
-            <w:tabs>
-              <w:tab w:val="clear" w:pos="720"/>
-              <w:tab w:val="right" w:pos="12000" w:leader="none"/>
-            </w:tabs>
-            <w:spacing w:lineRule="auto" w:line="240" w:before="60" w:after="0"/>
-            <w:ind w:start="720"/>
-            <w:rPr>
-              <w:color w:val="000000"/>
-            </w:rPr>
-          </w:pPr>
-          <w:hyperlink w:anchor="_7jr1wn5xapnd">
-            <w:r>
-              <w:rPr>
-                <w:rStyle w:val="Vnculodendice"/>
-                <w:webHidden/>
-                <w:color w:val="000000"/>
-              </w:rPr>
-              <w:t>[NF005] BANCO DE DADOS ONLINE</w:t>
-              <w:tab/>
-              <w:t>13</w:t>
-            </w:r>
-          </w:hyperlink>
-        </w:p>
-        <w:p>
-          <w:pPr>
-            <w:pStyle w:val="Normal"/>
-            <w:widowControl w:val="false"/>
-            <w:tabs>
-              <w:tab w:val="clear" w:pos="720"/>
-              <w:tab w:val="right" w:pos="12000" w:leader="none"/>
-            </w:tabs>
-            <w:spacing w:lineRule="auto" w:line="240" w:before="60" w:after="0"/>
-            <w:ind w:start="360"/>
-            <w:rPr>
-              <w:color w:val="000000"/>
-            </w:rPr>
-          </w:pPr>
-          <w:hyperlink w:anchor="_p2fmc274em60">
-            <w:r>
-              <w:rPr>
-                <w:rStyle w:val="Vnculodendice"/>
-                <w:webHidden/>
-                <w:color w:val="000000"/>
-              </w:rPr>
-              <w:t>DESEMPENHO</w:t>
-              <w:tab/>
-              <w:t>13</w:t>
-            </w:r>
-          </w:hyperlink>
-        </w:p>
-        <w:p>
-          <w:pPr>
-            <w:pStyle w:val="Normal"/>
-            <w:widowControl w:val="false"/>
-            <w:tabs>
-              <w:tab w:val="clear" w:pos="720"/>
-              <w:tab w:val="right" w:pos="12000" w:leader="none"/>
-            </w:tabs>
-            <w:spacing w:lineRule="auto" w:line="240" w:before="60" w:after="0"/>
-            <w:ind w:start="720"/>
-            <w:rPr>
-              <w:color w:val="000000"/>
-            </w:rPr>
-          </w:pPr>
-          <w:hyperlink w:anchor="_or2dn8o5d4gy">
-            <w:r>
-              <w:rPr>
-                <w:rStyle w:val="Vnculodendice"/>
-                <w:webHidden/>
-                <w:color w:val="000000"/>
-              </w:rPr>
-              <w:t>[NF006] AGILIDADE NA EXECUÇÃO DAS OPERAÇÕES</w:t>
-              <w:tab/>
-              <w:t>13</w:t>
-            </w:r>
-          </w:hyperlink>
-        </w:p>
-        <w:p>
-          <w:pPr>
-            <w:pStyle w:val="Normal"/>
-            <w:widowControl w:val="false"/>
-            <w:tabs>
-              <w:tab w:val="clear" w:pos="720"/>
-              <w:tab w:val="right" w:pos="12000" w:leader="none"/>
-            </w:tabs>
-            <w:spacing w:lineRule="auto" w:line="240" w:before="60" w:after="0"/>
-            <w:rPr>
-              <w:b/>
-              <w:bCs/>
-              <w:color w:val="000000"/>
-            </w:rPr>
-          </w:pPr>
-          <w:hyperlink w:anchor="_jkcib5x26fhq">
-            <w:r>
-              <w:rPr>
-                <w:rStyle w:val="Vnculodendice"/>
-                <w:b/>
-                <w:bCs/>
-                <w:webHidden/>
-                <w:color w:val="000000"/>
-              </w:rPr>
-              <w:t>DISTRIBUIÇÃO DOS REQUISITOS</w:t>
+              <w:t>CONVENÇÕES, TERMOS E ABREVIAÇÕES</w:t>
               <w:tab/>
               <w:t>14</w:t>
             </w:r>
@@ -2646,26 +1209,20 @@
         </w:p>
         <w:p>
           <w:pPr>
-            <w:pStyle w:val="Normal"/>
-            <w:widowControl w:val="false"/>
+            <w:pStyle w:val="TOC2"/>
             <w:tabs>
-              <w:tab w:val="clear" w:pos="720"/>
-              <w:tab w:val="right" w:pos="12000" w:leader="none"/>
+              <w:tab w:val="clear" w:pos="8743"/>
+              <w:tab w:val="right" w:pos="9025" w:leader="dot"/>
             </w:tabs>
-            <w:spacing w:lineRule="auto" w:line="240" w:before="60" w:after="0"/>
-            <w:ind w:start="360"/>
-            <w:rPr>
-              <w:color w:val="000000"/>
-            </w:rPr>
+            <w:rPr/>
           </w:pPr>
-          <w:hyperlink w:anchor="_l6ps2dkai5k9">
+          <w:hyperlink w:anchor="__RefHeading___Toc2270_1613212972" w:tooltip="CONVENÇÕES, TERMOS E ABREVIAÇÕES">
             <w:r>
               <w:rPr>
                 <w:rStyle w:val="Vnculodendice"/>
                 <w:webHidden/>
-                <w:color w:val="000000"/>
               </w:rPr>
-              <w:t>USUÁRIO COMUM</w:t>
+              <w:t>CONVENÇÕES, TERMOS E ABREVIAÇÕES</w:t>
               <w:tab/>
               <w:t>14</w:t>
             </w:r>
@@ -2673,26 +1230,20 @@
         </w:p>
         <w:p>
           <w:pPr>
-            <w:pStyle w:val="Normal"/>
-            <w:widowControl w:val="false"/>
+            <w:pStyle w:val="TOC3"/>
             <w:tabs>
-              <w:tab w:val="clear" w:pos="720"/>
-              <w:tab w:val="right" w:pos="12000" w:leader="none"/>
+              <w:tab w:val="clear" w:pos="8459"/>
+              <w:tab w:val="right" w:pos="9025" w:leader="dot"/>
             </w:tabs>
-            <w:spacing w:lineRule="auto" w:line="240" w:before="60" w:after="0"/>
-            <w:ind w:start="360"/>
-            <w:rPr>
-              <w:color w:val="000000"/>
-            </w:rPr>
+            <w:rPr/>
           </w:pPr>
-          <w:hyperlink w:anchor="_g9w4zbgwe6ue">
+          <w:hyperlink w:anchor="__RefHeading___Toc2272_1613212972" w:tooltip="IDENTIFICAÇÃO DOS REQUISITOS">
             <w:r>
               <w:rPr>
                 <w:rStyle w:val="Vnculodendice"/>
                 <w:webHidden/>
-                <w:color w:val="000000"/>
               </w:rPr>
-              <w:t>FUNCIONÁRIO</w:t>
+              <w:t>IDENTIFICAÇÃO DOS REQUISITOS</w:t>
               <w:tab/>
               <w:t>14</w:t>
             </w:r>
@@ -2700,34 +1251,4185 @@
         </w:p>
         <w:p>
           <w:pPr>
-            <w:pStyle w:val="Normal"/>
-            <w:widowControl w:val="false"/>
+            <w:pStyle w:val="TOC3"/>
             <w:tabs>
-              <w:tab w:val="clear" w:pos="720"/>
-              <w:tab w:val="right" w:pos="12000" w:leader="none"/>
+              <w:tab w:val="clear" w:pos="8459"/>
+              <w:tab w:val="right" w:pos="9025" w:leader="dot"/>
             </w:tabs>
-            <w:spacing w:lineRule="auto" w:line="240" w:before="60" w:after="0"/>
-            <w:ind w:start="360"/>
-            <w:rPr>
-              <w:color w:val="000000"/>
-            </w:rPr>
+            <w:rPr/>
           </w:pPr>
-          <w:hyperlink w:anchor="_llgdu5uq238b">
+          <w:hyperlink w:anchor="__RefHeading___Toc2272_1613212972" w:tooltip="IDENTIFICAÇÃO DOS REQUISITOS">
             <w:r>
               <w:rPr>
                 <w:rStyle w:val="Vnculodendice"/>
                 <w:webHidden/>
-                <w:color w:val="000000"/>
               </w:rPr>
-              <w:t>USUÁRIO ADMINISTRADOR</w:t>
+              <w:t>IDENTIFICAÇÃO DOS REQUISITOS</w:t>
               <w:tab/>
               <w:t>14</w:t>
+            </w:r>
+          </w:hyperlink>
+        </w:p>
+        <w:p>
+          <w:pPr>
+            <w:pStyle w:val="TOC1"/>
+            <w:tabs>
+              <w:tab w:val="clear" w:pos="9026"/>
+              <w:tab w:val="right" w:pos="9025" w:leader="dot"/>
+            </w:tabs>
+            <w:rPr/>
+          </w:pPr>
+          <w:hyperlink w:anchor="__RefHeading___Toc2274_1613212972" w:tooltip="DESCRIÇÃO GERAL DO SISTEMA">
+            <w:r>
+              <w:rPr>
+                <w:rStyle w:val="Vnculodendice"/>
+                <w:webHidden/>
+              </w:rPr>
+              <w:t>DESCRIÇÃO GERAL DO SISTEMA</w:t>
+              <w:tab/>
+              <w:t>14</w:t>
+            </w:r>
+          </w:hyperlink>
+        </w:p>
+        <w:p>
+          <w:pPr>
+            <w:pStyle w:val="TOC1"/>
+            <w:tabs>
+              <w:tab w:val="clear" w:pos="9026"/>
+              <w:tab w:val="right" w:pos="9025" w:leader="dot"/>
+            </w:tabs>
+            <w:rPr/>
+          </w:pPr>
+          <w:hyperlink w:anchor="__RefHeading___Toc2274_1613212972" w:tooltip="DESCRIÇÃO GERAL DO SISTEMA">
+            <w:r>
+              <w:rPr>
+                <w:rStyle w:val="Vnculodendice"/>
+                <w:webHidden/>
+              </w:rPr>
+              <w:t>DESCRIÇÃO GERAL DO SISTEMA</w:t>
+              <w:tab/>
+              <w:t>14</w:t>
+            </w:r>
+          </w:hyperlink>
+        </w:p>
+        <w:p>
+          <w:pPr>
+            <w:pStyle w:val="TOC2"/>
+            <w:tabs>
+              <w:tab w:val="clear" w:pos="8743"/>
+              <w:tab w:val="right" w:pos="9025" w:leader="dot"/>
+            </w:tabs>
+            <w:rPr/>
+          </w:pPr>
+          <w:hyperlink w:anchor="__RefHeading___Toc2276_1613212972" w:tooltip="CLIENTE">
+            <w:r>
+              <w:rPr>
+                <w:rStyle w:val="Vnculodendice"/>
+                <w:webHidden/>
+              </w:rPr>
+              <w:t>CLIENTE</w:t>
+              <w:tab/>
+              <w:t>15</w:t>
+            </w:r>
+          </w:hyperlink>
+        </w:p>
+        <w:p>
+          <w:pPr>
+            <w:pStyle w:val="TOC2"/>
+            <w:tabs>
+              <w:tab w:val="clear" w:pos="8743"/>
+              <w:tab w:val="right" w:pos="9025" w:leader="dot"/>
+            </w:tabs>
+            <w:rPr/>
+          </w:pPr>
+          <w:hyperlink w:anchor="__RefHeading___Toc2276_1613212972" w:tooltip="CLIENTE">
+            <w:r>
+              <w:rPr>
+                <w:rStyle w:val="Vnculodendice"/>
+                <w:webHidden/>
+              </w:rPr>
+              <w:t>CLIENTE</w:t>
+              <w:tab/>
+              <w:t>15</w:t>
+            </w:r>
+          </w:hyperlink>
+        </w:p>
+        <w:p>
+          <w:pPr>
+            <w:pStyle w:val="TOC2"/>
+            <w:tabs>
+              <w:tab w:val="clear" w:pos="8743"/>
+              <w:tab w:val="right" w:pos="9025" w:leader="dot"/>
+            </w:tabs>
+            <w:rPr/>
+          </w:pPr>
+          <w:hyperlink w:anchor="__RefHeading___Toc2278_1613212972" w:tooltip="USUÁRIO">
+            <w:r>
+              <w:rPr>
+                <w:rStyle w:val="Vnculodendice"/>
+                <w:webHidden/>
+              </w:rPr>
+              <w:t>USUÁRIO</w:t>
+              <w:tab/>
+              <w:t>15</w:t>
+            </w:r>
+          </w:hyperlink>
+        </w:p>
+        <w:p>
+          <w:pPr>
+            <w:pStyle w:val="TOC2"/>
+            <w:tabs>
+              <w:tab w:val="clear" w:pos="8743"/>
+              <w:tab w:val="right" w:pos="9025" w:leader="dot"/>
+            </w:tabs>
+            <w:rPr/>
+          </w:pPr>
+          <w:hyperlink w:anchor="__RefHeading___Toc2278_1613212972" w:tooltip="USUÁRIO">
+            <w:r>
+              <w:rPr>
+                <w:rStyle w:val="Vnculodendice"/>
+                <w:webHidden/>
+              </w:rPr>
+              <w:t>USUÁRIO</w:t>
+              <w:tab/>
+              <w:t>15</w:t>
+            </w:r>
+          </w:hyperlink>
+        </w:p>
+        <w:p>
+          <w:pPr>
+            <w:pStyle w:val="TOC2"/>
+            <w:tabs>
+              <w:tab w:val="clear" w:pos="8743"/>
+              <w:tab w:val="right" w:pos="9025" w:leader="dot"/>
+            </w:tabs>
+            <w:rPr/>
+          </w:pPr>
+          <w:hyperlink w:anchor="__RefHeading___Toc2280_1613212972" w:tooltip="VISÃO GERAL DO SISTEMA">
+            <w:r>
+              <w:rPr>
+                <w:rStyle w:val="Vnculodendice"/>
+                <w:webHidden/>
+              </w:rPr>
+              <w:t>VISÃO GERAL DO SISTEMA</w:t>
+              <w:tab/>
+              <w:t>15</w:t>
+            </w:r>
+          </w:hyperlink>
+        </w:p>
+        <w:p>
+          <w:pPr>
+            <w:pStyle w:val="TOC2"/>
+            <w:tabs>
+              <w:tab w:val="clear" w:pos="8743"/>
+              <w:tab w:val="right" w:pos="9025" w:leader="dot"/>
+            </w:tabs>
+            <w:rPr/>
+          </w:pPr>
+          <w:hyperlink w:anchor="__RefHeading___Toc2280_1613212972" w:tooltip="VISÃO GERAL DO SISTEMA">
+            <w:r>
+              <w:rPr>
+                <w:rStyle w:val="Vnculodendice"/>
+                <w:webHidden/>
+              </w:rPr>
+              <w:t>VISÃO GERAL DO SISTEMA</w:t>
+              <w:tab/>
+              <w:t>15</w:t>
+            </w:r>
+          </w:hyperlink>
+        </w:p>
+        <w:p>
+          <w:pPr>
+            <w:pStyle w:val="TOC1"/>
+            <w:tabs>
+              <w:tab w:val="clear" w:pos="9026"/>
+              <w:tab w:val="right" w:pos="9025" w:leader="dot"/>
+            </w:tabs>
+            <w:rPr/>
+          </w:pPr>
+          <w:hyperlink w:anchor="__RefHeading___Toc2282_1613212972" w:tooltip="REQUISITOS FUNCIONAIS">
+            <w:r>
+              <w:rPr>
+                <w:rStyle w:val="Vnculodendice"/>
+                <w:webHidden/>
+              </w:rPr>
+              <w:t>REQUISITOS FUNCIONAIS</w:t>
+              <w:tab/>
+              <w:t>16</w:t>
+            </w:r>
+          </w:hyperlink>
+        </w:p>
+        <w:p>
+          <w:pPr>
+            <w:pStyle w:val="TOC1"/>
+            <w:tabs>
+              <w:tab w:val="clear" w:pos="9026"/>
+              <w:tab w:val="right" w:pos="9025" w:leader="dot"/>
+            </w:tabs>
+            <w:rPr/>
+          </w:pPr>
+          <w:hyperlink w:anchor="__RefHeading___Toc2282_1613212972" w:tooltip="REQUISITOS FUNCIONAIS">
+            <w:r>
+              <w:rPr>
+                <w:rStyle w:val="Vnculodendice"/>
+                <w:webHidden/>
+              </w:rPr>
+              <w:t>REQUISITOS FUNCIONAIS</w:t>
+              <w:tab/>
+              <w:t>16</w:t>
+            </w:r>
+          </w:hyperlink>
+        </w:p>
+        <w:p>
+          <w:pPr>
+            <w:pStyle w:val="TOC2"/>
+            <w:tabs>
+              <w:tab w:val="clear" w:pos="8743"/>
+              <w:tab w:val="right" w:pos="9025" w:leader="dot"/>
+            </w:tabs>
+            <w:rPr/>
+          </w:pPr>
+          <w:hyperlink w:anchor="__RefHeading___Toc2284_1613212972" w:tooltip="[RF001] EFETUAR LOGIN">
+            <w:r>
+              <w:rPr>
+                <w:rStyle w:val="Vnculodendice"/>
+                <w:webHidden/>
+              </w:rPr>
+              <w:t>[RF001] EFETUAR LOGIN</w:t>
+              <w:tab/>
+              <w:t>16</w:t>
+            </w:r>
+          </w:hyperlink>
+        </w:p>
+        <w:p>
+          <w:pPr>
+            <w:pStyle w:val="TOC2"/>
+            <w:tabs>
+              <w:tab w:val="clear" w:pos="8743"/>
+              <w:tab w:val="right" w:pos="9025" w:leader="dot"/>
+            </w:tabs>
+            <w:rPr/>
+          </w:pPr>
+          <w:hyperlink w:anchor="__RefHeading___Toc2284_1613212972" w:tooltip="[RF001] EFETUAR LOGIN">
+            <w:r>
+              <w:rPr>
+                <w:rStyle w:val="Vnculodendice"/>
+                <w:webHidden/>
+              </w:rPr>
+              <w:t>[RF001] EFETUAR LOGIN</w:t>
+              <w:tab/>
+              <w:t>16</w:t>
+            </w:r>
+          </w:hyperlink>
+        </w:p>
+        <w:p>
+          <w:pPr>
+            <w:pStyle w:val="TOC2"/>
+            <w:tabs>
+              <w:tab w:val="clear" w:pos="8743"/>
+              <w:tab w:val="right" w:pos="9025" w:leader="dot"/>
+            </w:tabs>
+            <w:rPr/>
+          </w:pPr>
+          <w:hyperlink w:anchor="__RefHeading___Toc2286_1613212972" w:tooltip="[RF002] ATIVAR OU DESATIVAR FUNCIONALIDADES">
+            <w:r>
+              <w:rPr>
+                <w:rStyle w:val="Vnculodendice"/>
+                <w:webHidden/>
+              </w:rPr>
+              <w:t>[RF002] ATIVAR OU DESATIVAR FUNCIONALIDADES</w:t>
+              <w:tab/>
+              <w:t>16</w:t>
+            </w:r>
+          </w:hyperlink>
+        </w:p>
+        <w:p>
+          <w:pPr>
+            <w:pStyle w:val="TOC2"/>
+            <w:tabs>
+              <w:tab w:val="clear" w:pos="8743"/>
+              <w:tab w:val="right" w:pos="9025" w:leader="dot"/>
+            </w:tabs>
+            <w:rPr/>
+          </w:pPr>
+          <w:hyperlink w:anchor="__RefHeading___Toc2286_1613212972" w:tooltip="[RF002] ATIVAR OU DESATIVAR FUNCIONALIDADES">
+            <w:r>
+              <w:rPr>
+                <w:rStyle w:val="Vnculodendice"/>
+                <w:webHidden/>
+              </w:rPr>
+              <w:t>[RF002] ATIVAR OU DESATIVAR FUNCIONALIDADES</w:t>
+              <w:tab/>
+              <w:t>16</w:t>
+            </w:r>
+          </w:hyperlink>
+        </w:p>
+        <w:p>
+          <w:pPr>
+            <w:pStyle w:val="TOC2"/>
+            <w:tabs>
+              <w:tab w:val="clear" w:pos="8743"/>
+              <w:tab w:val="right" w:pos="9025" w:leader="dot"/>
+            </w:tabs>
+            <w:rPr/>
+          </w:pPr>
+          <w:hyperlink w:anchor="__RefHeading___Toc2288_1613212972" w:tooltip="[RF003] CRUD DE MATERIAIS">
+            <w:r>
+              <w:rPr>
+                <w:rStyle w:val="Vnculodendice"/>
+                <w:webHidden/>
+              </w:rPr>
+              <w:t>[RF003] CRUD DE MATERIAIS</w:t>
+              <w:tab/>
+              <w:t>16</w:t>
+            </w:r>
+          </w:hyperlink>
+        </w:p>
+        <w:p>
+          <w:pPr>
+            <w:pStyle w:val="TOC2"/>
+            <w:tabs>
+              <w:tab w:val="clear" w:pos="8743"/>
+              <w:tab w:val="right" w:pos="9025" w:leader="dot"/>
+            </w:tabs>
+            <w:rPr/>
+          </w:pPr>
+          <w:hyperlink w:anchor="__RefHeading___Toc2288_1613212972" w:tooltip="[RF003] CRUD DE MATERIAIS">
+            <w:r>
+              <w:rPr>
+                <w:rStyle w:val="Vnculodendice"/>
+                <w:webHidden/>
+              </w:rPr>
+              <w:t>[RF003] CRUD DE MATERIAIS</w:t>
+              <w:tab/>
+              <w:t>16</w:t>
+            </w:r>
+          </w:hyperlink>
+        </w:p>
+        <w:p>
+          <w:pPr>
+            <w:pStyle w:val="TOC2"/>
+            <w:tabs>
+              <w:tab w:val="clear" w:pos="8743"/>
+              <w:tab w:val="right" w:pos="9025" w:leader="dot"/>
+            </w:tabs>
+            <w:rPr/>
+          </w:pPr>
+          <w:hyperlink w:anchor="__RefHeading___Toc2290_1613212972" w:tooltip="[RF004] CRUD DE EMPRÉSTIMOS DE MATERIAIS">
+            <w:r>
+              <w:rPr>
+                <w:rStyle w:val="Vnculodendice"/>
+                <w:webHidden/>
+              </w:rPr>
+              <w:t>[RF004] CRUD DE EMPRÉSTIMOS DE MATERIAIS</w:t>
+              <w:tab/>
+              <w:t>16</w:t>
+            </w:r>
+          </w:hyperlink>
+        </w:p>
+        <w:p>
+          <w:pPr>
+            <w:pStyle w:val="TOC2"/>
+            <w:tabs>
+              <w:tab w:val="clear" w:pos="8743"/>
+              <w:tab w:val="right" w:pos="9025" w:leader="dot"/>
+            </w:tabs>
+            <w:rPr/>
+          </w:pPr>
+          <w:hyperlink w:anchor="__RefHeading___Toc2290_1613212972" w:tooltip="[RF004] CRUD DE EMPRÉSTIMOS DE MATERIAIS">
+            <w:r>
+              <w:rPr>
+                <w:rStyle w:val="Vnculodendice"/>
+                <w:webHidden/>
+              </w:rPr>
+              <w:t>[RF004] CRUD DE EMPRÉSTIMOS DE MATERIAIS</w:t>
+              <w:tab/>
+              <w:t>16</w:t>
+            </w:r>
+          </w:hyperlink>
+        </w:p>
+        <w:p>
+          <w:pPr>
+            <w:pStyle w:val="TOC2"/>
+            <w:tabs>
+              <w:tab w:val="clear" w:pos="8743"/>
+              <w:tab w:val="right" w:pos="9025" w:leader="dot"/>
+            </w:tabs>
+            <w:rPr/>
+          </w:pPr>
+          <w:hyperlink w:anchor="__RefHeading___Toc2292_1613212972" w:tooltip="[RF005] CRUD DE RENOVAÇÕES DE EMPRÉSTIMOS DE MATERIAIS">
+            <w:r>
+              <w:rPr>
+                <w:rStyle w:val="Vnculodendice"/>
+                <w:webHidden/>
+              </w:rPr>
+              <w:t>[RF005] CRUD DE RENOVAÇÕES DE EMPRÉSTIMOS DE MATERIAIS</w:t>
+              <w:tab/>
+              <w:t>17</w:t>
+            </w:r>
+          </w:hyperlink>
+        </w:p>
+        <w:p>
+          <w:pPr>
+            <w:pStyle w:val="TOC2"/>
+            <w:tabs>
+              <w:tab w:val="clear" w:pos="8743"/>
+              <w:tab w:val="right" w:pos="9025" w:leader="dot"/>
+            </w:tabs>
+            <w:rPr/>
+          </w:pPr>
+          <w:hyperlink w:anchor="__RefHeading___Toc2292_1613212972" w:tooltip="[RF005] CRUD DE RENOVAÇÕES DE EMPRÉSTIMOS DE MATERIAIS">
+            <w:r>
+              <w:rPr>
+                <w:rStyle w:val="Vnculodendice"/>
+                <w:webHidden/>
+              </w:rPr>
+              <w:t>[RF005] CRUD DE RENOVAÇÕES DE EMPRÉSTIMOS DE MATERIAIS</w:t>
+              <w:tab/>
+              <w:t>17</w:t>
+            </w:r>
+          </w:hyperlink>
+        </w:p>
+        <w:p>
+          <w:pPr>
+            <w:pStyle w:val="TOC2"/>
+            <w:tabs>
+              <w:tab w:val="clear" w:pos="8743"/>
+              <w:tab w:val="right" w:pos="9025" w:leader="dot"/>
+            </w:tabs>
+            <w:rPr/>
+          </w:pPr>
+          <w:hyperlink w:anchor="__RefHeading___Toc2294_1613212972" w:tooltip="[RF006] CRUD DE DEVOLUÇÕES DE MATERIAIS">
+            <w:r>
+              <w:rPr>
+                <w:rStyle w:val="Vnculodendice"/>
+                <w:webHidden/>
+              </w:rPr>
+              <w:t>[RF006] CRUD DE DEVOLUÇÕES DE MATERIAIS</w:t>
+              <w:tab/>
+              <w:t>17</w:t>
+            </w:r>
+          </w:hyperlink>
+        </w:p>
+        <w:p>
+          <w:pPr>
+            <w:pStyle w:val="TOC2"/>
+            <w:tabs>
+              <w:tab w:val="clear" w:pos="8743"/>
+              <w:tab w:val="right" w:pos="9025" w:leader="dot"/>
+            </w:tabs>
+            <w:rPr/>
+          </w:pPr>
+          <w:hyperlink w:anchor="__RefHeading___Toc2294_1613212972" w:tooltip="[RF006] CRUD DE DEVOLUÇÕES DE MATERIAIS">
+            <w:r>
+              <w:rPr>
+                <w:rStyle w:val="Vnculodendice"/>
+                <w:webHidden/>
+              </w:rPr>
+              <w:t>[RF006] CRUD DE DEVOLUÇÕES DE MATERIAIS</w:t>
+              <w:tab/>
+              <w:t>17</w:t>
+            </w:r>
+          </w:hyperlink>
+        </w:p>
+        <w:p>
+          <w:pPr>
+            <w:pStyle w:val="TOC2"/>
+            <w:tabs>
+              <w:tab w:val="clear" w:pos="8743"/>
+              <w:tab w:val="right" w:pos="9025" w:leader="dot"/>
+            </w:tabs>
+            <w:rPr/>
+          </w:pPr>
+          <w:hyperlink w:anchor="__RefHeading___Toc2296_1613212972" w:tooltip="[RF007] CRUD DE RESERVAS DE MATERIAIS">
+            <w:r>
+              <w:rPr>
+                <w:rStyle w:val="Vnculodendice"/>
+                <w:webHidden/>
+              </w:rPr>
+              <w:t>[RF007] CRUD DE RESERVAS DE MATERIAIS</w:t>
+              <w:tab/>
+              <w:t>17</w:t>
+            </w:r>
+          </w:hyperlink>
+        </w:p>
+        <w:p>
+          <w:pPr>
+            <w:pStyle w:val="TOC2"/>
+            <w:tabs>
+              <w:tab w:val="clear" w:pos="8743"/>
+              <w:tab w:val="right" w:pos="9025" w:leader="dot"/>
+            </w:tabs>
+            <w:rPr/>
+          </w:pPr>
+          <w:hyperlink w:anchor="__RefHeading___Toc2296_1613212972" w:tooltip="[RF007] CRUD DE RESERVAS DE MATERIAIS">
+            <w:r>
+              <w:rPr>
+                <w:rStyle w:val="Vnculodendice"/>
+                <w:webHidden/>
+              </w:rPr>
+              <w:t>[RF007] CRUD DE RESERVAS DE MATERIAIS</w:t>
+              <w:tab/>
+              <w:t>17</w:t>
+            </w:r>
+          </w:hyperlink>
+        </w:p>
+        <w:p>
+          <w:pPr>
+            <w:pStyle w:val="TOC2"/>
+            <w:tabs>
+              <w:tab w:val="clear" w:pos="8743"/>
+              <w:tab w:val="right" w:pos="9025" w:leader="dot"/>
+            </w:tabs>
+            <w:rPr/>
+          </w:pPr>
+          <w:hyperlink w:anchor="__RefHeading___Toc2298_1613212972" w:tooltip="[RF008] CRUD DE CONSULTAS LOCAIS DE MATERIAIS">
+            <w:r>
+              <w:rPr>
+                <w:rStyle w:val="Vnculodendice"/>
+                <w:webHidden/>
+              </w:rPr>
+              <w:t>[RF008] CRUD DE CONSULTAS LOCAIS DE MATERIAIS</w:t>
+              <w:tab/>
+              <w:t>17</w:t>
+            </w:r>
+          </w:hyperlink>
+        </w:p>
+        <w:p>
+          <w:pPr>
+            <w:pStyle w:val="TOC2"/>
+            <w:tabs>
+              <w:tab w:val="clear" w:pos="8743"/>
+              <w:tab w:val="right" w:pos="9025" w:leader="dot"/>
+            </w:tabs>
+            <w:rPr/>
+          </w:pPr>
+          <w:hyperlink w:anchor="__RefHeading___Toc2298_1613212972" w:tooltip="[RF008] CRUD DE CONSULTAS LOCAIS DE MATERIAIS">
+            <w:r>
+              <w:rPr>
+                <w:rStyle w:val="Vnculodendice"/>
+                <w:webHidden/>
+              </w:rPr>
+              <w:t>[RF008] CRUD DE CONSULTAS LOCAIS DE MATERIAIS</w:t>
+              <w:tab/>
+              <w:t>17</w:t>
+            </w:r>
+          </w:hyperlink>
+        </w:p>
+        <w:p>
+          <w:pPr>
+            <w:pStyle w:val="TOC2"/>
+            <w:tabs>
+              <w:tab w:val="clear" w:pos="8743"/>
+              <w:tab w:val="right" w:pos="9025" w:leader="dot"/>
+            </w:tabs>
+            <w:rPr/>
+          </w:pPr>
+          <w:hyperlink w:anchor="__RefHeading___Toc2300_1613212972" w:tooltip="[RF009] VERIFICAR HISTÓRICO DE AÇÕES REALIZADAS POR USUÁRIOS">
+            <w:r>
+              <w:rPr>
+                <w:rStyle w:val="Vnculodendice"/>
+                <w:webHidden/>
+              </w:rPr>
+              <w:t>[RF009] VERIFICAR HISTÓRICO DE AÇÕES REALIZADAS POR USUÁRIOS</w:t>
+              <w:tab/>
+              <w:t>18</w:t>
+            </w:r>
+          </w:hyperlink>
+        </w:p>
+        <w:p>
+          <w:pPr>
+            <w:pStyle w:val="TOC2"/>
+            <w:tabs>
+              <w:tab w:val="clear" w:pos="8743"/>
+              <w:tab w:val="right" w:pos="9025" w:leader="dot"/>
+            </w:tabs>
+            <w:rPr/>
+          </w:pPr>
+          <w:hyperlink w:anchor="__RefHeading___Toc2300_1613212972" w:tooltip="[RF009] VERIFICAR HISTÓRICO DE AÇÕES REALIZADAS POR USUÁRIOS">
+            <w:r>
+              <w:rPr>
+                <w:rStyle w:val="Vnculodendice"/>
+                <w:webHidden/>
+              </w:rPr>
+              <w:t>[RF009] VERIFICAR HISTÓRICO DE AÇÕES REALIZADAS POR USUÁRIOS</w:t>
+              <w:tab/>
+              <w:t>18</w:t>
+            </w:r>
+          </w:hyperlink>
+        </w:p>
+        <w:p>
+          <w:pPr>
+            <w:pStyle w:val="TOC2"/>
+            <w:tabs>
+              <w:tab w:val="clear" w:pos="8743"/>
+              <w:tab w:val="right" w:pos="9025" w:leader="dot"/>
+            </w:tabs>
+            <w:rPr/>
+          </w:pPr>
+          <w:hyperlink w:anchor="__RefHeading___Toc2302_1613212972" w:tooltip="[RF010] VERIFICAR HISTÓRICO DE AÇÕES REALIZADAS EM CADA MATERIAL">
+            <w:r>
+              <w:rPr>
+                <w:rStyle w:val="Vnculodendice"/>
+                <w:webHidden/>
+              </w:rPr>
+              <w:t>[RF010] VERIFICAR HISTÓRICO DE AÇÕES REALIZADAS EM CADA MATERIAL</w:t>
+              <w:tab/>
+              <w:t>18</w:t>
+            </w:r>
+          </w:hyperlink>
+        </w:p>
+        <w:p>
+          <w:pPr>
+            <w:pStyle w:val="TOC2"/>
+            <w:tabs>
+              <w:tab w:val="clear" w:pos="8743"/>
+              <w:tab w:val="right" w:pos="9025" w:leader="dot"/>
+            </w:tabs>
+            <w:rPr/>
+          </w:pPr>
+          <w:hyperlink w:anchor="__RefHeading___Toc2302_1613212972" w:tooltip="[RF010] VERIFICAR HISTÓRICO DE AÇÕES REALIZADAS EM CADA MATERIAL">
+            <w:r>
+              <w:rPr>
+                <w:rStyle w:val="Vnculodendice"/>
+                <w:webHidden/>
+              </w:rPr>
+              <w:t>[RF010] VERIFICAR HISTÓRICO DE AÇÕES REALIZADAS EM CADA MATERIAL</w:t>
+              <w:tab/>
+              <w:t>18</w:t>
+            </w:r>
+          </w:hyperlink>
+        </w:p>
+        <w:p>
+          <w:pPr>
+            <w:pStyle w:val="TOC2"/>
+            <w:tabs>
+              <w:tab w:val="clear" w:pos="8743"/>
+              <w:tab w:val="right" w:pos="9025" w:leader="dot"/>
+            </w:tabs>
+            <w:rPr/>
+          </w:pPr>
+          <w:hyperlink w:anchor="__RefHeading___Toc2304_1613212972" w:tooltip="[RF011] VERIFICAR EXTRATO DO USUÁRIOS">
+            <w:r>
+              <w:rPr>
+                <w:rStyle w:val="Vnculodendice"/>
+                <w:webHidden/>
+              </w:rPr>
+              <w:t>[RF011] VERIFICAR EXTRATO DO USUÁRIOS</w:t>
+              <w:tab/>
+              <w:t>18</w:t>
+            </w:r>
+          </w:hyperlink>
+        </w:p>
+        <w:p>
+          <w:pPr>
+            <w:pStyle w:val="TOC2"/>
+            <w:tabs>
+              <w:tab w:val="clear" w:pos="8743"/>
+              <w:tab w:val="right" w:pos="9025" w:leader="dot"/>
+            </w:tabs>
+            <w:rPr/>
+          </w:pPr>
+          <w:hyperlink w:anchor="__RefHeading___Toc2304_1613212972" w:tooltip="[RF011] VERIFICAR EXTRATO DO USUÁRIOS">
+            <w:r>
+              <w:rPr>
+                <w:rStyle w:val="Vnculodendice"/>
+                <w:webHidden/>
+              </w:rPr>
+              <w:t>[RF011] VERIFICAR EXTRATO DO USUÁRIOS</w:t>
+              <w:tab/>
+              <w:t>18</w:t>
+            </w:r>
+          </w:hyperlink>
+        </w:p>
+        <w:p>
+          <w:pPr>
+            <w:pStyle w:val="TOC2"/>
+            <w:tabs>
+              <w:tab w:val="clear" w:pos="8743"/>
+              <w:tab w:val="right" w:pos="9025" w:leader="dot"/>
+            </w:tabs>
+            <w:rPr/>
+          </w:pPr>
+          <w:hyperlink w:anchor="__RefHeading___Toc2306_1613212972" w:tooltip="[RF012] VERIFICAR EXTRATO DOS MATERIAIS">
+            <w:r>
+              <w:rPr>
+                <w:rStyle w:val="Vnculodendice"/>
+                <w:webHidden/>
+              </w:rPr>
+              <w:t>[RF012] VERIFICAR EXTRATO DOS MATERIAIS</w:t>
+              <w:tab/>
+              <w:t>18</w:t>
+            </w:r>
+          </w:hyperlink>
+        </w:p>
+        <w:p>
+          <w:pPr>
+            <w:pStyle w:val="TOC2"/>
+            <w:tabs>
+              <w:tab w:val="clear" w:pos="8743"/>
+              <w:tab w:val="right" w:pos="9025" w:leader="dot"/>
+            </w:tabs>
+            <w:rPr/>
+          </w:pPr>
+          <w:hyperlink w:anchor="__RefHeading___Toc2306_1613212972" w:tooltip="[RF012] VERIFICAR EXTRATO DOS MATERIAIS">
+            <w:r>
+              <w:rPr>
+                <w:rStyle w:val="Vnculodendice"/>
+                <w:webHidden/>
+              </w:rPr>
+              <w:t>[RF012] VERIFICAR EXTRATO DOS MATERIAIS</w:t>
+              <w:tab/>
+              <w:t>18</w:t>
+            </w:r>
+          </w:hyperlink>
+        </w:p>
+        <w:p>
+          <w:pPr>
+            <w:pStyle w:val="TOC2"/>
+            <w:tabs>
+              <w:tab w:val="clear" w:pos="8743"/>
+              <w:tab w:val="right" w:pos="9025" w:leader="dot"/>
+            </w:tabs>
+            <w:rPr/>
+          </w:pPr>
+          <w:hyperlink w:anchor="__RefHeading___Toc2308_1613212972" w:tooltip="[RF013] REALIZAR O CADASTRO DE USUÁRIOS">
+            <w:r>
+              <w:rPr>
+                <w:rStyle w:val="Vnculodendice"/>
+                <w:webHidden/>
+              </w:rPr>
+              <w:t>[RF013] REALIZAR O CADASTRO DE USUÁRIOS</w:t>
+              <w:tab/>
+              <w:t>18</w:t>
+            </w:r>
+          </w:hyperlink>
+        </w:p>
+        <w:p>
+          <w:pPr>
+            <w:pStyle w:val="TOC2"/>
+            <w:tabs>
+              <w:tab w:val="clear" w:pos="8743"/>
+              <w:tab w:val="right" w:pos="9025" w:leader="dot"/>
+            </w:tabs>
+            <w:rPr/>
+          </w:pPr>
+          <w:hyperlink w:anchor="__RefHeading___Toc2308_1613212972" w:tooltip="[RF013] REALIZAR O CADASTRO DE USUÁRIOS">
+            <w:r>
+              <w:rPr>
+                <w:rStyle w:val="Vnculodendice"/>
+                <w:webHidden/>
+              </w:rPr>
+              <w:t>[RF013] REALIZAR O CADASTRO DE USUÁRIOS</w:t>
+              <w:tab/>
+              <w:t>18</w:t>
+            </w:r>
+          </w:hyperlink>
+        </w:p>
+        <w:p>
+          <w:pPr>
+            <w:pStyle w:val="TOC2"/>
+            <w:tabs>
+              <w:tab w:val="clear" w:pos="8743"/>
+              <w:tab w:val="right" w:pos="9025" w:leader="dot"/>
+            </w:tabs>
+            <w:rPr/>
+          </w:pPr>
+          <w:hyperlink w:anchor="__RefHeading___Toc2310_1613212972" w:tooltip="[RF014] CRUD DE SUGESTÕES DE MATERIAIS">
+            <w:r>
+              <w:rPr>
+                <w:rStyle w:val="Vnculodendice"/>
+                <w:webHidden/>
+              </w:rPr>
+              <w:t>[RF014] CRUD DE SUGESTÕES DE MATERIAIS</w:t>
+              <w:tab/>
+              <w:t>19</w:t>
+            </w:r>
+          </w:hyperlink>
+        </w:p>
+        <w:p>
+          <w:pPr>
+            <w:pStyle w:val="TOC2"/>
+            <w:tabs>
+              <w:tab w:val="clear" w:pos="8743"/>
+              <w:tab w:val="right" w:pos="9025" w:leader="dot"/>
+            </w:tabs>
+            <w:rPr/>
+          </w:pPr>
+          <w:hyperlink w:anchor="__RefHeading___Toc2310_1613212972" w:tooltip="[RF014] CRUD DE SUGESTÕES DE MATERIAIS">
+            <w:r>
+              <w:rPr>
+                <w:rStyle w:val="Vnculodendice"/>
+                <w:webHidden/>
+              </w:rPr>
+              <w:t>[RF014] CRUD DE SUGESTÕES DE MATERIAIS</w:t>
+              <w:tab/>
+              <w:t>19</w:t>
+            </w:r>
+          </w:hyperlink>
+        </w:p>
+        <w:p>
+          <w:pPr>
+            <w:pStyle w:val="TOC2"/>
+            <w:tabs>
+              <w:tab w:val="clear" w:pos="8743"/>
+              <w:tab w:val="right" w:pos="9025" w:leader="dot"/>
+            </w:tabs>
+            <w:rPr/>
+          </w:pPr>
+          <w:hyperlink w:anchor="__RefHeading___Toc2312_1613212972" w:tooltip="[RF015] CRUD DE ETIQUETAS DE LOMBADA COM CÓDIGO DE BARRAS PARA OS MATERIAIS">
+            <w:r>
+              <w:rPr>
+                <w:rStyle w:val="Vnculodendice"/>
+                <w:webHidden/>
+              </w:rPr>
+              <w:t>[RF015] CRUD DE ETIQUETAS DE LOMBADA COM CÓDIGO DE BARRAS PARA OS MATERIAIS</w:t>
+              <w:tab/>
+              <w:t>19</w:t>
+            </w:r>
+          </w:hyperlink>
+        </w:p>
+        <w:p>
+          <w:pPr>
+            <w:pStyle w:val="TOC2"/>
+            <w:tabs>
+              <w:tab w:val="clear" w:pos="8743"/>
+              <w:tab w:val="right" w:pos="9025" w:leader="dot"/>
+            </w:tabs>
+            <w:rPr/>
+          </w:pPr>
+          <w:hyperlink w:anchor="__RefHeading___Toc2312_1613212972" w:tooltip="[RF015] CRUD DE ETIQUETAS DE LOMBADA COM CÓDIGO DE BARRAS PARA OS MATERIAIS">
+            <w:r>
+              <w:rPr>
+                <w:rStyle w:val="Vnculodendice"/>
+                <w:webHidden/>
+              </w:rPr>
+              <w:t>[RF015] CRUD DE ETIQUETAS DE LOMBADA COM CÓDIGO DE BARRAS PARA OS MATERIAIS</w:t>
+              <w:tab/>
+              <w:t>19</w:t>
+            </w:r>
+          </w:hyperlink>
+        </w:p>
+        <w:p>
+          <w:pPr>
+            <w:pStyle w:val="TOC2"/>
+            <w:tabs>
+              <w:tab w:val="clear" w:pos="8743"/>
+              <w:tab w:val="right" w:pos="9025" w:leader="dot"/>
+            </w:tabs>
+            <w:rPr/>
+          </w:pPr>
+          <w:hyperlink w:anchor="__RefHeading___Toc2314_1613212972" w:tooltip="[RF016] CRUD DE MULTAS">
+            <w:r>
+              <w:rPr>
+                <w:rStyle w:val="Vnculodendice"/>
+                <w:webHidden/>
+              </w:rPr>
+              <w:t>[RF016] CRUD DE MULTAS</w:t>
+              <w:tab/>
+              <w:t>19</w:t>
+            </w:r>
+          </w:hyperlink>
+        </w:p>
+        <w:p>
+          <w:pPr>
+            <w:pStyle w:val="TOC2"/>
+            <w:tabs>
+              <w:tab w:val="clear" w:pos="8743"/>
+              <w:tab w:val="right" w:pos="9025" w:leader="dot"/>
+            </w:tabs>
+            <w:rPr/>
+          </w:pPr>
+          <w:hyperlink w:anchor="__RefHeading___Toc2314_1613212972" w:tooltip="[RF016] CRUD DE MULTAS">
+            <w:r>
+              <w:rPr>
+                <w:rStyle w:val="Vnculodendice"/>
+                <w:webHidden/>
+              </w:rPr>
+              <w:t>[RF016] CRUD DE MULTAS</w:t>
+              <w:tab/>
+              <w:t>19</w:t>
+            </w:r>
+          </w:hyperlink>
+        </w:p>
+        <w:p>
+          <w:pPr>
+            <w:pStyle w:val="TOC2"/>
+            <w:tabs>
+              <w:tab w:val="clear" w:pos="8743"/>
+              <w:tab w:val="right" w:pos="9025" w:leader="dot"/>
+            </w:tabs>
+            <w:rPr/>
+          </w:pPr>
+          <w:hyperlink w:anchor="__RefHeading___Toc2316_1613212972" w:tooltip="[RF017] CRUD DE EXEMPLARES DE TÍTULOS DE MATERIAIS">
+            <w:r>
+              <w:rPr>
+                <w:rStyle w:val="Vnculodendice"/>
+                <w:webHidden/>
+              </w:rPr>
+              <w:t>[RF017] CRUD DE EXEMPLARES DE TÍTULOS DE MATERIAIS</w:t>
+              <w:tab/>
+              <w:t>19</w:t>
+            </w:r>
+          </w:hyperlink>
+        </w:p>
+        <w:p>
+          <w:pPr>
+            <w:pStyle w:val="TOC2"/>
+            <w:tabs>
+              <w:tab w:val="clear" w:pos="8743"/>
+              <w:tab w:val="right" w:pos="9025" w:leader="dot"/>
+            </w:tabs>
+            <w:rPr/>
+          </w:pPr>
+          <w:hyperlink w:anchor="__RefHeading___Toc2316_1613212972" w:tooltip="[RF017] CRUD DE EXEMPLARES DE TÍTULOS DE MATERIAIS">
+            <w:r>
+              <w:rPr>
+                <w:rStyle w:val="Vnculodendice"/>
+                <w:webHidden/>
+              </w:rPr>
+              <w:t>[RF017] CRUD DE EXEMPLARES DE TÍTULOS DE MATERIAIS</w:t>
+              <w:tab/>
+              <w:t>19</w:t>
+            </w:r>
+          </w:hyperlink>
+        </w:p>
+        <w:p>
+          <w:pPr>
+            <w:pStyle w:val="TOC2"/>
+            <w:tabs>
+              <w:tab w:val="clear" w:pos="8743"/>
+              <w:tab w:val="right" w:pos="9025" w:leader="dot"/>
+            </w:tabs>
+            <w:rPr/>
+          </w:pPr>
+          <w:hyperlink w:anchor="__RefHeading___Toc2318_1613212972" w:tooltip="[RF0018] CRUD DE FORNECEDORES">
+            <w:r>
+              <w:rPr>
+                <w:rStyle w:val="Vnculodendice"/>
+                <w:webHidden/>
+              </w:rPr>
+              <w:t>[RF0018] CRUD DE FORNECEDORES</w:t>
+              <w:tab/>
+              <w:t>19</w:t>
+            </w:r>
+          </w:hyperlink>
+        </w:p>
+        <w:p>
+          <w:pPr>
+            <w:pStyle w:val="TOC2"/>
+            <w:tabs>
+              <w:tab w:val="clear" w:pos="8743"/>
+              <w:tab w:val="right" w:pos="9025" w:leader="dot"/>
+            </w:tabs>
+            <w:rPr/>
+          </w:pPr>
+          <w:hyperlink w:anchor="__RefHeading___Toc2318_1613212972" w:tooltip="[RF0018] CRUD DE FORNECEDORES">
+            <w:r>
+              <w:rPr>
+                <w:rStyle w:val="Vnculodendice"/>
+                <w:webHidden/>
+              </w:rPr>
+              <w:t>[RF0018] CRUD DE FORNECEDORES</w:t>
+              <w:tab/>
+              <w:t>19</w:t>
+            </w:r>
+          </w:hyperlink>
+        </w:p>
+        <w:p>
+          <w:pPr>
+            <w:pStyle w:val="TOC2"/>
+            <w:tabs>
+              <w:tab w:val="clear" w:pos="8743"/>
+              <w:tab w:val="right" w:pos="9025" w:leader="dot"/>
+            </w:tabs>
+            <w:rPr/>
+          </w:pPr>
+          <w:hyperlink w:anchor="__RefHeading___Toc2320_1613212972" w:tooltip="[RF019] CRUD DE TÍTULOS">
+            <w:r>
+              <w:rPr>
+                <w:rStyle w:val="Vnculodendice"/>
+                <w:webHidden/>
+              </w:rPr>
+              <w:t>[RF019] CRUD DE TÍTULOS</w:t>
+              <w:tab/>
+              <w:t>20</w:t>
+            </w:r>
+          </w:hyperlink>
+        </w:p>
+        <w:p>
+          <w:pPr>
+            <w:pStyle w:val="TOC2"/>
+            <w:tabs>
+              <w:tab w:val="clear" w:pos="8743"/>
+              <w:tab w:val="right" w:pos="9025" w:leader="dot"/>
+            </w:tabs>
+            <w:rPr/>
+          </w:pPr>
+          <w:hyperlink w:anchor="__RefHeading___Toc2320_1613212972" w:tooltip="[RF019] CRUD DE TÍTULOS">
+            <w:r>
+              <w:rPr>
+                <w:rStyle w:val="Vnculodendice"/>
+                <w:webHidden/>
+              </w:rPr>
+              <w:t>[RF019] CRUD DE TÍTULOS</w:t>
+              <w:tab/>
+              <w:t>20</w:t>
+            </w:r>
+          </w:hyperlink>
+        </w:p>
+        <w:p>
+          <w:pPr>
+            <w:pStyle w:val="TOC2"/>
+            <w:tabs>
+              <w:tab w:val="clear" w:pos="8743"/>
+              <w:tab w:val="right" w:pos="9025" w:leader="dot"/>
+            </w:tabs>
+            <w:rPr/>
+          </w:pPr>
+          <w:hyperlink w:anchor="__RefHeading___Toc2322_1613212972" w:tooltip="[RF020] VERIFICAR REGULAMENTO DA BIBLIOTECA">
+            <w:r>
+              <w:rPr>
+                <w:rStyle w:val="Vnculodendice"/>
+                <w:webHidden/>
+              </w:rPr>
+              <w:t>[RF020] VERIFICAR REGULAMENTO DA BIBLIOTECA</w:t>
+              <w:tab/>
+              <w:t>20</w:t>
+            </w:r>
+          </w:hyperlink>
+        </w:p>
+        <w:p>
+          <w:pPr>
+            <w:pStyle w:val="TOC2"/>
+            <w:tabs>
+              <w:tab w:val="clear" w:pos="8743"/>
+              <w:tab w:val="right" w:pos="9025" w:leader="dot"/>
+            </w:tabs>
+            <w:rPr/>
+          </w:pPr>
+          <w:hyperlink w:anchor="__RefHeading___Toc2322_1613212972" w:tooltip="[RF020] VERIFICAR REGULAMENTO DA BIBLIOTECA">
+            <w:r>
+              <w:rPr>
+                <w:rStyle w:val="Vnculodendice"/>
+                <w:webHidden/>
+              </w:rPr>
+              <w:t>[RF020] VERIFICAR REGULAMENTO DA BIBLIOTECA</w:t>
+              <w:tab/>
+              <w:t>20</w:t>
+            </w:r>
+          </w:hyperlink>
+        </w:p>
+        <w:p>
+          <w:pPr>
+            <w:pStyle w:val="TOC2"/>
+            <w:tabs>
+              <w:tab w:val="clear" w:pos="8743"/>
+              <w:tab w:val="right" w:pos="9025" w:leader="dot"/>
+            </w:tabs>
+            <w:rPr/>
+          </w:pPr>
+          <w:hyperlink w:anchor="__RefHeading___Toc2324_1613212972" w:tooltip="[RF021] VERIFICAR REGULAMENTO DA CIRCULAÇÃO DE MATERIAIS">
+            <w:r>
+              <w:rPr>
+                <w:rStyle w:val="Vnculodendice"/>
+                <w:webHidden/>
+              </w:rPr>
+              <w:t>[RF021] VERIFICAR REGULAMENTO DA CIRCULAÇÃO DE MATERIAIS</w:t>
+              <w:tab/>
+              <w:t>20</w:t>
+            </w:r>
+          </w:hyperlink>
+        </w:p>
+        <w:p>
+          <w:pPr>
+            <w:pStyle w:val="TOC2"/>
+            <w:tabs>
+              <w:tab w:val="clear" w:pos="8743"/>
+              <w:tab w:val="right" w:pos="9025" w:leader="dot"/>
+            </w:tabs>
+            <w:rPr/>
+          </w:pPr>
+          <w:hyperlink w:anchor="__RefHeading___Toc2324_1613212972" w:tooltip="[RF021] VERIFICAR REGULAMENTO DA CIRCULAÇÃO DE MATERIAIS">
+            <w:r>
+              <w:rPr>
+                <w:rStyle w:val="Vnculodendice"/>
+                <w:webHidden/>
+              </w:rPr>
+              <w:t>[RF021] VERIFICAR REGULAMENTO DA CIRCULAÇÃO DE MATERIAIS</w:t>
+              <w:tab/>
+              <w:t>20</w:t>
+            </w:r>
+          </w:hyperlink>
+        </w:p>
+        <w:p>
+          <w:pPr>
+            <w:pStyle w:val="TOC2"/>
+            <w:tabs>
+              <w:tab w:val="clear" w:pos="8743"/>
+              <w:tab w:val="right" w:pos="9025" w:leader="dot"/>
+            </w:tabs>
+            <w:rPr/>
+          </w:pPr>
+          <w:hyperlink w:anchor="__RefHeading___Toc2326_1613212972" w:tooltip="[RF022] IMPORTAR DADOS ATRAVÉS DE UM TEXTO EM UM FORMATO / PADRÃO PRÉ-DEFINIDO PARA CADASTRAR MATERIAIS (EXTRA)">
+            <w:r>
+              <w:rPr>
+                <w:rStyle w:val="Vnculodendice"/>
+                <w:webHidden/>
+              </w:rPr>
+              <w:t>[RF022] IMPORTAR DADOS ATRAVÉS DE UM TEXTO EM UM FORMATO / PADRÃO PRÉ-DEFINIDO PARA CADASTRAR MATERIAIS (EXTRA)</w:t>
+              <w:tab/>
+              <w:t>20</w:t>
+            </w:r>
+          </w:hyperlink>
+        </w:p>
+        <w:p>
+          <w:pPr>
+            <w:pStyle w:val="TOC2"/>
+            <w:tabs>
+              <w:tab w:val="clear" w:pos="8743"/>
+              <w:tab w:val="right" w:pos="9025" w:leader="dot"/>
+            </w:tabs>
+            <w:rPr/>
+          </w:pPr>
+          <w:hyperlink w:anchor="__RefHeading___Toc2326_1613212972" w:tooltip="[RF022] IMPORTAR DADOS ATRAVÉS DE UM TEXTO EM UM FORMATO / PADRÃO PRÉ-DEFINIDO PARA CADASTRAR MATERIAIS (EXTRA)">
+            <w:r>
+              <w:rPr>
+                <w:rStyle w:val="Vnculodendice"/>
+                <w:webHidden/>
+              </w:rPr>
+              <w:t>[RF022] IMPORTAR DADOS ATRAVÉS DE UM TEXTO EM UM FORMATO / PADRÃO PRÉ-DEFINIDO PARA CADASTRAR MATERIAIS (EXTRA)</w:t>
+              <w:tab/>
+              <w:t>20</w:t>
+            </w:r>
+          </w:hyperlink>
+        </w:p>
+        <w:p>
+          <w:pPr>
+            <w:pStyle w:val="TOC1"/>
+            <w:tabs>
+              <w:tab w:val="clear" w:pos="9026"/>
+              <w:tab w:val="right" w:pos="9025" w:leader="dot"/>
+            </w:tabs>
+            <w:rPr/>
+          </w:pPr>
+          <w:hyperlink w:anchor="__RefHeading___Toc2328_1613212972" w:tooltip="REQUISITOS NÃO FUNCIONAIS">
+            <w:r>
+              <w:rPr>
+                <w:rStyle w:val="Vnculodendice"/>
+                <w:webHidden/>
+              </w:rPr>
+              <w:t>REQUISITOS NÃO FUNCIONAIS</w:t>
+              <w:tab/>
+              <w:t>21</w:t>
+            </w:r>
+          </w:hyperlink>
+        </w:p>
+        <w:p>
+          <w:pPr>
+            <w:pStyle w:val="TOC1"/>
+            <w:tabs>
+              <w:tab w:val="clear" w:pos="9026"/>
+              <w:tab w:val="right" w:pos="9025" w:leader="dot"/>
+            </w:tabs>
+            <w:rPr/>
+          </w:pPr>
+          <w:hyperlink w:anchor="__RefHeading___Toc2328_1613212972" w:tooltip="REQUISITOS NÃO FUNCIONAIS">
+            <w:r>
+              <w:rPr>
+                <w:rStyle w:val="Vnculodendice"/>
+                <w:webHidden/>
+              </w:rPr>
+              <w:t>REQUISITOS NÃO FUNCIONAIS</w:t>
+              <w:tab/>
+              <w:t>21</w:t>
+            </w:r>
+          </w:hyperlink>
+        </w:p>
+        <w:p>
+          <w:pPr>
+            <w:pStyle w:val="TOC2"/>
+            <w:tabs>
+              <w:tab w:val="clear" w:pos="8743"/>
+              <w:tab w:val="right" w:pos="9025" w:leader="dot"/>
+            </w:tabs>
+            <w:rPr/>
+          </w:pPr>
+          <w:hyperlink w:anchor="__RefHeading___Toc2330_1613212972" w:tooltip="USABILIDADE">
+            <w:r>
+              <w:rPr>
+                <w:rStyle w:val="Vnculodendice"/>
+                <w:webHidden/>
+              </w:rPr>
+              <w:t>USABILIDADE</w:t>
+              <w:tab/>
+              <w:t>21</w:t>
+            </w:r>
+          </w:hyperlink>
+        </w:p>
+        <w:p>
+          <w:pPr>
+            <w:pStyle w:val="TOC2"/>
+            <w:tabs>
+              <w:tab w:val="clear" w:pos="8743"/>
+              <w:tab w:val="right" w:pos="9025" w:leader="dot"/>
+            </w:tabs>
+            <w:rPr/>
+          </w:pPr>
+          <w:hyperlink w:anchor="__RefHeading___Toc2330_1613212972" w:tooltip="USABILIDADE">
+            <w:r>
+              <w:rPr>
+                <w:rStyle w:val="Vnculodendice"/>
+                <w:webHidden/>
+              </w:rPr>
+              <w:t>USABILIDADE</w:t>
+              <w:tab/>
+              <w:t>21</w:t>
+            </w:r>
+          </w:hyperlink>
+        </w:p>
+        <w:p>
+          <w:pPr>
+            <w:pStyle w:val="TOC3"/>
+            <w:tabs>
+              <w:tab w:val="clear" w:pos="8459"/>
+              <w:tab w:val="right" w:pos="9025" w:leader="dot"/>
+            </w:tabs>
+            <w:rPr/>
+          </w:pPr>
+          <w:hyperlink w:anchor="__RefHeading___Toc2332_1613212972" w:tooltip="[NF001] INTERFACE AMIGÁVEL">
+            <w:r>
+              <w:rPr>
+                <w:rStyle w:val="Vnculodendice"/>
+                <w:webHidden/>
+              </w:rPr>
+              <w:t>[NF001] INTERFACE AMIGÁVEL</w:t>
+              <w:tab/>
+              <w:t>21</w:t>
+            </w:r>
+          </w:hyperlink>
+        </w:p>
+        <w:p>
+          <w:pPr>
+            <w:pStyle w:val="TOC3"/>
+            <w:tabs>
+              <w:tab w:val="clear" w:pos="8459"/>
+              <w:tab w:val="right" w:pos="9025" w:leader="dot"/>
+            </w:tabs>
+            <w:rPr/>
+          </w:pPr>
+          <w:hyperlink w:anchor="__RefHeading___Toc2332_1613212972" w:tooltip="[NF001] INTERFACE AMIGÁVEL">
+            <w:r>
+              <w:rPr>
+                <w:rStyle w:val="Vnculodendice"/>
+                <w:webHidden/>
+              </w:rPr>
+              <w:t>[NF001] INTERFACE AMIGÁVEL</w:t>
+              <w:tab/>
+              <w:t>21</w:t>
+            </w:r>
+          </w:hyperlink>
+        </w:p>
+        <w:p>
+          <w:pPr>
+            <w:pStyle w:val="TOC3"/>
+            <w:tabs>
+              <w:tab w:val="clear" w:pos="8459"/>
+              <w:tab w:val="right" w:pos="9025" w:leader="dot"/>
+            </w:tabs>
+            <w:rPr/>
+          </w:pPr>
+          <w:hyperlink w:anchor="__RefHeading___Toc2334_1613212972" w:tooltip="[NF002] COMPONENTES WEB">
+            <w:r>
+              <w:rPr>
+                <w:rStyle w:val="Vnculodendice"/>
+                <w:webHidden/>
+              </w:rPr>
+              <w:t>[NF002] COMPONENTES WEB</w:t>
+              <w:tab/>
+              <w:t>21</w:t>
+            </w:r>
+          </w:hyperlink>
+        </w:p>
+        <w:p>
+          <w:pPr>
+            <w:pStyle w:val="TOC3"/>
+            <w:tabs>
+              <w:tab w:val="clear" w:pos="8459"/>
+              <w:tab w:val="right" w:pos="9025" w:leader="dot"/>
+            </w:tabs>
+            <w:rPr/>
+          </w:pPr>
+          <w:hyperlink w:anchor="__RefHeading___Toc2334_1613212972" w:tooltip="[NF002] COMPONENTES WEB">
+            <w:r>
+              <w:rPr>
+                <w:rStyle w:val="Vnculodendice"/>
+                <w:webHidden/>
+              </w:rPr>
+              <w:t>[NF002] COMPONENTES WEB</w:t>
+              <w:tab/>
+              <w:t>21</w:t>
+            </w:r>
+          </w:hyperlink>
+        </w:p>
+        <w:p>
+          <w:pPr>
+            <w:pStyle w:val="TOC2"/>
+            <w:tabs>
+              <w:tab w:val="clear" w:pos="8743"/>
+              <w:tab w:val="right" w:pos="9025" w:leader="dot"/>
+            </w:tabs>
+            <w:rPr/>
+          </w:pPr>
+          <w:hyperlink w:anchor="__RefHeading___Toc2336_1613212972" w:tooltip="SEGURANÇA">
+            <w:r>
+              <w:rPr>
+                <w:rStyle w:val="Vnculodendice"/>
+                <w:webHidden/>
+              </w:rPr>
+              <w:t>SEGURANÇA</w:t>
+              <w:tab/>
+              <w:t>21</w:t>
+            </w:r>
+          </w:hyperlink>
+        </w:p>
+        <w:p>
+          <w:pPr>
+            <w:pStyle w:val="TOC2"/>
+            <w:tabs>
+              <w:tab w:val="clear" w:pos="8743"/>
+              <w:tab w:val="right" w:pos="9025" w:leader="dot"/>
+            </w:tabs>
+            <w:rPr/>
+          </w:pPr>
+          <w:hyperlink w:anchor="__RefHeading___Toc2336_1613212972" w:tooltip="SEGURANÇA">
+            <w:r>
+              <w:rPr>
+                <w:rStyle w:val="Vnculodendice"/>
+                <w:webHidden/>
+              </w:rPr>
+              <w:t>SEGURANÇA</w:t>
+              <w:tab/>
+              <w:t>21</w:t>
+            </w:r>
+          </w:hyperlink>
+        </w:p>
+        <w:p>
+          <w:pPr>
+            <w:pStyle w:val="TOC3"/>
+            <w:tabs>
+              <w:tab w:val="clear" w:pos="8459"/>
+              <w:tab w:val="right" w:pos="9025" w:leader="dot"/>
+            </w:tabs>
+            <w:rPr/>
+          </w:pPr>
+          <w:hyperlink w:anchor="__RefHeading___Toc2338_1613212972" w:tooltip="[NF003] SEGURANÇA DOS DADOS">
+            <w:r>
+              <w:rPr>
+                <w:rStyle w:val="Vnculodendice"/>
+                <w:webHidden/>
+              </w:rPr>
+              <w:t>[NF003] SEGURANÇA DOS DADOS</w:t>
+              <w:tab/>
+              <w:t>21</w:t>
+            </w:r>
+          </w:hyperlink>
+        </w:p>
+        <w:p>
+          <w:pPr>
+            <w:pStyle w:val="TOC3"/>
+            <w:tabs>
+              <w:tab w:val="clear" w:pos="8459"/>
+              <w:tab w:val="right" w:pos="9025" w:leader="dot"/>
+            </w:tabs>
+            <w:rPr/>
+          </w:pPr>
+          <w:hyperlink w:anchor="__RefHeading___Toc2338_1613212972" w:tooltip="[NF003] SEGURANÇA DOS DADOS">
+            <w:r>
+              <w:rPr>
+                <w:rStyle w:val="Vnculodendice"/>
+                <w:webHidden/>
+              </w:rPr>
+              <w:t>[NF003] SEGURANÇA DOS DADOS</w:t>
+              <w:tab/>
+              <w:t>21</w:t>
+            </w:r>
+          </w:hyperlink>
+        </w:p>
+        <w:p>
+          <w:pPr>
+            <w:pStyle w:val="TOC3"/>
+            <w:tabs>
+              <w:tab w:val="clear" w:pos="8459"/>
+              <w:tab w:val="right" w:pos="9025" w:leader="dot"/>
+            </w:tabs>
+            <w:rPr/>
+          </w:pPr>
+          <w:hyperlink w:anchor="__RefHeading___Toc2340_1613212972" w:tooltip="[NF004] GARANTIA DA DISTRIBUIÇÃO DE FUNCIONALIDADES POR TIPO DE USUÁRIO ATRAVÉS DO LOGIN">
+            <w:r>
+              <w:rPr>
+                <w:rStyle w:val="Vnculodendice"/>
+                <w:webHidden/>
+              </w:rPr>
+              <w:t>[NF004] GARANTIA DA DISTRIBUIÇÃO DE FUNCIONALIDADES POR TIPO DE USUÁRIO ATRAVÉS DO LOGIN</w:t>
+              <w:tab/>
+              <w:t>21</w:t>
+            </w:r>
+          </w:hyperlink>
+        </w:p>
+        <w:p>
+          <w:pPr>
+            <w:pStyle w:val="TOC3"/>
+            <w:tabs>
+              <w:tab w:val="clear" w:pos="8459"/>
+              <w:tab w:val="right" w:pos="9025" w:leader="dot"/>
+            </w:tabs>
+            <w:rPr/>
+          </w:pPr>
+          <w:hyperlink w:anchor="__RefHeading___Toc2340_1613212972" w:tooltip="[NF004] GARANTIA DA DISTRIBUIÇÃO DE FUNCIONALIDADES POR TIPO DE USUÁRIO ATRAVÉS DO LOGIN">
+            <w:r>
+              <w:rPr>
+                <w:rStyle w:val="Vnculodendice"/>
+                <w:webHidden/>
+              </w:rPr>
+              <w:t>[NF004] GARANTIA DA DISTRIBUIÇÃO DE FUNCIONALIDADES POR TIPO DE USUÁRIO ATRAVÉS DO LOGIN</w:t>
+              <w:tab/>
+              <w:t>21</w:t>
+            </w:r>
+          </w:hyperlink>
+        </w:p>
+        <w:p>
+          <w:pPr>
+            <w:pStyle w:val="TOC3"/>
+            <w:tabs>
+              <w:tab w:val="clear" w:pos="8459"/>
+              <w:tab w:val="right" w:pos="9025" w:leader="dot"/>
+            </w:tabs>
+            <w:rPr/>
+          </w:pPr>
+          <w:hyperlink w:anchor="__RefHeading___Toc2342_1613212972" w:tooltip="[NF005] GARANTIA DO LOGIN">
+            <w:r>
+              <w:rPr>
+                <w:rStyle w:val="Vnculodendice"/>
+                <w:webHidden/>
+              </w:rPr>
+              <w:t>[NF005] GARANTIA DO LOGIN</w:t>
+              <w:tab/>
+              <w:t>21</w:t>
+            </w:r>
+          </w:hyperlink>
+        </w:p>
+        <w:p>
+          <w:pPr>
+            <w:pStyle w:val="TOC3"/>
+            <w:tabs>
+              <w:tab w:val="clear" w:pos="8459"/>
+              <w:tab w:val="right" w:pos="9025" w:leader="dot"/>
+            </w:tabs>
+            <w:rPr/>
+          </w:pPr>
+          <w:hyperlink w:anchor="__RefHeading___Toc2342_1613212972" w:tooltip="[NF005] GARANTIA DO LOGIN">
+            <w:r>
+              <w:rPr>
+                <w:rStyle w:val="Vnculodendice"/>
+                <w:webHidden/>
+              </w:rPr>
+              <w:t>[NF005] GARANTIA DO LOGIN</w:t>
+              <w:tab/>
+              <w:t>21</w:t>
+            </w:r>
+          </w:hyperlink>
+        </w:p>
+        <w:p>
+          <w:pPr>
+            <w:pStyle w:val="TOC2"/>
+            <w:tabs>
+              <w:tab w:val="clear" w:pos="8743"/>
+              <w:tab w:val="right" w:pos="9025" w:leader="dot"/>
+            </w:tabs>
+            <w:rPr/>
+          </w:pPr>
+          <w:hyperlink w:anchor="__RefHeading___Toc2344_1613212972" w:tooltip="SOFTWARE">
+            <w:r>
+              <w:rPr>
+                <w:rStyle w:val="Vnculodendice"/>
+                <w:webHidden/>
+              </w:rPr>
+              <w:t>SOFTWARE</w:t>
+              <w:tab/>
+              <w:t>22</w:t>
+            </w:r>
+          </w:hyperlink>
+        </w:p>
+        <w:p>
+          <w:pPr>
+            <w:pStyle w:val="TOC2"/>
+            <w:tabs>
+              <w:tab w:val="clear" w:pos="8743"/>
+              <w:tab w:val="right" w:pos="9025" w:leader="dot"/>
+            </w:tabs>
+            <w:rPr/>
+          </w:pPr>
+          <w:hyperlink w:anchor="__RefHeading___Toc2344_1613212972" w:tooltip="SOFTWARE">
+            <w:r>
+              <w:rPr>
+                <w:rStyle w:val="Vnculodendice"/>
+                <w:webHidden/>
+              </w:rPr>
+              <w:t>SOFTWARE</w:t>
+              <w:tab/>
+              <w:t>22</w:t>
+            </w:r>
+          </w:hyperlink>
+        </w:p>
+        <w:p>
+          <w:pPr>
+            <w:pStyle w:val="TOC3"/>
+            <w:tabs>
+              <w:tab w:val="clear" w:pos="8459"/>
+              <w:tab w:val="right" w:pos="9025" w:leader="dot"/>
+            </w:tabs>
+            <w:rPr/>
+          </w:pPr>
+          <w:hyperlink w:anchor="__RefHeading___Toc2346_1613212972" w:tooltip="[NF005] BANCO DE DADOS ONLINE">
+            <w:r>
+              <w:rPr>
+                <w:rStyle w:val="Vnculodendice"/>
+                <w:webHidden/>
+              </w:rPr>
+              <w:t>[NF005] BANCO DE DADOS ONLINE</w:t>
+              <w:tab/>
+              <w:t>22</w:t>
+            </w:r>
+          </w:hyperlink>
+        </w:p>
+        <w:p>
+          <w:pPr>
+            <w:pStyle w:val="TOC3"/>
+            <w:tabs>
+              <w:tab w:val="clear" w:pos="8459"/>
+              <w:tab w:val="right" w:pos="9025" w:leader="dot"/>
+            </w:tabs>
+            <w:rPr/>
+          </w:pPr>
+          <w:hyperlink w:anchor="__RefHeading___Toc2346_1613212972" w:tooltip="[NF005] BANCO DE DADOS ONLINE">
+            <w:r>
+              <w:rPr>
+                <w:rStyle w:val="Vnculodendice"/>
+                <w:webHidden/>
+              </w:rPr>
+              <w:t>[NF005] BANCO DE DADOS ONLINE</w:t>
+              <w:tab/>
+              <w:t>22</w:t>
+            </w:r>
+          </w:hyperlink>
+        </w:p>
+        <w:p>
+          <w:pPr>
+            <w:pStyle w:val="TOC2"/>
+            <w:tabs>
+              <w:tab w:val="clear" w:pos="8743"/>
+              <w:tab w:val="right" w:pos="9025" w:leader="dot"/>
+            </w:tabs>
+            <w:rPr/>
+          </w:pPr>
+          <w:hyperlink w:anchor="__RefHeading___Toc2348_1613212972" w:tooltip="DESEMPENHO">
+            <w:r>
+              <w:rPr>
+                <w:rStyle w:val="Vnculodendice"/>
+                <w:webHidden/>
+              </w:rPr>
+              <w:t>DESEMPENHO</w:t>
+              <w:tab/>
+              <w:t>22</w:t>
+            </w:r>
+          </w:hyperlink>
+        </w:p>
+        <w:p>
+          <w:pPr>
+            <w:pStyle w:val="TOC2"/>
+            <w:tabs>
+              <w:tab w:val="clear" w:pos="8743"/>
+              <w:tab w:val="right" w:pos="9025" w:leader="dot"/>
+            </w:tabs>
+            <w:rPr/>
+          </w:pPr>
+          <w:hyperlink w:anchor="__RefHeading___Toc2348_1613212972" w:tooltip="DESEMPENHO">
+            <w:r>
+              <w:rPr>
+                <w:rStyle w:val="Vnculodendice"/>
+                <w:webHidden/>
+              </w:rPr>
+              <w:t>DESEMPENHO</w:t>
+              <w:tab/>
+              <w:t>22</w:t>
+            </w:r>
+          </w:hyperlink>
+        </w:p>
+        <w:p>
+          <w:pPr>
+            <w:pStyle w:val="TOC3"/>
+            <w:tabs>
+              <w:tab w:val="clear" w:pos="8459"/>
+              <w:tab w:val="right" w:pos="9025" w:leader="dot"/>
+            </w:tabs>
+            <w:rPr/>
+          </w:pPr>
+          <w:hyperlink w:anchor="__RefHeading___Toc2350_1613212972" w:tooltip="[NF006] AGILIDADE NA EXECUÇÃO DAS OPERAÇÕES">
+            <w:r>
+              <w:rPr>
+                <w:rStyle w:val="Vnculodendice"/>
+                <w:webHidden/>
+              </w:rPr>
+              <w:t>[NF006] AGILIDADE NA EXECUÇÃO DAS OPERAÇÕES</w:t>
+              <w:tab/>
+              <w:t>22</w:t>
+            </w:r>
+          </w:hyperlink>
+        </w:p>
+        <w:p>
+          <w:pPr>
+            <w:pStyle w:val="TOC3"/>
+            <w:tabs>
+              <w:tab w:val="clear" w:pos="8459"/>
+              <w:tab w:val="right" w:pos="9025" w:leader="dot"/>
+            </w:tabs>
+            <w:rPr/>
+          </w:pPr>
+          <w:hyperlink w:anchor="__RefHeading___Toc2350_1613212972" w:tooltip="[NF006] AGILIDADE NA EXECUÇÃO DAS OPERAÇÕES">
+            <w:r>
+              <w:rPr>
+                <w:rStyle w:val="Vnculodendice"/>
+                <w:webHidden/>
+              </w:rPr>
+              <w:t>[NF006] AGILIDADE NA EXECUÇÃO DAS OPERAÇÕES</w:t>
+              <w:tab/>
+              <w:t>22</w:t>
+            </w:r>
+          </w:hyperlink>
+        </w:p>
+        <w:p>
+          <w:pPr>
+            <w:pStyle w:val="TOC1"/>
+            <w:tabs>
+              <w:tab w:val="clear" w:pos="9026"/>
+              <w:tab w:val="right" w:pos="9025" w:leader="dot"/>
+            </w:tabs>
+            <w:rPr/>
+          </w:pPr>
+          <w:hyperlink w:anchor="__RefHeading___Toc2352_1613212972" w:tooltip="DIAGRAMA DE CASOS DE USO">
+            <w:r>
+              <w:rPr>
+                <w:rStyle w:val="Vnculodendice"/>
+                <w:webHidden/>
+              </w:rPr>
+              <w:t>DIAGRAMA DE CASOS DE USO</w:t>
+              <w:tab/>
+              <w:t>23</w:t>
+            </w:r>
+          </w:hyperlink>
+        </w:p>
+        <w:p>
+          <w:pPr>
+            <w:pStyle w:val="TOC1"/>
+            <w:tabs>
+              <w:tab w:val="clear" w:pos="9026"/>
+              <w:tab w:val="right" w:pos="9025" w:leader="dot"/>
+            </w:tabs>
+            <w:rPr/>
+          </w:pPr>
+          <w:hyperlink w:anchor="__RefHeading___Toc2352_1613212972" w:tooltip="DIAGRAMA DE CASOS DE USO">
+            <w:r>
+              <w:rPr>
+                <w:rStyle w:val="Vnculodendice"/>
+                <w:webHidden/>
+              </w:rPr>
+              <w:t>DIAGRAMA DE CASOS DE USO</w:t>
+              <w:tab/>
+              <w:t>23</w:t>
+            </w:r>
+          </w:hyperlink>
+        </w:p>
+        <w:p>
+          <w:pPr>
+            <w:pStyle w:val="TOC1"/>
+            <w:tabs>
+              <w:tab w:val="clear" w:pos="9026"/>
+              <w:tab w:val="right" w:pos="9025" w:leader="dot"/>
+            </w:tabs>
+            <w:rPr/>
+          </w:pPr>
+          <w:hyperlink w:anchor="__RefHeading___Toc2354_1613212972" w:tooltip="DETALHAMENTO DOS CASOS DE USO">
+            <w:r>
+              <w:rPr>
+                <w:rStyle w:val="Vnculodendice"/>
+                <w:webHidden/>
+              </w:rPr>
+              <w:t>DETALHAMENTO DOS CASOS DE USO</w:t>
+              <w:tab/>
+              <w:t>25</w:t>
+            </w:r>
+          </w:hyperlink>
+        </w:p>
+        <w:p>
+          <w:pPr>
+            <w:pStyle w:val="TOC1"/>
+            <w:tabs>
+              <w:tab w:val="clear" w:pos="9026"/>
+              <w:tab w:val="right" w:pos="9025" w:leader="dot"/>
+            </w:tabs>
+            <w:rPr/>
+          </w:pPr>
+          <w:hyperlink w:anchor="__RefHeading___Toc2354_1613212972" w:tooltip="DETALHAMENTO DOS CASOS DE USO">
+            <w:r>
+              <w:rPr>
+                <w:rStyle w:val="Vnculodendice"/>
+                <w:webHidden/>
+              </w:rPr>
+              <w:t>DETALHAMENTO DOS CASOS DE USO</w:t>
+              <w:tab/>
+              <w:t>25</w:t>
+            </w:r>
+          </w:hyperlink>
+        </w:p>
+        <w:p>
+          <w:pPr>
+            <w:pStyle w:val="TOC2"/>
+            <w:tabs>
+              <w:tab w:val="clear" w:pos="8743"/>
+              <w:tab w:val="right" w:pos="9025" w:leader="dot"/>
+            </w:tabs>
+            <w:rPr/>
+          </w:pPr>
+          <w:hyperlink w:anchor="__RefHeading___Toc2356_1613212972" w:tooltip="[CDU001] EFETUAR LOGIN">
+            <w:r>
+              <w:rPr>
+                <w:rStyle w:val="Vnculodendice"/>
+                <w:webHidden/>
+              </w:rPr>
+              <w:t>[CDU001] EFETUAR LOGIN</w:t>
+              <w:tab/>
+              <w:t>25</w:t>
+            </w:r>
+          </w:hyperlink>
+        </w:p>
+        <w:p>
+          <w:pPr>
+            <w:pStyle w:val="TOC2"/>
+            <w:tabs>
+              <w:tab w:val="clear" w:pos="8743"/>
+              <w:tab w:val="right" w:pos="9025" w:leader="dot"/>
+            </w:tabs>
+            <w:rPr/>
+          </w:pPr>
+          <w:hyperlink w:anchor="__RefHeading___Toc2356_1613212972" w:tooltip="[CDU001] EFETUAR LOGIN">
+            <w:r>
+              <w:rPr>
+                <w:rStyle w:val="Vnculodendice"/>
+                <w:webHidden/>
+              </w:rPr>
+              <w:t>[CDU001] EFETUAR LOGIN</w:t>
+              <w:tab/>
+              <w:t>25</w:t>
+            </w:r>
+          </w:hyperlink>
+        </w:p>
+        <w:p>
+          <w:pPr>
+            <w:pStyle w:val="TOC2"/>
+            <w:tabs>
+              <w:tab w:val="clear" w:pos="8743"/>
+              <w:tab w:val="right" w:pos="9025" w:leader="dot"/>
+            </w:tabs>
+            <w:rPr/>
+          </w:pPr>
+          <w:hyperlink w:anchor="__RefHeading___Toc2358_1613212972" w:tooltip="[CDU002] ATIVAR OU DESATIVAR FUNCIONALIDADES">
+            <w:r>
+              <w:rPr>
+                <w:rStyle w:val="Vnculodendice"/>
+                <w:webHidden/>
+              </w:rPr>
+              <w:t>[CDU002] ATIVAR OU DESATIVAR FUNCIONALIDADES</w:t>
+              <w:tab/>
+              <w:t>26</w:t>
+            </w:r>
+          </w:hyperlink>
+        </w:p>
+        <w:p>
+          <w:pPr>
+            <w:pStyle w:val="TOC2"/>
+            <w:tabs>
+              <w:tab w:val="clear" w:pos="8743"/>
+              <w:tab w:val="right" w:pos="9025" w:leader="dot"/>
+            </w:tabs>
+            <w:rPr/>
+          </w:pPr>
+          <w:hyperlink w:anchor="__RefHeading___Toc2358_1613212972" w:tooltip="[CDU002] ATIVAR OU DESATIVAR FUNCIONALIDADES">
+            <w:r>
+              <w:rPr>
+                <w:rStyle w:val="Vnculodendice"/>
+                <w:webHidden/>
+              </w:rPr>
+              <w:t>[CDU002] ATIVAR OU DESATIVAR FUNCIONALIDADES</w:t>
+              <w:tab/>
+              <w:t>26</w:t>
+            </w:r>
+          </w:hyperlink>
+        </w:p>
+        <w:p>
+          <w:pPr>
+            <w:pStyle w:val="TOC2"/>
+            <w:tabs>
+              <w:tab w:val="clear" w:pos="8743"/>
+              <w:tab w:val="right" w:pos="9025" w:leader="dot"/>
+            </w:tabs>
+            <w:rPr/>
+          </w:pPr>
+          <w:hyperlink w:anchor="__RefHeading___Toc2360_1613212972" w:tooltip="[CDU003] CADASTRAR MATERIAL">
+            <w:r>
+              <w:rPr>
+                <w:rStyle w:val="Vnculodendice"/>
+                <w:webHidden/>
+              </w:rPr>
+              <w:t>[CDU003] CADASTRAR MATERIAL</w:t>
+              <w:tab/>
+              <w:t>26</w:t>
+            </w:r>
+          </w:hyperlink>
+        </w:p>
+        <w:p>
+          <w:pPr>
+            <w:pStyle w:val="TOC2"/>
+            <w:tabs>
+              <w:tab w:val="clear" w:pos="8743"/>
+              <w:tab w:val="right" w:pos="9025" w:leader="dot"/>
+            </w:tabs>
+            <w:rPr/>
+          </w:pPr>
+          <w:hyperlink w:anchor="__RefHeading___Toc2360_1613212972" w:tooltip="[CDU003] CADASTRAR MATERIAL">
+            <w:r>
+              <w:rPr>
+                <w:rStyle w:val="Vnculodendice"/>
+                <w:webHidden/>
+              </w:rPr>
+              <w:t>[CDU003] CADASTRAR MATERIAL</w:t>
+              <w:tab/>
+              <w:t>26</w:t>
+            </w:r>
+          </w:hyperlink>
+        </w:p>
+        <w:p>
+          <w:pPr>
+            <w:pStyle w:val="TOC2"/>
+            <w:tabs>
+              <w:tab w:val="clear" w:pos="8743"/>
+              <w:tab w:val="right" w:pos="9025" w:leader="dot"/>
+            </w:tabs>
+            <w:rPr/>
+          </w:pPr>
+          <w:hyperlink w:anchor="__RefHeading___Toc2362_1613212972" w:tooltip="[CDU004] BUSCAR MATERIAIS">
+            <w:r>
+              <w:rPr>
+                <w:rStyle w:val="Vnculodendice"/>
+                <w:webHidden/>
+              </w:rPr>
+              <w:t>[CDU004] BUSCAR MATERIAIS</w:t>
+              <w:tab/>
+              <w:t>27</w:t>
+            </w:r>
+          </w:hyperlink>
+        </w:p>
+        <w:p>
+          <w:pPr>
+            <w:pStyle w:val="TOC2"/>
+            <w:tabs>
+              <w:tab w:val="clear" w:pos="8743"/>
+              <w:tab w:val="right" w:pos="9025" w:leader="dot"/>
+            </w:tabs>
+            <w:rPr/>
+          </w:pPr>
+          <w:hyperlink w:anchor="__RefHeading___Toc2362_1613212972" w:tooltip="[CDU004] BUSCAR MATERIAIS">
+            <w:r>
+              <w:rPr>
+                <w:rStyle w:val="Vnculodendice"/>
+                <w:webHidden/>
+              </w:rPr>
+              <w:t>[CDU004] BUSCAR MATERIAIS</w:t>
+              <w:tab/>
+              <w:t>27</w:t>
+            </w:r>
+          </w:hyperlink>
+        </w:p>
+        <w:p>
+          <w:pPr>
+            <w:pStyle w:val="TOC2"/>
+            <w:tabs>
+              <w:tab w:val="clear" w:pos="8743"/>
+              <w:tab w:val="right" w:pos="9025" w:leader="dot"/>
+            </w:tabs>
+            <w:rPr/>
+          </w:pPr>
+          <w:hyperlink w:anchor="__RefHeading___Toc2364_1613212972" w:tooltip="[CDU005] ALTERAR MATERIAL">
+            <w:r>
+              <w:rPr>
+                <w:rStyle w:val="Vnculodendice"/>
+                <w:webHidden/>
+              </w:rPr>
+              <w:t>[CDU005] ALTERAR MATERIAL</w:t>
+              <w:tab/>
+              <w:t>28</w:t>
+            </w:r>
+          </w:hyperlink>
+        </w:p>
+        <w:p>
+          <w:pPr>
+            <w:pStyle w:val="TOC2"/>
+            <w:tabs>
+              <w:tab w:val="clear" w:pos="8743"/>
+              <w:tab w:val="right" w:pos="9025" w:leader="dot"/>
+            </w:tabs>
+            <w:rPr/>
+          </w:pPr>
+          <w:hyperlink w:anchor="__RefHeading___Toc2364_1613212972" w:tooltip="[CDU005] ALTERAR MATERIAL">
+            <w:r>
+              <w:rPr>
+                <w:rStyle w:val="Vnculodendice"/>
+                <w:webHidden/>
+              </w:rPr>
+              <w:t>[CDU005] ALTERAR MATERIAL</w:t>
+              <w:tab/>
+              <w:t>28</w:t>
+            </w:r>
+          </w:hyperlink>
+        </w:p>
+        <w:p>
+          <w:pPr>
+            <w:pStyle w:val="TOC2"/>
+            <w:tabs>
+              <w:tab w:val="clear" w:pos="8743"/>
+              <w:tab w:val="right" w:pos="9025" w:leader="dot"/>
+            </w:tabs>
+            <w:rPr/>
+          </w:pPr>
+          <w:hyperlink w:anchor="__RefHeading___Toc2366_1613212972" w:tooltip="[CDU006] REMOVER MATERIAL">
+            <w:r>
+              <w:rPr>
+                <w:rStyle w:val="Vnculodendice"/>
+                <w:webHidden/>
+              </w:rPr>
+              <w:t>[CDU006] REMOVER MATERIAL</w:t>
+              <w:tab/>
+              <w:t>29</w:t>
+            </w:r>
+          </w:hyperlink>
+        </w:p>
+        <w:p>
+          <w:pPr>
+            <w:pStyle w:val="TOC2"/>
+            <w:tabs>
+              <w:tab w:val="clear" w:pos="8743"/>
+              <w:tab w:val="right" w:pos="9025" w:leader="dot"/>
+            </w:tabs>
+            <w:rPr/>
+          </w:pPr>
+          <w:hyperlink w:anchor="__RefHeading___Toc2366_1613212972" w:tooltip="[CDU006] REMOVER MATERIAL">
+            <w:r>
+              <w:rPr>
+                <w:rStyle w:val="Vnculodendice"/>
+                <w:webHidden/>
+              </w:rPr>
+              <w:t>[CDU006] REMOVER MATERIAL</w:t>
+              <w:tab/>
+              <w:t>29</w:t>
+            </w:r>
+          </w:hyperlink>
+        </w:p>
+        <w:p>
+          <w:pPr>
+            <w:pStyle w:val="TOC2"/>
+            <w:tabs>
+              <w:tab w:val="clear" w:pos="8743"/>
+              <w:tab w:val="right" w:pos="9025" w:leader="dot"/>
+            </w:tabs>
+            <w:rPr/>
+          </w:pPr>
+          <w:hyperlink w:anchor="__RefHeading___Toc2368_1613212972" w:tooltip="[CDU007] CADASTRAR EMPRÉSTIMO DE MATERIAL">
+            <w:r>
+              <w:rPr>
+                <w:rStyle w:val="Vnculodendice"/>
+                <w:webHidden/>
+              </w:rPr>
+              <w:t>[CDU007] CADASTRAR EMPRÉSTIMO DE MATERIAL</w:t>
+              <w:tab/>
+              <w:t>30</w:t>
+            </w:r>
+          </w:hyperlink>
+        </w:p>
+        <w:p>
+          <w:pPr>
+            <w:pStyle w:val="TOC2"/>
+            <w:tabs>
+              <w:tab w:val="clear" w:pos="8743"/>
+              <w:tab w:val="right" w:pos="9025" w:leader="dot"/>
+            </w:tabs>
+            <w:rPr/>
+          </w:pPr>
+          <w:hyperlink w:anchor="__RefHeading___Toc2368_1613212972" w:tooltip="[CDU007] CADASTRAR EMPRÉSTIMO DE MATERIAL">
+            <w:r>
+              <w:rPr>
+                <w:rStyle w:val="Vnculodendice"/>
+                <w:webHidden/>
+              </w:rPr>
+              <w:t>[CDU007] CADASTRAR EMPRÉSTIMO DE MATERIAL</w:t>
+              <w:tab/>
+              <w:t>30</w:t>
+            </w:r>
+          </w:hyperlink>
+        </w:p>
+        <w:p>
+          <w:pPr>
+            <w:pStyle w:val="TOC2"/>
+            <w:tabs>
+              <w:tab w:val="clear" w:pos="8743"/>
+              <w:tab w:val="right" w:pos="9025" w:leader="dot"/>
+            </w:tabs>
+            <w:rPr/>
+          </w:pPr>
+          <w:hyperlink w:anchor="__RefHeading___Toc2370_1613212972" w:tooltip="[CDU008] BUSCAR EMPRÉSTIMOS DE MATERIAIS">
+            <w:r>
+              <w:rPr>
+                <w:rStyle w:val="Vnculodendice"/>
+                <w:webHidden/>
+              </w:rPr>
+              <w:t>[CDU008] BUSCAR EMPRÉSTIMOS DE MATERIAIS</w:t>
+              <w:tab/>
+              <w:t>30</w:t>
+            </w:r>
+          </w:hyperlink>
+        </w:p>
+        <w:p>
+          <w:pPr>
+            <w:pStyle w:val="TOC2"/>
+            <w:tabs>
+              <w:tab w:val="clear" w:pos="8743"/>
+              <w:tab w:val="right" w:pos="9025" w:leader="dot"/>
+            </w:tabs>
+            <w:rPr/>
+          </w:pPr>
+          <w:hyperlink w:anchor="__RefHeading___Toc2370_1613212972" w:tooltip="[CDU008] BUSCAR EMPRÉSTIMOS DE MATERIAIS">
+            <w:r>
+              <w:rPr>
+                <w:rStyle w:val="Vnculodendice"/>
+                <w:webHidden/>
+              </w:rPr>
+              <w:t>[CDU008] BUSCAR EMPRÉSTIMOS DE MATERIAIS</w:t>
+              <w:tab/>
+              <w:t>30</w:t>
+            </w:r>
+          </w:hyperlink>
+        </w:p>
+        <w:p>
+          <w:pPr>
+            <w:pStyle w:val="TOC2"/>
+            <w:tabs>
+              <w:tab w:val="clear" w:pos="8743"/>
+              <w:tab w:val="right" w:pos="9025" w:leader="dot"/>
+            </w:tabs>
+            <w:rPr/>
+          </w:pPr>
+          <w:hyperlink w:anchor="__RefHeading___Toc2372_1613212972" w:tooltip="[CDU009] ALTERAR EMPRÉSTIMO DE MATERIAL">
+            <w:r>
+              <w:rPr>
+                <w:rStyle w:val="Vnculodendice"/>
+                <w:webHidden/>
+              </w:rPr>
+              <w:t>[CDU009] ALTERAR EMPRÉSTIMO DE MATERIAL</w:t>
+              <w:tab/>
+              <w:t>31</w:t>
+            </w:r>
+          </w:hyperlink>
+        </w:p>
+        <w:p>
+          <w:pPr>
+            <w:pStyle w:val="TOC2"/>
+            <w:tabs>
+              <w:tab w:val="clear" w:pos="8743"/>
+              <w:tab w:val="right" w:pos="9025" w:leader="dot"/>
+            </w:tabs>
+            <w:rPr/>
+          </w:pPr>
+          <w:hyperlink w:anchor="__RefHeading___Toc2372_1613212972" w:tooltip="[CDU009] ALTERAR EMPRÉSTIMO DE MATERIAL">
+            <w:r>
+              <w:rPr>
+                <w:rStyle w:val="Vnculodendice"/>
+                <w:webHidden/>
+              </w:rPr>
+              <w:t>[CDU009] ALTERAR EMPRÉSTIMO DE MATERIAL</w:t>
+              <w:tab/>
+              <w:t>31</w:t>
+            </w:r>
+          </w:hyperlink>
+        </w:p>
+        <w:p>
+          <w:pPr>
+            <w:pStyle w:val="TOC2"/>
+            <w:tabs>
+              <w:tab w:val="clear" w:pos="8743"/>
+              <w:tab w:val="right" w:pos="9025" w:leader="dot"/>
+            </w:tabs>
+            <w:rPr/>
+          </w:pPr>
+          <w:hyperlink w:anchor="__RefHeading___Toc2374_1613212972" w:tooltip="[CDU010] REMOVER EMPRÉSTIMO DE MATERIAL">
+            <w:r>
+              <w:rPr>
+                <w:rStyle w:val="Vnculodendice"/>
+                <w:webHidden/>
+              </w:rPr>
+              <w:t>[CDU010] REMOVER EMPRÉSTIMO DE MATERIAL</w:t>
+              <w:tab/>
+              <w:t>32</w:t>
+            </w:r>
+          </w:hyperlink>
+        </w:p>
+        <w:p>
+          <w:pPr>
+            <w:pStyle w:val="TOC2"/>
+            <w:tabs>
+              <w:tab w:val="clear" w:pos="8743"/>
+              <w:tab w:val="right" w:pos="9025" w:leader="dot"/>
+            </w:tabs>
+            <w:rPr/>
+          </w:pPr>
+          <w:hyperlink w:anchor="__RefHeading___Toc2374_1613212972" w:tooltip="[CDU010] REMOVER EMPRÉSTIMO DE MATERIAL">
+            <w:r>
+              <w:rPr>
+                <w:rStyle w:val="Vnculodendice"/>
+                <w:webHidden/>
+              </w:rPr>
+              <w:t>[CDU010] REMOVER EMPRÉSTIMO DE MATERIAL</w:t>
+              <w:tab/>
+              <w:t>32</w:t>
+            </w:r>
+          </w:hyperlink>
+        </w:p>
+        <w:p>
+          <w:pPr>
+            <w:pStyle w:val="TOC2"/>
+            <w:tabs>
+              <w:tab w:val="clear" w:pos="8743"/>
+              <w:tab w:val="right" w:pos="9025" w:leader="dot"/>
+            </w:tabs>
+            <w:rPr/>
+          </w:pPr>
+          <w:hyperlink w:anchor="__RefHeading___Toc2376_1613212972" w:tooltip="[CDU011] CADASTRAR RENOVAÇÃO DE EMPRÉSTIMO DE MATERIAL">
+            <w:r>
+              <w:rPr>
+                <w:rStyle w:val="Vnculodendice"/>
+                <w:webHidden/>
+              </w:rPr>
+              <w:t>[CDU011] CADASTRAR RENOVAÇÃO DE EMPRÉSTIMO DE MATERIAL</w:t>
+              <w:tab/>
+              <w:t>33</w:t>
+            </w:r>
+          </w:hyperlink>
+        </w:p>
+        <w:p>
+          <w:pPr>
+            <w:pStyle w:val="TOC2"/>
+            <w:tabs>
+              <w:tab w:val="clear" w:pos="8743"/>
+              <w:tab w:val="right" w:pos="9025" w:leader="dot"/>
+            </w:tabs>
+            <w:rPr/>
+          </w:pPr>
+          <w:hyperlink w:anchor="__RefHeading___Toc2376_1613212972" w:tooltip="[CDU011] CADASTRAR RENOVAÇÃO DE EMPRÉSTIMO DE MATERIAL">
+            <w:r>
+              <w:rPr>
+                <w:rStyle w:val="Vnculodendice"/>
+                <w:webHidden/>
+              </w:rPr>
+              <w:t>[CDU011] CADASTRAR RENOVAÇÃO DE EMPRÉSTIMO DE MATERIAL</w:t>
+              <w:tab/>
+              <w:t>33</w:t>
+            </w:r>
+          </w:hyperlink>
+        </w:p>
+        <w:p>
+          <w:pPr>
+            <w:pStyle w:val="TOC2"/>
+            <w:tabs>
+              <w:tab w:val="clear" w:pos="8743"/>
+              <w:tab w:val="right" w:pos="9025" w:leader="dot"/>
+            </w:tabs>
+            <w:rPr/>
+          </w:pPr>
+          <w:hyperlink w:anchor="__RefHeading___Toc2378_1613212972" w:tooltip="[CDU012] BUSCAR RENOVAÇÕES DE EMPRÉSTIMOS DE MATERIAIS">
+            <w:r>
+              <w:rPr>
+                <w:rStyle w:val="Vnculodendice"/>
+                <w:webHidden/>
+              </w:rPr>
+              <w:t>[CDU012] BUSCAR RENOVAÇÕES DE EMPRÉSTIMOS DE MATERIAIS</w:t>
+              <w:tab/>
+              <w:t>34</w:t>
+            </w:r>
+          </w:hyperlink>
+        </w:p>
+        <w:p>
+          <w:pPr>
+            <w:pStyle w:val="TOC2"/>
+            <w:tabs>
+              <w:tab w:val="clear" w:pos="8743"/>
+              <w:tab w:val="right" w:pos="9025" w:leader="dot"/>
+            </w:tabs>
+            <w:rPr/>
+          </w:pPr>
+          <w:hyperlink w:anchor="__RefHeading___Toc2378_1613212972" w:tooltip="[CDU012] BUSCAR RENOVAÇÕES DE EMPRÉSTIMOS DE MATERIAIS">
+            <w:r>
+              <w:rPr>
+                <w:rStyle w:val="Vnculodendice"/>
+                <w:webHidden/>
+              </w:rPr>
+              <w:t>[CDU012] BUSCAR RENOVAÇÕES DE EMPRÉSTIMOS DE MATERIAIS</w:t>
+              <w:tab/>
+              <w:t>34</w:t>
+            </w:r>
+          </w:hyperlink>
+        </w:p>
+        <w:p>
+          <w:pPr>
+            <w:pStyle w:val="TOC2"/>
+            <w:tabs>
+              <w:tab w:val="clear" w:pos="8743"/>
+              <w:tab w:val="right" w:pos="9025" w:leader="dot"/>
+            </w:tabs>
+            <w:rPr/>
+          </w:pPr>
+          <w:hyperlink w:anchor="__RefHeading___Toc2380_1613212972" w:tooltip="[CDU013] ALTERAR RENOVAÇÃO DE EMPRÉSTIMO DE MATERIAL">
+            <w:r>
+              <w:rPr>
+                <w:rStyle w:val="Vnculodendice"/>
+                <w:webHidden/>
+              </w:rPr>
+              <w:t>[CDU013] ALTERAR RENOVAÇÃO DE EMPRÉSTIMO DE MATERIAL</w:t>
+              <w:tab/>
+              <w:t>35</w:t>
+            </w:r>
+          </w:hyperlink>
+        </w:p>
+        <w:p>
+          <w:pPr>
+            <w:pStyle w:val="TOC2"/>
+            <w:tabs>
+              <w:tab w:val="clear" w:pos="8743"/>
+              <w:tab w:val="right" w:pos="9025" w:leader="dot"/>
+            </w:tabs>
+            <w:rPr/>
+          </w:pPr>
+          <w:hyperlink w:anchor="__RefHeading___Toc2380_1613212972" w:tooltip="[CDU013] ALTERAR RENOVAÇÃO DE EMPRÉSTIMO DE MATERIAL">
+            <w:r>
+              <w:rPr>
+                <w:rStyle w:val="Vnculodendice"/>
+                <w:webHidden/>
+              </w:rPr>
+              <w:t>[CDU013] ALTERAR RENOVAÇÃO DE EMPRÉSTIMO DE MATERIAL</w:t>
+              <w:tab/>
+              <w:t>35</w:t>
+            </w:r>
+          </w:hyperlink>
+        </w:p>
+        <w:p>
+          <w:pPr>
+            <w:pStyle w:val="TOC2"/>
+            <w:tabs>
+              <w:tab w:val="clear" w:pos="8743"/>
+              <w:tab w:val="right" w:pos="9025" w:leader="dot"/>
+            </w:tabs>
+            <w:rPr/>
+          </w:pPr>
+          <w:hyperlink w:anchor="__RefHeading___Toc2382_1613212972" w:tooltip="[CDU014] REMOVER RENOVAÇÃO DE EMPRÉSTIMO DE MATERIAL">
+            <w:r>
+              <w:rPr>
+                <w:rStyle w:val="Vnculodendice"/>
+                <w:webHidden/>
+              </w:rPr>
+              <w:t>[CDU014] REMOVER RENOVAÇÃO DE EMPRÉSTIMO DE MATERIAL</w:t>
+              <w:tab/>
+              <w:t>35</w:t>
+            </w:r>
+          </w:hyperlink>
+        </w:p>
+        <w:p>
+          <w:pPr>
+            <w:pStyle w:val="TOC2"/>
+            <w:tabs>
+              <w:tab w:val="clear" w:pos="8743"/>
+              <w:tab w:val="right" w:pos="9025" w:leader="dot"/>
+            </w:tabs>
+            <w:rPr/>
+          </w:pPr>
+          <w:hyperlink w:anchor="__RefHeading___Toc2382_1613212972" w:tooltip="[CDU014] REMOVER RENOVAÇÃO DE EMPRÉSTIMO DE MATERIAL">
+            <w:r>
+              <w:rPr>
+                <w:rStyle w:val="Vnculodendice"/>
+                <w:webHidden/>
+              </w:rPr>
+              <w:t>[CDU014] REMOVER RENOVAÇÃO DE EMPRÉSTIMO DE MATERIAL</w:t>
+              <w:tab/>
+              <w:t>35</w:t>
+            </w:r>
+          </w:hyperlink>
+        </w:p>
+        <w:p>
+          <w:pPr>
+            <w:pStyle w:val="TOC2"/>
+            <w:tabs>
+              <w:tab w:val="clear" w:pos="8743"/>
+              <w:tab w:val="right" w:pos="9025" w:leader="dot"/>
+            </w:tabs>
+            <w:rPr/>
+          </w:pPr>
+          <w:hyperlink w:anchor="__RefHeading___Toc2384_1613212972" w:tooltip="[CDU015] CADASTRAR DEVOLUÇÃO DE MATERIAL">
+            <w:r>
+              <w:rPr>
+                <w:rStyle w:val="Vnculodendice"/>
+                <w:webHidden/>
+              </w:rPr>
+              <w:t>[CDU015] CADASTRAR DEVOLUÇÃO DE MATERIAL</w:t>
+              <w:tab/>
+              <w:t>36</w:t>
+            </w:r>
+          </w:hyperlink>
+        </w:p>
+        <w:p>
+          <w:pPr>
+            <w:pStyle w:val="TOC2"/>
+            <w:tabs>
+              <w:tab w:val="clear" w:pos="8743"/>
+              <w:tab w:val="right" w:pos="9025" w:leader="dot"/>
+            </w:tabs>
+            <w:rPr/>
+          </w:pPr>
+          <w:hyperlink w:anchor="__RefHeading___Toc2384_1613212972" w:tooltip="[CDU015] CADASTRAR DEVOLUÇÃO DE MATERIAL">
+            <w:r>
+              <w:rPr>
+                <w:rStyle w:val="Vnculodendice"/>
+                <w:webHidden/>
+              </w:rPr>
+              <w:t>[CDU015] CADASTRAR DEVOLUÇÃO DE MATERIAL</w:t>
+              <w:tab/>
+              <w:t>36</w:t>
+            </w:r>
+          </w:hyperlink>
+        </w:p>
+        <w:p>
+          <w:pPr>
+            <w:pStyle w:val="TOC2"/>
+            <w:tabs>
+              <w:tab w:val="clear" w:pos="8743"/>
+              <w:tab w:val="right" w:pos="9025" w:leader="dot"/>
+            </w:tabs>
+            <w:rPr/>
+          </w:pPr>
+          <w:hyperlink w:anchor="__RefHeading___Toc2386_1613212972" w:tooltip="[CDU016] BUSCAR DEVOLUÇÕES DE MATERIAIS">
+            <w:r>
+              <w:rPr>
+                <w:rStyle w:val="Vnculodendice"/>
+                <w:webHidden/>
+              </w:rPr>
+              <w:t>[CDU016] BUSCAR DEVOLUÇÕES DE MATERIAIS</w:t>
+              <w:tab/>
+              <w:t>37</w:t>
+            </w:r>
+          </w:hyperlink>
+        </w:p>
+        <w:p>
+          <w:pPr>
+            <w:pStyle w:val="TOC2"/>
+            <w:tabs>
+              <w:tab w:val="clear" w:pos="8743"/>
+              <w:tab w:val="right" w:pos="9025" w:leader="dot"/>
+            </w:tabs>
+            <w:rPr/>
+          </w:pPr>
+          <w:hyperlink w:anchor="__RefHeading___Toc2386_1613212972" w:tooltip="[CDU016] BUSCAR DEVOLUÇÕES DE MATERIAIS">
+            <w:r>
+              <w:rPr>
+                <w:rStyle w:val="Vnculodendice"/>
+                <w:webHidden/>
+              </w:rPr>
+              <w:t>[CDU016] BUSCAR DEVOLUÇÕES DE MATERIAIS</w:t>
+              <w:tab/>
+              <w:t>37</w:t>
+            </w:r>
+          </w:hyperlink>
+        </w:p>
+        <w:p>
+          <w:pPr>
+            <w:pStyle w:val="TOC2"/>
+            <w:tabs>
+              <w:tab w:val="clear" w:pos="8743"/>
+              <w:tab w:val="right" w:pos="9025" w:leader="dot"/>
+            </w:tabs>
+            <w:rPr/>
+          </w:pPr>
+          <w:hyperlink w:anchor="__RefHeading___Toc2388_1613212972" w:tooltip="[CDU017] ALTERAR DEVOLUÇÃO DE MATERIAL">
+            <w:r>
+              <w:rPr>
+                <w:rStyle w:val="Vnculodendice"/>
+                <w:webHidden/>
+              </w:rPr>
+              <w:t>[CDU017] ALTERAR DEVOLUÇÃO DE MATERIAL</w:t>
+              <w:tab/>
+              <w:t>38</w:t>
+            </w:r>
+          </w:hyperlink>
+        </w:p>
+        <w:p>
+          <w:pPr>
+            <w:pStyle w:val="TOC2"/>
+            <w:tabs>
+              <w:tab w:val="clear" w:pos="8743"/>
+              <w:tab w:val="right" w:pos="9025" w:leader="dot"/>
+            </w:tabs>
+            <w:rPr/>
+          </w:pPr>
+          <w:hyperlink w:anchor="__RefHeading___Toc2388_1613212972" w:tooltip="[CDU017] ALTERAR DEVOLUÇÃO DE MATERIAL">
+            <w:r>
+              <w:rPr>
+                <w:rStyle w:val="Vnculodendice"/>
+                <w:webHidden/>
+              </w:rPr>
+              <w:t>[CDU017] ALTERAR DEVOLUÇÃO DE MATERIAL</w:t>
+              <w:tab/>
+              <w:t>38</w:t>
+            </w:r>
+          </w:hyperlink>
+        </w:p>
+        <w:p>
+          <w:pPr>
+            <w:pStyle w:val="TOC2"/>
+            <w:tabs>
+              <w:tab w:val="clear" w:pos="8743"/>
+              <w:tab w:val="right" w:pos="9025" w:leader="dot"/>
+            </w:tabs>
+            <w:rPr/>
+          </w:pPr>
+          <w:hyperlink w:anchor="__RefHeading___Toc2390_1613212972" w:tooltip="[CDU018] REMOVER DEVOLUÇÃO DE MATERIAL">
+            <w:r>
+              <w:rPr>
+                <w:rStyle w:val="Vnculodendice"/>
+                <w:webHidden/>
+              </w:rPr>
+              <w:t>[CDU018] REMOVER DEVOLUÇÃO DE MATERIAL</w:t>
+              <w:tab/>
+              <w:t>39</w:t>
+            </w:r>
+          </w:hyperlink>
+        </w:p>
+        <w:p>
+          <w:pPr>
+            <w:pStyle w:val="TOC2"/>
+            <w:tabs>
+              <w:tab w:val="clear" w:pos="8743"/>
+              <w:tab w:val="right" w:pos="9025" w:leader="dot"/>
+            </w:tabs>
+            <w:rPr/>
+          </w:pPr>
+          <w:hyperlink w:anchor="__RefHeading___Toc2390_1613212972" w:tooltip="[CDU018] REMOVER DEVOLUÇÃO DE MATERIAL">
+            <w:r>
+              <w:rPr>
+                <w:rStyle w:val="Vnculodendice"/>
+                <w:webHidden/>
+              </w:rPr>
+              <w:t>[CDU018] REMOVER DEVOLUÇÃO DE MATERIAL</w:t>
+              <w:tab/>
+              <w:t>39</w:t>
+            </w:r>
+          </w:hyperlink>
+        </w:p>
+        <w:p>
+          <w:pPr>
+            <w:pStyle w:val="TOC2"/>
+            <w:tabs>
+              <w:tab w:val="clear" w:pos="8743"/>
+              <w:tab w:val="right" w:pos="9025" w:leader="dot"/>
+            </w:tabs>
+            <w:rPr/>
+          </w:pPr>
+          <w:hyperlink w:anchor="__RefHeading___Toc2392_1613212972" w:tooltip="[CDU019] CADASTRAR RESERVA DE MATERIAL">
+            <w:r>
+              <w:rPr>
+                <w:rStyle w:val="Vnculodendice"/>
+                <w:webHidden/>
+              </w:rPr>
+              <w:t>[CDU019] CADASTRAR RESERVA DE MATERIAL</w:t>
+              <w:tab/>
+              <w:t>39</w:t>
+            </w:r>
+          </w:hyperlink>
+        </w:p>
+        <w:p>
+          <w:pPr>
+            <w:pStyle w:val="TOC2"/>
+            <w:tabs>
+              <w:tab w:val="clear" w:pos="8743"/>
+              <w:tab w:val="right" w:pos="9025" w:leader="dot"/>
+            </w:tabs>
+            <w:rPr/>
+          </w:pPr>
+          <w:hyperlink w:anchor="__RefHeading___Toc2392_1613212972" w:tooltip="[CDU019] CADASTRAR RESERVA DE MATERIAL">
+            <w:r>
+              <w:rPr>
+                <w:rStyle w:val="Vnculodendice"/>
+                <w:webHidden/>
+              </w:rPr>
+              <w:t>[CDU019] CADASTRAR RESERVA DE MATERIAL</w:t>
+              <w:tab/>
+              <w:t>39</w:t>
+            </w:r>
+          </w:hyperlink>
+        </w:p>
+        <w:p>
+          <w:pPr>
+            <w:pStyle w:val="TOC2"/>
+            <w:tabs>
+              <w:tab w:val="clear" w:pos="8743"/>
+              <w:tab w:val="right" w:pos="9025" w:leader="dot"/>
+            </w:tabs>
+            <w:rPr/>
+          </w:pPr>
+          <w:hyperlink w:anchor="__RefHeading___Toc2394_1613212972" w:tooltip="[CDU020] BUSCAR RESERVAS DE MATERIAIS">
+            <w:r>
+              <w:rPr>
+                <w:rStyle w:val="Vnculodendice"/>
+                <w:webHidden/>
+              </w:rPr>
+              <w:t>[CDU020] BUSCAR RESERVAS DE MATERIAIS</w:t>
+              <w:tab/>
+              <w:t>40</w:t>
+            </w:r>
+          </w:hyperlink>
+        </w:p>
+        <w:p>
+          <w:pPr>
+            <w:pStyle w:val="TOC2"/>
+            <w:tabs>
+              <w:tab w:val="clear" w:pos="8743"/>
+              <w:tab w:val="right" w:pos="9025" w:leader="dot"/>
+            </w:tabs>
+            <w:rPr/>
+          </w:pPr>
+          <w:hyperlink w:anchor="__RefHeading___Toc2394_1613212972" w:tooltip="[CDU020] BUSCAR RESERVAS DE MATERIAIS">
+            <w:r>
+              <w:rPr>
+                <w:rStyle w:val="Vnculodendice"/>
+                <w:webHidden/>
+              </w:rPr>
+              <w:t>[CDU020] BUSCAR RESERVAS DE MATERIAIS</w:t>
+              <w:tab/>
+              <w:t>40</w:t>
+            </w:r>
+          </w:hyperlink>
+        </w:p>
+        <w:p>
+          <w:pPr>
+            <w:pStyle w:val="TOC2"/>
+            <w:tabs>
+              <w:tab w:val="clear" w:pos="8743"/>
+              <w:tab w:val="right" w:pos="9025" w:leader="dot"/>
+            </w:tabs>
+            <w:rPr/>
+          </w:pPr>
+          <w:hyperlink w:anchor="__RefHeading___Toc2396_1613212972" w:tooltip="[CDU021] ALTERAR RESERVA DE MATERIAL">
+            <w:r>
+              <w:rPr>
+                <w:rStyle w:val="Vnculodendice"/>
+                <w:webHidden/>
+              </w:rPr>
+              <w:t>[CDU021] ALTERAR RESERVA DE MATERIAL</w:t>
+              <w:tab/>
+              <w:t>41</w:t>
+            </w:r>
+          </w:hyperlink>
+        </w:p>
+        <w:p>
+          <w:pPr>
+            <w:pStyle w:val="TOC2"/>
+            <w:tabs>
+              <w:tab w:val="clear" w:pos="8743"/>
+              <w:tab w:val="right" w:pos="9025" w:leader="dot"/>
+            </w:tabs>
+            <w:rPr/>
+          </w:pPr>
+          <w:hyperlink w:anchor="__RefHeading___Toc2396_1613212972" w:tooltip="[CDU021] ALTERAR RESERVA DE MATERIAL">
+            <w:r>
+              <w:rPr>
+                <w:rStyle w:val="Vnculodendice"/>
+                <w:webHidden/>
+              </w:rPr>
+              <w:t>[CDU021] ALTERAR RESERVA DE MATERIAL</w:t>
+              <w:tab/>
+              <w:t>41</w:t>
+            </w:r>
+          </w:hyperlink>
+        </w:p>
+        <w:p>
+          <w:pPr>
+            <w:pStyle w:val="TOC2"/>
+            <w:tabs>
+              <w:tab w:val="clear" w:pos="8743"/>
+              <w:tab w:val="right" w:pos="9025" w:leader="dot"/>
+            </w:tabs>
+            <w:rPr/>
+          </w:pPr>
+          <w:hyperlink w:anchor="__RefHeading___Toc2398_1613212972" w:tooltip="[CDU022] REMOVER RESERVA DE MATERIAL">
+            <w:r>
+              <w:rPr>
+                <w:rStyle w:val="Vnculodendice"/>
+                <w:webHidden/>
+              </w:rPr>
+              <w:t>[CDU022] REMOVER RESERVA DE MATERIAL</w:t>
+              <w:tab/>
+              <w:t>42</w:t>
+            </w:r>
+          </w:hyperlink>
+        </w:p>
+        <w:p>
+          <w:pPr>
+            <w:pStyle w:val="TOC2"/>
+            <w:tabs>
+              <w:tab w:val="clear" w:pos="8743"/>
+              <w:tab w:val="right" w:pos="9025" w:leader="dot"/>
+            </w:tabs>
+            <w:rPr/>
+          </w:pPr>
+          <w:hyperlink w:anchor="__RefHeading___Toc2398_1613212972" w:tooltip="[CDU022] REMOVER RESERVA DE MATERIAL">
+            <w:r>
+              <w:rPr>
+                <w:rStyle w:val="Vnculodendice"/>
+                <w:webHidden/>
+              </w:rPr>
+              <w:t>[CDU022] REMOVER RESERVA DE MATERIAL</w:t>
+              <w:tab/>
+              <w:t>42</w:t>
+            </w:r>
+          </w:hyperlink>
+        </w:p>
+        <w:p>
+          <w:pPr>
+            <w:pStyle w:val="TOC2"/>
+            <w:tabs>
+              <w:tab w:val="clear" w:pos="8743"/>
+              <w:tab w:val="right" w:pos="9025" w:leader="dot"/>
+            </w:tabs>
+            <w:rPr/>
+          </w:pPr>
+          <w:hyperlink w:anchor="__RefHeading___Toc2400_1613212972" w:tooltip="[CDU023] CADASTRAR CONSULTA LOCAL DE MATERIAL">
+            <w:r>
+              <w:rPr>
+                <w:rStyle w:val="Vnculodendice"/>
+                <w:webHidden/>
+              </w:rPr>
+              <w:t>[CDU023] CADASTRAR CONSULTA LOCAL DE MATERIAL</w:t>
+              <w:tab/>
+              <w:t>43</w:t>
+            </w:r>
+          </w:hyperlink>
+        </w:p>
+        <w:p>
+          <w:pPr>
+            <w:pStyle w:val="TOC2"/>
+            <w:tabs>
+              <w:tab w:val="clear" w:pos="8743"/>
+              <w:tab w:val="right" w:pos="9025" w:leader="dot"/>
+            </w:tabs>
+            <w:rPr/>
+          </w:pPr>
+          <w:hyperlink w:anchor="__RefHeading___Toc2400_1613212972" w:tooltip="[CDU023] CADASTRAR CONSULTA LOCAL DE MATERIAL">
+            <w:r>
+              <w:rPr>
+                <w:rStyle w:val="Vnculodendice"/>
+                <w:webHidden/>
+              </w:rPr>
+              <w:t>[CDU023] CADASTRAR CONSULTA LOCAL DE MATERIAL</w:t>
+              <w:tab/>
+              <w:t>43</w:t>
+            </w:r>
+          </w:hyperlink>
+        </w:p>
+        <w:p>
+          <w:pPr>
+            <w:pStyle w:val="TOC2"/>
+            <w:tabs>
+              <w:tab w:val="clear" w:pos="8743"/>
+              <w:tab w:val="right" w:pos="9025" w:leader="dot"/>
+            </w:tabs>
+            <w:rPr/>
+          </w:pPr>
+          <w:hyperlink w:anchor="__RefHeading___Toc2402_1613212972" w:tooltip="[CDU024] BUSCAR CONSULTAS LOCAIS DE MATERIAIS">
+            <w:r>
+              <w:rPr>
+                <w:rStyle w:val="Vnculodendice"/>
+                <w:webHidden/>
+              </w:rPr>
+              <w:t>[CDU024] BUSCAR CONSULTAS LOCAIS DE MATERIAIS</w:t>
+              <w:tab/>
+              <w:t>43</w:t>
+            </w:r>
+          </w:hyperlink>
+        </w:p>
+        <w:p>
+          <w:pPr>
+            <w:pStyle w:val="TOC2"/>
+            <w:tabs>
+              <w:tab w:val="clear" w:pos="8743"/>
+              <w:tab w:val="right" w:pos="9025" w:leader="dot"/>
+            </w:tabs>
+            <w:rPr/>
+          </w:pPr>
+          <w:hyperlink w:anchor="__RefHeading___Toc2402_1613212972" w:tooltip="[CDU024] BUSCAR CONSULTAS LOCAIS DE MATERIAIS">
+            <w:r>
+              <w:rPr>
+                <w:rStyle w:val="Vnculodendice"/>
+                <w:webHidden/>
+              </w:rPr>
+              <w:t>[CDU024] BUSCAR CONSULTAS LOCAIS DE MATERIAIS</w:t>
+              <w:tab/>
+              <w:t>43</w:t>
+            </w:r>
+          </w:hyperlink>
+        </w:p>
+        <w:p>
+          <w:pPr>
+            <w:pStyle w:val="TOC2"/>
+            <w:tabs>
+              <w:tab w:val="clear" w:pos="8743"/>
+              <w:tab w:val="right" w:pos="9025" w:leader="dot"/>
+            </w:tabs>
+            <w:rPr/>
+          </w:pPr>
+          <w:hyperlink w:anchor="__RefHeading___Toc2404_1613212972" w:tooltip="[CDU025] ALTERAR CONSULTA LOCAL DE MATERIAL">
+            <w:r>
+              <w:rPr>
+                <w:rStyle w:val="Vnculodendice"/>
+                <w:webHidden/>
+              </w:rPr>
+              <w:t>[CDU025] ALTERAR CONSULTA LOCAL DE MATERIAL</w:t>
+              <w:tab/>
+              <w:t>44</w:t>
+            </w:r>
+          </w:hyperlink>
+        </w:p>
+        <w:p>
+          <w:pPr>
+            <w:pStyle w:val="TOC2"/>
+            <w:tabs>
+              <w:tab w:val="clear" w:pos="8743"/>
+              <w:tab w:val="right" w:pos="9025" w:leader="dot"/>
+            </w:tabs>
+            <w:rPr/>
+          </w:pPr>
+          <w:hyperlink w:anchor="__RefHeading___Toc2404_1613212972" w:tooltip="[CDU025] ALTERAR CONSULTA LOCAL DE MATERIAL">
+            <w:r>
+              <w:rPr>
+                <w:rStyle w:val="Vnculodendice"/>
+                <w:webHidden/>
+              </w:rPr>
+              <w:t>[CDU025] ALTERAR CONSULTA LOCAL DE MATERIAL</w:t>
+              <w:tab/>
+              <w:t>44</w:t>
+            </w:r>
+          </w:hyperlink>
+        </w:p>
+        <w:p>
+          <w:pPr>
+            <w:pStyle w:val="TOC2"/>
+            <w:tabs>
+              <w:tab w:val="clear" w:pos="8743"/>
+              <w:tab w:val="right" w:pos="9025" w:leader="dot"/>
+            </w:tabs>
+            <w:rPr/>
+          </w:pPr>
+          <w:hyperlink w:anchor="__RefHeading___Toc2406_1613212972" w:tooltip="[CDU026] REMOVER CONSULTA LOCAL DE MATERIAL">
+            <w:r>
+              <w:rPr>
+                <w:rStyle w:val="Vnculodendice"/>
+                <w:webHidden/>
+              </w:rPr>
+              <w:t>[CDU026] REMOVER CONSULTA LOCAL DE MATERIAL</w:t>
+              <w:tab/>
+              <w:t>45</w:t>
+            </w:r>
+          </w:hyperlink>
+        </w:p>
+        <w:p>
+          <w:pPr>
+            <w:pStyle w:val="TOC2"/>
+            <w:tabs>
+              <w:tab w:val="clear" w:pos="8743"/>
+              <w:tab w:val="right" w:pos="9025" w:leader="dot"/>
+            </w:tabs>
+            <w:rPr/>
+          </w:pPr>
+          <w:hyperlink w:anchor="__RefHeading___Toc2406_1613212972" w:tooltip="[CDU026] REMOVER CONSULTA LOCAL DE MATERIAL">
+            <w:r>
+              <w:rPr>
+                <w:rStyle w:val="Vnculodendice"/>
+                <w:webHidden/>
+              </w:rPr>
+              <w:t>[CDU026] REMOVER CONSULTA LOCAL DE MATERIAL</w:t>
+              <w:tab/>
+              <w:t>45</w:t>
+            </w:r>
+          </w:hyperlink>
+        </w:p>
+        <w:p>
+          <w:pPr>
+            <w:pStyle w:val="TOC2"/>
+            <w:tabs>
+              <w:tab w:val="clear" w:pos="8743"/>
+              <w:tab w:val="right" w:pos="9025" w:leader="dot"/>
+            </w:tabs>
+            <w:rPr/>
+          </w:pPr>
+          <w:hyperlink w:anchor="__RefHeading___Toc2408_1613212972" w:tooltip="[CDU027] VERIFICAR HISTÓRICO DE AÇÕES REALIZADAS POR USUÁRIOS">
+            <w:r>
+              <w:rPr>
+                <w:rStyle w:val="Vnculodendice"/>
+                <w:webHidden/>
+              </w:rPr>
+              <w:t>[CDU027] VERIFICAR HISTÓRICO DE AÇÕES REALIZADAS POR USUÁRIOS</w:t>
+              <w:tab/>
+              <w:t>46</w:t>
+            </w:r>
+          </w:hyperlink>
+        </w:p>
+        <w:p>
+          <w:pPr>
+            <w:pStyle w:val="TOC2"/>
+            <w:tabs>
+              <w:tab w:val="clear" w:pos="8743"/>
+              <w:tab w:val="right" w:pos="9025" w:leader="dot"/>
+            </w:tabs>
+            <w:rPr/>
+          </w:pPr>
+          <w:hyperlink w:anchor="__RefHeading___Toc2408_1613212972" w:tooltip="[CDU027] VERIFICAR HISTÓRICO DE AÇÕES REALIZADAS POR USUÁRIOS">
+            <w:r>
+              <w:rPr>
+                <w:rStyle w:val="Vnculodendice"/>
+                <w:webHidden/>
+              </w:rPr>
+              <w:t>[CDU027] VERIFICAR HISTÓRICO DE AÇÕES REALIZADAS POR USUÁRIOS</w:t>
+              <w:tab/>
+              <w:t>46</w:t>
+            </w:r>
+          </w:hyperlink>
+        </w:p>
+        <w:p>
+          <w:pPr>
+            <w:pStyle w:val="TOC2"/>
+            <w:tabs>
+              <w:tab w:val="clear" w:pos="8743"/>
+              <w:tab w:val="right" w:pos="9025" w:leader="dot"/>
+            </w:tabs>
+            <w:rPr/>
+          </w:pPr>
+          <w:hyperlink w:anchor="__RefHeading___Toc2410_1613212972" w:tooltip="[CDU028] VERIFICAR HISTÓRICO DE AÇÕES REALIZADAS EM CADA MATERIAL">
+            <w:r>
+              <w:rPr>
+                <w:rStyle w:val="Vnculodendice"/>
+                <w:webHidden/>
+              </w:rPr>
+              <w:t>[CDU028] VERIFICAR HISTÓRICO DE AÇÕES REALIZADAS EM CADA MATERIAL</w:t>
+              <w:tab/>
+              <w:t>47</w:t>
+            </w:r>
+          </w:hyperlink>
+        </w:p>
+        <w:p>
+          <w:pPr>
+            <w:pStyle w:val="TOC2"/>
+            <w:tabs>
+              <w:tab w:val="clear" w:pos="8743"/>
+              <w:tab w:val="right" w:pos="9025" w:leader="dot"/>
+            </w:tabs>
+            <w:rPr/>
+          </w:pPr>
+          <w:hyperlink w:anchor="__RefHeading___Toc2410_1613212972" w:tooltip="[CDU028] VERIFICAR HISTÓRICO DE AÇÕES REALIZADAS EM CADA MATERIAL">
+            <w:r>
+              <w:rPr>
+                <w:rStyle w:val="Vnculodendice"/>
+                <w:webHidden/>
+              </w:rPr>
+              <w:t>[CDU028] VERIFICAR HISTÓRICO DE AÇÕES REALIZADAS EM CADA MATERIAL</w:t>
+              <w:tab/>
+              <w:t>47</w:t>
+            </w:r>
+          </w:hyperlink>
+        </w:p>
+        <w:p>
+          <w:pPr>
+            <w:pStyle w:val="TOC2"/>
+            <w:tabs>
+              <w:tab w:val="clear" w:pos="8743"/>
+              <w:tab w:val="right" w:pos="9025" w:leader="dot"/>
+            </w:tabs>
+            <w:rPr/>
+          </w:pPr>
+          <w:hyperlink w:anchor="__RefHeading___Toc2412_1613212972" w:tooltip="[CDU029] VERIFICAR EXTRATO DO USUÁRIO">
+            <w:r>
+              <w:rPr>
+                <w:rStyle w:val="Vnculodendice"/>
+                <w:webHidden/>
+              </w:rPr>
+              <w:t>[CDU029] VERIFICAR EXTRATO DO USUÁRIO</w:t>
+              <w:tab/>
+              <w:t>47</w:t>
+            </w:r>
+          </w:hyperlink>
+        </w:p>
+        <w:p>
+          <w:pPr>
+            <w:pStyle w:val="TOC2"/>
+            <w:tabs>
+              <w:tab w:val="clear" w:pos="8743"/>
+              <w:tab w:val="right" w:pos="9025" w:leader="dot"/>
+            </w:tabs>
+            <w:rPr/>
+          </w:pPr>
+          <w:hyperlink w:anchor="__RefHeading___Toc2412_1613212972" w:tooltip="[CDU029] VERIFICAR EXTRATO DO USUÁRIO">
+            <w:r>
+              <w:rPr>
+                <w:rStyle w:val="Vnculodendice"/>
+                <w:webHidden/>
+              </w:rPr>
+              <w:t>[CDU029] VERIFICAR EXTRATO DO USUÁRIO</w:t>
+              <w:tab/>
+              <w:t>47</w:t>
+            </w:r>
+          </w:hyperlink>
+        </w:p>
+        <w:p>
+          <w:pPr>
+            <w:pStyle w:val="TOC2"/>
+            <w:tabs>
+              <w:tab w:val="clear" w:pos="8743"/>
+              <w:tab w:val="right" w:pos="9025" w:leader="dot"/>
+            </w:tabs>
+            <w:rPr/>
+          </w:pPr>
+          <w:hyperlink w:anchor="__RefHeading___Toc2414_1613212972" w:tooltip="[CDU030] VERIFICAR EXTRATO DOS MATERIAIS">
+            <w:r>
+              <w:rPr>
+                <w:rStyle w:val="Vnculodendice"/>
+                <w:webHidden/>
+              </w:rPr>
+              <w:t>[CDU030] VERIFICAR EXTRATO DOS MATERIAIS</w:t>
+              <w:tab/>
+              <w:t>48</w:t>
+            </w:r>
+          </w:hyperlink>
+        </w:p>
+        <w:p>
+          <w:pPr>
+            <w:pStyle w:val="TOC2"/>
+            <w:tabs>
+              <w:tab w:val="clear" w:pos="8743"/>
+              <w:tab w:val="right" w:pos="9025" w:leader="dot"/>
+            </w:tabs>
+            <w:rPr/>
+          </w:pPr>
+          <w:hyperlink w:anchor="__RefHeading___Toc2414_1613212972" w:tooltip="[CDU030] VERIFICAR EXTRATO DOS MATERIAIS">
+            <w:r>
+              <w:rPr>
+                <w:rStyle w:val="Vnculodendice"/>
+                <w:webHidden/>
+              </w:rPr>
+              <w:t>[CDU030] VERIFICAR EXTRATO DOS MATERIAIS</w:t>
+              <w:tab/>
+              <w:t>48</w:t>
+            </w:r>
+          </w:hyperlink>
+        </w:p>
+        <w:p>
+          <w:pPr>
+            <w:pStyle w:val="TOC2"/>
+            <w:tabs>
+              <w:tab w:val="clear" w:pos="8743"/>
+              <w:tab w:val="right" w:pos="9025" w:leader="dot"/>
+            </w:tabs>
+            <w:rPr/>
+          </w:pPr>
+          <w:hyperlink w:anchor="__RefHeading___Toc2416_1613212972" w:tooltip="[CDU031] REALIZAR O CADASTRO DE USUÁRIOS">
+            <w:r>
+              <w:rPr>
+                <w:rStyle w:val="Vnculodendice"/>
+                <w:webHidden/>
+              </w:rPr>
+              <w:t>[CDU031] REALIZAR O CADASTRO DE USUÁRIOS</w:t>
+              <w:tab/>
+              <w:t>49</w:t>
+            </w:r>
+          </w:hyperlink>
+        </w:p>
+        <w:p>
+          <w:pPr>
+            <w:pStyle w:val="TOC2"/>
+            <w:tabs>
+              <w:tab w:val="clear" w:pos="8743"/>
+              <w:tab w:val="right" w:pos="9025" w:leader="dot"/>
+            </w:tabs>
+            <w:rPr/>
+          </w:pPr>
+          <w:hyperlink w:anchor="__RefHeading___Toc2416_1613212972" w:tooltip="[CDU031] REALIZAR O CADASTRO DE USUÁRIOS">
+            <w:r>
+              <w:rPr>
+                <w:rStyle w:val="Vnculodendice"/>
+                <w:webHidden/>
+              </w:rPr>
+              <w:t>[CDU031] REALIZAR O CADASTRO DE USUÁRIOS</w:t>
+              <w:tab/>
+              <w:t>49</w:t>
+            </w:r>
+          </w:hyperlink>
+        </w:p>
+        <w:p>
+          <w:pPr>
+            <w:pStyle w:val="TOC2"/>
+            <w:tabs>
+              <w:tab w:val="clear" w:pos="8743"/>
+              <w:tab w:val="right" w:pos="9025" w:leader="dot"/>
+            </w:tabs>
+            <w:rPr/>
+          </w:pPr>
+          <w:hyperlink w:anchor="__RefHeading___Toc2418_1613212972" w:tooltip="[CDU032] CADASTRAR SUGESTÃO DE MATERIAL">
+            <w:r>
+              <w:rPr>
+                <w:rStyle w:val="Vnculodendice"/>
+                <w:webHidden/>
+              </w:rPr>
+              <w:t>[CDU032] CADASTRAR SUGESTÃO DE MATERIAL</w:t>
+              <w:tab/>
+              <w:t>50</w:t>
+            </w:r>
+          </w:hyperlink>
+        </w:p>
+        <w:p>
+          <w:pPr>
+            <w:pStyle w:val="TOC2"/>
+            <w:tabs>
+              <w:tab w:val="clear" w:pos="8743"/>
+              <w:tab w:val="right" w:pos="9025" w:leader="dot"/>
+            </w:tabs>
+            <w:rPr/>
+          </w:pPr>
+          <w:hyperlink w:anchor="__RefHeading___Toc2418_1613212972" w:tooltip="[CDU032] CADASTRAR SUGESTÃO DE MATERIAL">
+            <w:r>
+              <w:rPr>
+                <w:rStyle w:val="Vnculodendice"/>
+                <w:webHidden/>
+              </w:rPr>
+              <w:t>[CDU032] CADASTRAR SUGESTÃO DE MATERIAL</w:t>
+              <w:tab/>
+              <w:t>50</w:t>
+            </w:r>
+          </w:hyperlink>
+        </w:p>
+        <w:p>
+          <w:pPr>
+            <w:pStyle w:val="TOC2"/>
+            <w:tabs>
+              <w:tab w:val="clear" w:pos="8743"/>
+              <w:tab w:val="right" w:pos="9025" w:leader="dot"/>
+            </w:tabs>
+            <w:rPr/>
+          </w:pPr>
+          <w:hyperlink w:anchor="__RefHeading___Toc2420_1613212972" w:tooltip="[CDU033] BUSCAR SUGESTÕES DE MATERIAIS">
+            <w:r>
+              <w:rPr>
+                <w:rStyle w:val="Vnculodendice"/>
+                <w:webHidden/>
+              </w:rPr>
+              <w:t>[CDU033] BUSCAR SUGESTÕES DE MATERIAIS</w:t>
+              <w:tab/>
+              <w:t>50</w:t>
+            </w:r>
+          </w:hyperlink>
+        </w:p>
+        <w:p>
+          <w:pPr>
+            <w:pStyle w:val="TOC2"/>
+            <w:tabs>
+              <w:tab w:val="clear" w:pos="8743"/>
+              <w:tab w:val="right" w:pos="9025" w:leader="dot"/>
+            </w:tabs>
+            <w:rPr/>
+          </w:pPr>
+          <w:hyperlink w:anchor="__RefHeading___Toc2420_1613212972" w:tooltip="[CDU033] BUSCAR SUGESTÕES DE MATERIAIS">
+            <w:r>
+              <w:rPr>
+                <w:rStyle w:val="Vnculodendice"/>
+                <w:webHidden/>
+              </w:rPr>
+              <w:t>[CDU033] BUSCAR SUGESTÕES DE MATERIAIS</w:t>
+              <w:tab/>
+              <w:t>50</w:t>
+            </w:r>
+          </w:hyperlink>
+        </w:p>
+        <w:p>
+          <w:pPr>
+            <w:pStyle w:val="TOC2"/>
+            <w:tabs>
+              <w:tab w:val="clear" w:pos="8743"/>
+              <w:tab w:val="right" w:pos="9025" w:leader="dot"/>
+            </w:tabs>
+            <w:rPr/>
+          </w:pPr>
+          <w:hyperlink w:anchor="__RefHeading___Toc2422_1613212972" w:tooltip="[CDU034] ALTERAR SUGESTÃO DE MATERIAL">
+            <w:r>
+              <w:rPr>
+                <w:rStyle w:val="Vnculodendice"/>
+                <w:webHidden/>
+              </w:rPr>
+              <w:t>[CDU034] ALTERAR SUGESTÃO DE MATERIAL</w:t>
+              <w:tab/>
+              <w:t>51</w:t>
+            </w:r>
+          </w:hyperlink>
+        </w:p>
+        <w:p>
+          <w:pPr>
+            <w:pStyle w:val="TOC2"/>
+            <w:tabs>
+              <w:tab w:val="clear" w:pos="8743"/>
+              <w:tab w:val="right" w:pos="9025" w:leader="dot"/>
+            </w:tabs>
+            <w:rPr/>
+          </w:pPr>
+          <w:hyperlink w:anchor="__RefHeading___Toc2422_1613212972" w:tooltip="[CDU034] ALTERAR SUGESTÃO DE MATERIAL">
+            <w:r>
+              <w:rPr>
+                <w:rStyle w:val="Vnculodendice"/>
+                <w:webHidden/>
+              </w:rPr>
+              <w:t>[CDU034] ALTERAR SUGESTÃO DE MATERIAL</w:t>
+              <w:tab/>
+              <w:t>51</w:t>
+            </w:r>
+          </w:hyperlink>
+        </w:p>
+        <w:p>
+          <w:pPr>
+            <w:pStyle w:val="TOC2"/>
+            <w:tabs>
+              <w:tab w:val="clear" w:pos="8743"/>
+              <w:tab w:val="right" w:pos="9025" w:leader="dot"/>
+            </w:tabs>
+            <w:rPr/>
+          </w:pPr>
+          <w:hyperlink w:anchor="__RefHeading___Toc2424_1613212972" w:tooltip="[CDU035] REMOVER SUGESTÃO DE MATERIAL">
+            <w:r>
+              <w:rPr>
+                <w:rStyle w:val="Vnculodendice"/>
+                <w:webHidden/>
+              </w:rPr>
+              <w:t>[CDU035] REMOVER SUGESTÃO DE MATERIAL</w:t>
+              <w:tab/>
+              <w:t>52</w:t>
+            </w:r>
+          </w:hyperlink>
+        </w:p>
+        <w:p>
+          <w:pPr>
+            <w:pStyle w:val="TOC2"/>
+            <w:tabs>
+              <w:tab w:val="clear" w:pos="8743"/>
+              <w:tab w:val="right" w:pos="9025" w:leader="dot"/>
+            </w:tabs>
+            <w:rPr/>
+          </w:pPr>
+          <w:hyperlink w:anchor="__RefHeading___Toc2424_1613212972" w:tooltip="[CDU035] REMOVER SUGESTÃO DE MATERIAL">
+            <w:r>
+              <w:rPr>
+                <w:rStyle w:val="Vnculodendice"/>
+                <w:webHidden/>
+              </w:rPr>
+              <w:t>[CDU035] REMOVER SUGESTÃO DE MATERIAL</w:t>
+              <w:tab/>
+              <w:t>52</w:t>
+            </w:r>
+          </w:hyperlink>
+        </w:p>
+        <w:p>
+          <w:pPr>
+            <w:pStyle w:val="TOC2"/>
+            <w:tabs>
+              <w:tab w:val="clear" w:pos="8743"/>
+              <w:tab w:val="right" w:pos="9025" w:leader="dot"/>
+            </w:tabs>
+            <w:rPr/>
+          </w:pPr>
+          <w:hyperlink w:anchor="__RefHeading___Toc2426_1613212972" w:tooltip="[CDU036] CADASTRAR ETIQUETA DE LOMBADA COM CÓDIGO DE BARRAS">
+            <w:r>
+              <w:rPr>
+                <w:rStyle w:val="Vnculodendice"/>
+                <w:webHidden/>
+              </w:rPr>
+              <w:t>[CDU036] CADASTRAR ETIQUETA DE LOMBADA COM CÓDIGO DE BARRAS</w:t>
+              <w:tab/>
+              <w:t>53</w:t>
+            </w:r>
+          </w:hyperlink>
+        </w:p>
+        <w:p>
+          <w:pPr>
+            <w:pStyle w:val="TOC2"/>
+            <w:tabs>
+              <w:tab w:val="clear" w:pos="8743"/>
+              <w:tab w:val="right" w:pos="9025" w:leader="dot"/>
+            </w:tabs>
+            <w:rPr/>
+          </w:pPr>
+          <w:hyperlink w:anchor="__RefHeading___Toc2426_1613212972" w:tooltip="[CDU036] CADASTRAR ETIQUETA DE LOMBADA COM CÓDIGO DE BARRAS">
+            <w:r>
+              <w:rPr>
+                <w:rStyle w:val="Vnculodendice"/>
+                <w:webHidden/>
+              </w:rPr>
+              <w:t>[CDU036] CADASTRAR ETIQUETA DE LOMBADA COM CÓDIGO DE BARRAS</w:t>
+              <w:tab/>
+              <w:t>53</w:t>
+            </w:r>
+          </w:hyperlink>
+        </w:p>
+        <w:p>
+          <w:pPr>
+            <w:pStyle w:val="TOC2"/>
+            <w:tabs>
+              <w:tab w:val="clear" w:pos="8743"/>
+              <w:tab w:val="right" w:pos="9025" w:leader="dot"/>
+            </w:tabs>
+            <w:rPr/>
+          </w:pPr>
+          <w:hyperlink w:anchor="__RefHeading___Toc2428_1613212972" w:tooltip="[CDU037] BUSCAR ETIQUETAS DE LOMBADA COM CÓDIGO DE BARRAS">
+            <w:r>
+              <w:rPr>
+                <w:rStyle w:val="Vnculodendice"/>
+                <w:webHidden/>
+              </w:rPr>
+              <w:t>[CDU037] BUSCAR ETIQUETAS DE LOMBADA COM CÓDIGO DE BARRAS</w:t>
+              <w:tab/>
+              <w:t>54</w:t>
+            </w:r>
+          </w:hyperlink>
+        </w:p>
+        <w:p>
+          <w:pPr>
+            <w:pStyle w:val="TOC2"/>
+            <w:tabs>
+              <w:tab w:val="clear" w:pos="8743"/>
+              <w:tab w:val="right" w:pos="9025" w:leader="dot"/>
+            </w:tabs>
+            <w:rPr/>
+          </w:pPr>
+          <w:hyperlink w:anchor="__RefHeading___Toc2428_1613212972" w:tooltip="[CDU037] BUSCAR ETIQUETAS DE LOMBADA COM CÓDIGO DE BARRAS">
+            <w:r>
+              <w:rPr>
+                <w:rStyle w:val="Vnculodendice"/>
+                <w:webHidden/>
+              </w:rPr>
+              <w:t>[CDU037] BUSCAR ETIQUETAS DE LOMBADA COM CÓDIGO DE BARRAS</w:t>
+              <w:tab/>
+              <w:t>54</w:t>
+            </w:r>
+          </w:hyperlink>
+        </w:p>
+        <w:p>
+          <w:pPr>
+            <w:pStyle w:val="TOC2"/>
+            <w:tabs>
+              <w:tab w:val="clear" w:pos="8743"/>
+              <w:tab w:val="right" w:pos="9025" w:leader="dot"/>
+            </w:tabs>
+            <w:rPr/>
+          </w:pPr>
+          <w:hyperlink w:anchor="__RefHeading___Toc2430_1613212972" w:tooltip="[CDU038] ALTERAR ETIQUETA DE LOMBADA COM CÓDIGO DE BARRAS">
+            <w:r>
+              <w:rPr>
+                <w:rStyle w:val="Vnculodendice"/>
+                <w:webHidden/>
+              </w:rPr>
+              <w:t>[CDU038] ALTERAR ETIQUETA DE LOMBADA COM CÓDIGO DE BARRAS</w:t>
+              <w:tab/>
+              <w:t>55</w:t>
+            </w:r>
+          </w:hyperlink>
+        </w:p>
+        <w:p>
+          <w:pPr>
+            <w:pStyle w:val="TOC2"/>
+            <w:tabs>
+              <w:tab w:val="clear" w:pos="8743"/>
+              <w:tab w:val="right" w:pos="9025" w:leader="dot"/>
+            </w:tabs>
+            <w:rPr/>
+          </w:pPr>
+          <w:hyperlink w:anchor="__RefHeading___Toc2430_1613212972" w:tooltip="[CDU038] ALTERAR ETIQUETA DE LOMBADA COM CÓDIGO DE BARRAS">
+            <w:r>
+              <w:rPr>
+                <w:rStyle w:val="Vnculodendice"/>
+                <w:webHidden/>
+              </w:rPr>
+              <w:t>[CDU038] ALTERAR ETIQUETA DE LOMBADA COM CÓDIGO DE BARRAS</w:t>
+              <w:tab/>
+              <w:t>55</w:t>
+            </w:r>
+          </w:hyperlink>
+        </w:p>
+        <w:p>
+          <w:pPr>
+            <w:pStyle w:val="TOC2"/>
+            <w:tabs>
+              <w:tab w:val="clear" w:pos="8743"/>
+              <w:tab w:val="right" w:pos="9025" w:leader="dot"/>
+            </w:tabs>
+            <w:rPr/>
+          </w:pPr>
+          <w:hyperlink w:anchor="__RefHeading___Toc2432_1613212972" w:tooltip="[CDU039] REMOVER ETIQUETA DE LOMBADA COM CÓDIGO DE BARRAS">
+            <w:r>
+              <w:rPr>
+                <w:rStyle w:val="Vnculodendice"/>
+                <w:webHidden/>
+              </w:rPr>
+              <w:t>[CDU039] REMOVER ETIQUETA DE LOMBADA COM CÓDIGO DE BARRAS</w:t>
+              <w:tab/>
+              <w:t>55</w:t>
+            </w:r>
+          </w:hyperlink>
+        </w:p>
+        <w:p>
+          <w:pPr>
+            <w:pStyle w:val="TOC2"/>
+            <w:tabs>
+              <w:tab w:val="clear" w:pos="8743"/>
+              <w:tab w:val="right" w:pos="9025" w:leader="dot"/>
+            </w:tabs>
+            <w:rPr/>
+          </w:pPr>
+          <w:hyperlink w:anchor="__RefHeading___Toc2432_1613212972" w:tooltip="[CDU039] REMOVER ETIQUETA DE LOMBADA COM CÓDIGO DE BARRAS">
+            <w:r>
+              <w:rPr>
+                <w:rStyle w:val="Vnculodendice"/>
+                <w:webHidden/>
+              </w:rPr>
+              <w:t>[CDU039] REMOVER ETIQUETA DE LOMBADA COM CÓDIGO DE BARRAS</w:t>
+              <w:tab/>
+              <w:t>55</w:t>
+            </w:r>
+          </w:hyperlink>
+        </w:p>
+        <w:p>
+          <w:pPr>
+            <w:pStyle w:val="TOC2"/>
+            <w:tabs>
+              <w:tab w:val="clear" w:pos="8743"/>
+              <w:tab w:val="right" w:pos="9025" w:leader="dot"/>
+            </w:tabs>
+            <w:rPr/>
+          </w:pPr>
+          <w:hyperlink w:anchor="__RefHeading___Toc2434_1613212972" w:tooltip="[CDU040] CADASTRAR MULTA">
+            <w:r>
+              <w:rPr>
+                <w:rStyle w:val="Vnculodendice"/>
+                <w:webHidden/>
+              </w:rPr>
+              <w:t>[CDU040] CADASTRAR MULTA</w:t>
+              <w:tab/>
+              <w:t>56</w:t>
+            </w:r>
+          </w:hyperlink>
+        </w:p>
+        <w:p>
+          <w:pPr>
+            <w:pStyle w:val="TOC2"/>
+            <w:tabs>
+              <w:tab w:val="clear" w:pos="8743"/>
+              <w:tab w:val="right" w:pos="9025" w:leader="dot"/>
+            </w:tabs>
+            <w:rPr/>
+          </w:pPr>
+          <w:hyperlink w:anchor="__RefHeading___Toc2434_1613212972" w:tooltip="[CDU040] CADASTRAR MULTA">
+            <w:r>
+              <w:rPr>
+                <w:rStyle w:val="Vnculodendice"/>
+                <w:webHidden/>
+              </w:rPr>
+              <w:t>[CDU040] CADASTRAR MULTA</w:t>
+              <w:tab/>
+              <w:t>56</w:t>
+            </w:r>
+          </w:hyperlink>
+        </w:p>
+        <w:p>
+          <w:pPr>
+            <w:pStyle w:val="TOC2"/>
+            <w:tabs>
+              <w:tab w:val="clear" w:pos="8743"/>
+              <w:tab w:val="right" w:pos="9025" w:leader="dot"/>
+            </w:tabs>
+            <w:rPr/>
+          </w:pPr>
+          <w:hyperlink w:anchor="__RefHeading___Toc2436_1613212972" w:tooltip="[CDU041] BUSCAR MULTAS">
+            <w:r>
+              <w:rPr>
+                <w:rStyle w:val="Vnculodendice"/>
+                <w:webHidden/>
+              </w:rPr>
+              <w:t>[CDU041] BUSCAR MULTAS</w:t>
+              <w:tab/>
+              <w:t>57</w:t>
+            </w:r>
+          </w:hyperlink>
+        </w:p>
+        <w:p>
+          <w:pPr>
+            <w:pStyle w:val="TOC2"/>
+            <w:tabs>
+              <w:tab w:val="clear" w:pos="8743"/>
+              <w:tab w:val="right" w:pos="9025" w:leader="dot"/>
+            </w:tabs>
+            <w:rPr/>
+          </w:pPr>
+          <w:hyperlink w:anchor="__RefHeading___Toc2436_1613212972" w:tooltip="[CDU041] BUSCAR MULTAS">
+            <w:r>
+              <w:rPr>
+                <w:rStyle w:val="Vnculodendice"/>
+                <w:webHidden/>
+              </w:rPr>
+              <w:t>[CDU041] BUSCAR MULTAS</w:t>
+              <w:tab/>
+              <w:t>57</w:t>
+            </w:r>
+          </w:hyperlink>
+        </w:p>
+        <w:p>
+          <w:pPr>
+            <w:pStyle w:val="TOC2"/>
+            <w:tabs>
+              <w:tab w:val="clear" w:pos="8743"/>
+              <w:tab w:val="right" w:pos="9025" w:leader="dot"/>
+            </w:tabs>
+            <w:rPr/>
+          </w:pPr>
+          <w:hyperlink w:anchor="__RefHeading___Toc2438_1613212972" w:tooltip="[CDU042] ALTERAR MULTA">
+            <w:r>
+              <w:rPr>
+                <w:rStyle w:val="Vnculodendice"/>
+                <w:webHidden/>
+              </w:rPr>
+              <w:t>[CDU042] ALTERAR MULTA</w:t>
+              <w:tab/>
+              <w:t>58</w:t>
+            </w:r>
+          </w:hyperlink>
+        </w:p>
+        <w:p>
+          <w:pPr>
+            <w:pStyle w:val="TOC2"/>
+            <w:tabs>
+              <w:tab w:val="clear" w:pos="8743"/>
+              <w:tab w:val="right" w:pos="9025" w:leader="dot"/>
+            </w:tabs>
+            <w:rPr/>
+          </w:pPr>
+          <w:hyperlink w:anchor="__RefHeading___Toc2438_1613212972" w:tooltip="[CDU042] ALTERAR MULTA">
+            <w:r>
+              <w:rPr>
+                <w:rStyle w:val="Vnculodendice"/>
+                <w:webHidden/>
+              </w:rPr>
+              <w:t>[CDU042] ALTERAR MULTA</w:t>
+              <w:tab/>
+              <w:t>58</w:t>
+            </w:r>
+          </w:hyperlink>
+        </w:p>
+        <w:p>
+          <w:pPr>
+            <w:pStyle w:val="TOC2"/>
+            <w:tabs>
+              <w:tab w:val="clear" w:pos="8743"/>
+              <w:tab w:val="right" w:pos="9025" w:leader="dot"/>
+            </w:tabs>
+            <w:rPr/>
+          </w:pPr>
+          <w:hyperlink w:anchor="__RefHeading___Toc2440_1613212972" w:tooltip="[CDU043] REMOVER MULTA">
+            <w:r>
+              <w:rPr>
+                <w:rStyle w:val="Vnculodendice"/>
+                <w:webHidden/>
+              </w:rPr>
+              <w:t>[CDU043] REMOVER MULTA</w:t>
+              <w:tab/>
+              <w:t>59</w:t>
+            </w:r>
+          </w:hyperlink>
+        </w:p>
+        <w:p>
+          <w:pPr>
+            <w:pStyle w:val="TOC2"/>
+            <w:tabs>
+              <w:tab w:val="clear" w:pos="8743"/>
+              <w:tab w:val="right" w:pos="9025" w:leader="dot"/>
+            </w:tabs>
+            <w:rPr/>
+          </w:pPr>
+          <w:hyperlink w:anchor="__RefHeading___Toc2440_1613212972" w:tooltip="[CDU043] REMOVER MULTA">
+            <w:r>
+              <w:rPr>
+                <w:rStyle w:val="Vnculodendice"/>
+                <w:webHidden/>
+              </w:rPr>
+              <w:t>[CDU043] REMOVER MULTA</w:t>
+              <w:tab/>
+              <w:t>59</w:t>
+            </w:r>
+          </w:hyperlink>
+        </w:p>
+        <w:p>
+          <w:pPr>
+            <w:pStyle w:val="TOC2"/>
+            <w:tabs>
+              <w:tab w:val="clear" w:pos="8743"/>
+              <w:tab w:val="right" w:pos="9025" w:leader="dot"/>
+            </w:tabs>
+            <w:rPr/>
+          </w:pPr>
+          <w:hyperlink w:anchor="__RefHeading___Toc2442_1613212972" w:tooltip="[CDU044] CADASTRAR EXEMPLAR DE TÍTULO DE MATERIAL">
+            <w:r>
+              <w:rPr>
+                <w:rStyle w:val="Vnculodendice"/>
+                <w:webHidden/>
+              </w:rPr>
+              <w:t>[CDU044] CADASTRAR EXEMPLAR DE TÍTULO DE MATERIAL</w:t>
+              <w:tab/>
+              <w:t>59</w:t>
+            </w:r>
+          </w:hyperlink>
+        </w:p>
+        <w:p>
+          <w:pPr>
+            <w:pStyle w:val="TOC2"/>
+            <w:tabs>
+              <w:tab w:val="clear" w:pos="8743"/>
+              <w:tab w:val="right" w:pos="9025" w:leader="dot"/>
+            </w:tabs>
+            <w:rPr/>
+          </w:pPr>
+          <w:hyperlink w:anchor="__RefHeading___Toc2442_1613212972" w:tooltip="[CDU044] CADASTRAR EXEMPLAR DE TÍTULO DE MATERIAL">
+            <w:r>
+              <w:rPr>
+                <w:rStyle w:val="Vnculodendice"/>
+                <w:webHidden/>
+              </w:rPr>
+              <w:t>[CDU044] CADASTRAR EXEMPLAR DE TÍTULO DE MATERIAL</w:t>
+              <w:tab/>
+              <w:t>59</w:t>
+            </w:r>
+          </w:hyperlink>
+        </w:p>
+        <w:p>
+          <w:pPr>
+            <w:pStyle w:val="TOC2"/>
+            <w:tabs>
+              <w:tab w:val="clear" w:pos="8743"/>
+              <w:tab w:val="right" w:pos="9025" w:leader="dot"/>
+            </w:tabs>
+            <w:rPr/>
+          </w:pPr>
+          <w:hyperlink w:anchor="__RefHeading___Toc2444_1613212972" w:tooltip="[CDU045] BUSCAR EXEMPLARES DE TÍTULOS DE MATERIAIS">
+            <w:r>
+              <w:rPr>
+                <w:rStyle w:val="Vnculodendice"/>
+                <w:webHidden/>
+              </w:rPr>
+              <w:t>[CDU045] BUSCAR EXEMPLARES DE TÍTULOS DE MATERIAIS</w:t>
+              <w:tab/>
+              <w:t>60</w:t>
+            </w:r>
+          </w:hyperlink>
+        </w:p>
+        <w:p>
+          <w:pPr>
+            <w:pStyle w:val="TOC2"/>
+            <w:tabs>
+              <w:tab w:val="clear" w:pos="8743"/>
+              <w:tab w:val="right" w:pos="9025" w:leader="dot"/>
+            </w:tabs>
+            <w:rPr/>
+          </w:pPr>
+          <w:hyperlink w:anchor="__RefHeading___Toc2444_1613212972" w:tooltip="[CDU045] BUSCAR EXEMPLARES DE TÍTULOS DE MATERIAIS">
+            <w:r>
+              <w:rPr>
+                <w:rStyle w:val="Vnculodendice"/>
+                <w:webHidden/>
+              </w:rPr>
+              <w:t>[CDU045] BUSCAR EXEMPLARES DE TÍTULOS DE MATERIAIS</w:t>
+              <w:tab/>
+              <w:t>60</w:t>
+            </w:r>
+          </w:hyperlink>
+        </w:p>
+        <w:p>
+          <w:pPr>
+            <w:pStyle w:val="TOC2"/>
+            <w:tabs>
+              <w:tab w:val="clear" w:pos="8743"/>
+              <w:tab w:val="right" w:pos="9025" w:leader="dot"/>
+            </w:tabs>
+            <w:rPr/>
+          </w:pPr>
+          <w:hyperlink w:anchor="__RefHeading___Toc2446_1613212972" w:tooltip="[CDU046] ALTERAR EXEMPLAR DE TÍTULO DE MATERIAL">
+            <w:r>
+              <w:rPr>
+                <w:rStyle w:val="Vnculodendice"/>
+                <w:webHidden/>
+              </w:rPr>
+              <w:t>[CDU046] ALTERAR EXEMPLAR DE TÍTULO DE MATERIAL</w:t>
+              <w:tab/>
+              <w:t>61</w:t>
+            </w:r>
+          </w:hyperlink>
+        </w:p>
+        <w:p>
+          <w:pPr>
+            <w:pStyle w:val="TOC2"/>
+            <w:tabs>
+              <w:tab w:val="clear" w:pos="8743"/>
+              <w:tab w:val="right" w:pos="9025" w:leader="dot"/>
+            </w:tabs>
+            <w:rPr/>
+          </w:pPr>
+          <w:hyperlink w:anchor="__RefHeading___Toc2446_1613212972" w:tooltip="[CDU046] ALTERAR EXEMPLAR DE TÍTULO DE MATERIAL">
+            <w:r>
+              <w:rPr>
+                <w:rStyle w:val="Vnculodendice"/>
+                <w:webHidden/>
+              </w:rPr>
+              <w:t>[CDU046] ALTERAR EXEMPLAR DE TÍTULO DE MATERIAL</w:t>
+              <w:tab/>
+              <w:t>61</w:t>
+            </w:r>
+          </w:hyperlink>
+        </w:p>
+        <w:p>
+          <w:pPr>
+            <w:pStyle w:val="TOC2"/>
+            <w:tabs>
+              <w:tab w:val="clear" w:pos="8743"/>
+              <w:tab w:val="right" w:pos="9025" w:leader="dot"/>
+            </w:tabs>
+            <w:rPr/>
+          </w:pPr>
+          <w:hyperlink w:anchor="__RefHeading___Toc2448_1613212972" w:tooltip="[CDU047] REMOVER EXEMPLAR DE TÍTULO DE MATERIAL">
+            <w:r>
+              <w:rPr>
+                <w:rStyle w:val="Vnculodendice"/>
+                <w:webHidden/>
+              </w:rPr>
+              <w:t>[CDU047] REMOVER EXEMPLAR DE TÍTULO DE MATERIAL</w:t>
+              <w:tab/>
+              <w:t>62</w:t>
+            </w:r>
+          </w:hyperlink>
+        </w:p>
+        <w:p>
+          <w:pPr>
+            <w:pStyle w:val="TOC2"/>
+            <w:tabs>
+              <w:tab w:val="clear" w:pos="8743"/>
+              <w:tab w:val="right" w:pos="9025" w:leader="dot"/>
+            </w:tabs>
+            <w:rPr/>
+          </w:pPr>
+          <w:hyperlink w:anchor="__RefHeading___Toc2448_1613212972" w:tooltip="[CDU047] REMOVER EXEMPLAR DE TÍTULO DE MATERIAL">
+            <w:r>
+              <w:rPr>
+                <w:rStyle w:val="Vnculodendice"/>
+                <w:webHidden/>
+              </w:rPr>
+              <w:t>[CDU047] REMOVER EXEMPLAR DE TÍTULO DE MATERIAL</w:t>
+              <w:tab/>
+              <w:t>62</w:t>
+            </w:r>
+          </w:hyperlink>
+        </w:p>
+        <w:p>
+          <w:pPr>
+            <w:pStyle w:val="TOC2"/>
+            <w:tabs>
+              <w:tab w:val="clear" w:pos="8743"/>
+              <w:tab w:val="right" w:pos="9025" w:leader="dot"/>
+            </w:tabs>
+            <w:rPr/>
+          </w:pPr>
+          <w:hyperlink w:anchor="__RefHeading___Toc2450_1613212972" w:tooltip="[CDU048] CADASTRAR FORNECEDOR">
+            <w:r>
+              <w:rPr>
+                <w:rStyle w:val="Vnculodendice"/>
+                <w:webHidden/>
+              </w:rPr>
+              <w:t>[CDU048] CADASTRAR FORNECEDOR</w:t>
+              <w:tab/>
+              <w:t>63</w:t>
+            </w:r>
+          </w:hyperlink>
+        </w:p>
+        <w:p>
+          <w:pPr>
+            <w:pStyle w:val="TOC2"/>
+            <w:tabs>
+              <w:tab w:val="clear" w:pos="8743"/>
+              <w:tab w:val="right" w:pos="9025" w:leader="dot"/>
+            </w:tabs>
+            <w:rPr/>
+          </w:pPr>
+          <w:hyperlink w:anchor="__RefHeading___Toc2450_1613212972" w:tooltip="[CDU048] CADASTRAR FORNECEDOR">
+            <w:r>
+              <w:rPr>
+                <w:rStyle w:val="Vnculodendice"/>
+                <w:webHidden/>
+              </w:rPr>
+              <w:t>[CDU048] CADASTRAR FORNECEDOR</w:t>
+              <w:tab/>
+              <w:t>63</w:t>
+            </w:r>
+          </w:hyperlink>
+        </w:p>
+        <w:p>
+          <w:pPr>
+            <w:pStyle w:val="TOC2"/>
+            <w:tabs>
+              <w:tab w:val="clear" w:pos="8743"/>
+              <w:tab w:val="right" w:pos="9025" w:leader="dot"/>
+            </w:tabs>
+            <w:rPr/>
+          </w:pPr>
+          <w:hyperlink w:anchor="__RefHeading___Toc2452_1613212972" w:tooltip="[CDU049] BUSCAR FORNECEDORES">
+            <w:r>
+              <w:rPr>
+                <w:rStyle w:val="Vnculodendice"/>
+                <w:webHidden/>
+              </w:rPr>
+              <w:t>[CDU049] BUSCAR FORNECEDORES</w:t>
+              <w:tab/>
+              <w:t>63</w:t>
+            </w:r>
+          </w:hyperlink>
+        </w:p>
+        <w:p>
+          <w:pPr>
+            <w:pStyle w:val="TOC2"/>
+            <w:tabs>
+              <w:tab w:val="clear" w:pos="8743"/>
+              <w:tab w:val="right" w:pos="9025" w:leader="dot"/>
+            </w:tabs>
+            <w:rPr/>
+          </w:pPr>
+          <w:hyperlink w:anchor="__RefHeading___Toc2452_1613212972" w:tooltip="[CDU049] BUSCAR FORNECEDORES">
+            <w:r>
+              <w:rPr>
+                <w:rStyle w:val="Vnculodendice"/>
+                <w:webHidden/>
+              </w:rPr>
+              <w:t>[CDU049] BUSCAR FORNECEDORES</w:t>
+              <w:tab/>
+              <w:t>63</w:t>
+            </w:r>
+          </w:hyperlink>
+        </w:p>
+        <w:p>
+          <w:pPr>
+            <w:pStyle w:val="TOC2"/>
+            <w:tabs>
+              <w:tab w:val="clear" w:pos="8743"/>
+              <w:tab w:val="right" w:pos="9025" w:leader="dot"/>
+            </w:tabs>
+            <w:rPr/>
+          </w:pPr>
+          <w:hyperlink w:anchor="__RefHeading___Toc2454_1613212972" w:tooltip="[CDU050] ALTERAR FORNECEDOR">
+            <w:r>
+              <w:rPr>
+                <w:rStyle w:val="Vnculodendice"/>
+                <w:webHidden/>
+              </w:rPr>
+              <w:t>[CDU050] ALTERAR FORNECEDOR</w:t>
+              <w:tab/>
+              <w:t>64</w:t>
+            </w:r>
+          </w:hyperlink>
+        </w:p>
+        <w:p>
+          <w:pPr>
+            <w:pStyle w:val="TOC2"/>
+            <w:tabs>
+              <w:tab w:val="clear" w:pos="8743"/>
+              <w:tab w:val="right" w:pos="9025" w:leader="dot"/>
+            </w:tabs>
+            <w:rPr/>
+          </w:pPr>
+          <w:hyperlink w:anchor="__RefHeading___Toc2454_1613212972" w:tooltip="[CDU050] ALTERAR FORNECEDOR">
+            <w:r>
+              <w:rPr>
+                <w:rStyle w:val="Vnculodendice"/>
+                <w:webHidden/>
+              </w:rPr>
+              <w:t>[CDU050] ALTERAR FORNECEDOR</w:t>
+              <w:tab/>
+              <w:t>64</w:t>
+            </w:r>
+          </w:hyperlink>
+        </w:p>
+        <w:p>
+          <w:pPr>
+            <w:pStyle w:val="TOC2"/>
+            <w:tabs>
+              <w:tab w:val="clear" w:pos="8743"/>
+              <w:tab w:val="right" w:pos="9025" w:leader="dot"/>
+            </w:tabs>
+            <w:rPr/>
+          </w:pPr>
+          <w:hyperlink w:anchor="__RefHeading___Toc2456_1613212972" w:tooltip="[CDU051] REMOVER FORNECEDOR">
+            <w:r>
+              <w:rPr>
+                <w:rStyle w:val="Vnculodendice"/>
+                <w:webHidden/>
+              </w:rPr>
+              <w:t>[CDU051] REMOVER FORNECEDOR</w:t>
+              <w:tab/>
+              <w:t>65</w:t>
+            </w:r>
+          </w:hyperlink>
+        </w:p>
+        <w:p>
+          <w:pPr>
+            <w:pStyle w:val="TOC2"/>
+            <w:tabs>
+              <w:tab w:val="clear" w:pos="8743"/>
+              <w:tab w:val="right" w:pos="9025" w:leader="dot"/>
+            </w:tabs>
+            <w:rPr/>
+          </w:pPr>
+          <w:hyperlink w:anchor="__RefHeading___Toc2456_1613212972" w:tooltip="[CDU051] REMOVER FORNECEDOR">
+            <w:r>
+              <w:rPr>
+                <w:rStyle w:val="Vnculodendice"/>
+                <w:webHidden/>
+              </w:rPr>
+              <w:t>[CDU051] REMOVER FORNECEDOR</w:t>
+              <w:tab/>
+              <w:t>65</w:t>
+            </w:r>
+          </w:hyperlink>
+        </w:p>
+        <w:p>
+          <w:pPr>
+            <w:pStyle w:val="TOC2"/>
+            <w:tabs>
+              <w:tab w:val="clear" w:pos="8743"/>
+              <w:tab w:val="right" w:pos="9025" w:leader="dot"/>
+            </w:tabs>
+            <w:rPr/>
+          </w:pPr>
+          <w:hyperlink w:anchor="__RefHeading___Toc2458_1613212972" w:tooltip="[CDU052] CADASTRAR TÍTULO">
+            <w:r>
+              <w:rPr>
+                <w:rStyle w:val="Vnculodendice"/>
+                <w:webHidden/>
+              </w:rPr>
+              <w:t>[CDU052] CADASTRAR TÍTULO</w:t>
+              <w:tab/>
+              <w:t>66</w:t>
+            </w:r>
+          </w:hyperlink>
+        </w:p>
+        <w:p>
+          <w:pPr>
+            <w:pStyle w:val="TOC2"/>
+            <w:tabs>
+              <w:tab w:val="clear" w:pos="8743"/>
+              <w:tab w:val="right" w:pos="9025" w:leader="dot"/>
+            </w:tabs>
+            <w:rPr/>
+          </w:pPr>
+          <w:hyperlink w:anchor="__RefHeading___Toc2458_1613212972" w:tooltip="[CDU052] CADASTRAR TÍTULO">
+            <w:r>
+              <w:rPr>
+                <w:rStyle w:val="Vnculodendice"/>
+                <w:webHidden/>
+              </w:rPr>
+              <w:t>[CDU052] CADASTRAR TÍTULO</w:t>
+              <w:tab/>
+              <w:t>66</w:t>
+            </w:r>
+          </w:hyperlink>
+        </w:p>
+        <w:p>
+          <w:pPr>
+            <w:pStyle w:val="TOC2"/>
+            <w:tabs>
+              <w:tab w:val="clear" w:pos="8743"/>
+              <w:tab w:val="right" w:pos="9025" w:leader="dot"/>
+            </w:tabs>
+            <w:rPr/>
+          </w:pPr>
+          <w:hyperlink w:anchor="__RefHeading___Toc2460_1613212972" w:tooltip="[CDU053] BUSCAR TÍTULOS">
+            <w:r>
+              <w:rPr>
+                <w:rStyle w:val="Vnculodendice"/>
+                <w:webHidden/>
+              </w:rPr>
+              <w:t>[CDU053] BUSCAR TÍTULOS</w:t>
+              <w:tab/>
+              <w:t>67</w:t>
+            </w:r>
+          </w:hyperlink>
+        </w:p>
+        <w:p>
+          <w:pPr>
+            <w:pStyle w:val="TOC2"/>
+            <w:tabs>
+              <w:tab w:val="clear" w:pos="8743"/>
+              <w:tab w:val="right" w:pos="9025" w:leader="dot"/>
+            </w:tabs>
+            <w:rPr/>
+          </w:pPr>
+          <w:hyperlink w:anchor="__RefHeading___Toc2460_1613212972" w:tooltip="[CDU053] BUSCAR TÍTULOS">
+            <w:r>
+              <w:rPr>
+                <w:rStyle w:val="Vnculodendice"/>
+                <w:webHidden/>
+              </w:rPr>
+              <w:t>[CDU053] BUSCAR TÍTULOS</w:t>
+              <w:tab/>
+              <w:t>67</w:t>
+            </w:r>
+          </w:hyperlink>
+        </w:p>
+        <w:p>
+          <w:pPr>
+            <w:pStyle w:val="TOC2"/>
+            <w:tabs>
+              <w:tab w:val="clear" w:pos="8743"/>
+              <w:tab w:val="right" w:pos="9025" w:leader="dot"/>
+            </w:tabs>
+            <w:rPr/>
+          </w:pPr>
+          <w:hyperlink w:anchor="__RefHeading___Toc2462_1613212972" w:tooltip="[CDU054] ALTERAR TÍTULO">
+            <w:r>
+              <w:rPr>
+                <w:rStyle w:val="Vnculodendice"/>
+                <w:webHidden/>
+              </w:rPr>
+              <w:t>[CDU054] ALTERAR TÍTULO</w:t>
+              <w:tab/>
+              <w:t>67</w:t>
+            </w:r>
+          </w:hyperlink>
+        </w:p>
+        <w:p>
+          <w:pPr>
+            <w:pStyle w:val="TOC2"/>
+            <w:tabs>
+              <w:tab w:val="clear" w:pos="8743"/>
+              <w:tab w:val="right" w:pos="9025" w:leader="dot"/>
+            </w:tabs>
+            <w:rPr/>
+          </w:pPr>
+          <w:hyperlink w:anchor="__RefHeading___Toc2462_1613212972" w:tooltip="[CDU054] ALTERAR TÍTULO">
+            <w:r>
+              <w:rPr>
+                <w:rStyle w:val="Vnculodendice"/>
+                <w:webHidden/>
+              </w:rPr>
+              <w:t>[CDU054] ALTERAR TÍTULO</w:t>
+              <w:tab/>
+              <w:t>67</w:t>
+            </w:r>
+          </w:hyperlink>
+        </w:p>
+        <w:p>
+          <w:pPr>
+            <w:pStyle w:val="TOC2"/>
+            <w:tabs>
+              <w:tab w:val="clear" w:pos="8743"/>
+              <w:tab w:val="right" w:pos="9025" w:leader="dot"/>
+            </w:tabs>
+            <w:rPr/>
+          </w:pPr>
+          <w:hyperlink w:anchor="__RefHeading___Toc2464_1613212972" w:tooltip="[CDU055] REMOVER TÍTULO">
+            <w:r>
+              <w:rPr>
+                <w:rStyle w:val="Vnculodendice"/>
+                <w:webHidden/>
+              </w:rPr>
+              <w:t>[CDU055] REMOVER TÍTULO</w:t>
+              <w:tab/>
+              <w:t>68</w:t>
+            </w:r>
+          </w:hyperlink>
+        </w:p>
+        <w:p>
+          <w:pPr>
+            <w:pStyle w:val="TOC2"/>
+            <w:tabs>
+              <w:tab w:val="clear" w:pos="8743"/>
+              <w:tab w:val="right" w:pos="9025" w:leader="dot"/>
+            </w:tabs>
+            <w:rPr/>
+          </w:pPr>
+          <w:hyperlink w:anchor="__RefHeading___Toc2464_1613212972" w:tooltip="[CDU055] REMOVER TÍTULO">
+            <w:r>
+              <w:rPr>
+                <w:rStyle w:val="Vnculodendice"/>
+                <w:webHidden/>
+              </w:rPr>
+              <w:t>[CDU055] REMOVER TÍTULO</w:t>
+              <w:tab/>
+              <w:t>68</w:t>
+            </w:r>
+          </w:hyperlink>
+        </w:p>
+        <w:p>
+          <w:pPr>
+            <w:pStyle w:val="TOC2"/>
+            <w:tabs>
+              <w:tab w:val="clear" w:pos="8743"/>
+              <w:tab w:val="right" w:pos="9025" w:leader="dot"/>
+            </w:tabs>
+            <w:rPr/>
+          </w:pPr>
+          <w:hyperlink w:anchor="__RefHeading___Toc2466_1613212972" w:tooltip="[CDU056] VERIFICAR REGULAMENTO DA BIBLIOTECA">
+            <w:r>
+              <w:rPr>
+                <w:rStyle w:val="Vnculodendice"/>
+                <w:webHidden/>
+              </w:rPr>
+              <w:t>[CDU056] VERIFICAR REGULAMENTO DA BIBLIOTECA</w:t>
+              <w:tab/>
+              <w:t>69</w:t>
+            </w:r>
+          </w:hyperlink>
+        </w:p>
+        <w:p>
+          <w:pPr>
+            <w:pStyle w:val="TOC2"/>
+            <w:tabs>
+              <w:tab w:val="clear" w:pos="8743"/>
+              <w:tab w:val="right" w:pos="9025" w:leader="dot"/>
+            </w:tabs>
+            <w:rPr/>
+          </w:pPr>
+          <w:hyperlink w:anchor="__RefHeading___Toc2466_1613212972" w:tooltip="[CDU056] VERIFICAR REGULAMENTO DA BIBLIOTECA">
+            <w:r>
+              <w:rPr>
+                <w:rStyle w:val="Vnculodendice"/>
+                <w:webHidden/>
+              </w:rPr>
+              <w:t>[CDU056] VERIFICAR REGULAMENTO DA BIBLIOTECA</w:t>
+              <w:tab/>
+              <w:t>69</w:t>
+            </w:r>
+          </w:hyperlink>
+        </w:p>
+        <w:p>
+          <w:pPr>
+            <w:pStyle w:val="TOC2"/>
+            <w:tabs>
+              <w:tab w:val="clear" w:pos="8743"/>
+              <w:tab w:val="right" w:pos="9025" w:leader="dot"/>
+            </w:tabs>
+            <w:rPr/>
+          </w:pPr>
+          <w:hyperlink w:anchor="__RefHeading___Toc2468_1613212972" w:tooltip="[CDU057] VERIFICAR REGULAMENTO DA CIRCULAÇÃO DE MATERIAIS">
+            <w:r>
+              <w:rPr>
+                <w:rStyle w:val="Vnculodendice"/>
+                <w:webHidden/>
+              </w:rPr>
+              <w:t>[CDU057] VERIFICAR REGULAMENTO DA CIRCULAÇÃO DE MATERIAIS</w:t>
+              <w:tab/>
+              <w:t>70</w:t>
+            </w:r>
+          </w:hyperlink>
+        </w:p>
+        <w:p>
+          <w:pPr>
+            <w:pStyle w:val="TOC2"/>
+            <w:tabs>
+              <w:tab w:val="clear" w:pos="8743"/>
+              <w:tab w:val="right" w:pos="9025" w:leader="dot"/>
+            </w:tabs>
+            <w:rPr/>
+          </w:pPr>
+          <w:hyperlink w:anchor="__RefHeading___Toc2468_1613212972" w:tooltip="[CDU057] VERIFICAR REGULAMENTO DA CIRCULAÇÃO DE MATERIAIS">
+            <w:r>
+              <w:rPr>
+                <w:rStyle w:val="Vnculodendice"/>
+                <w:webHidden/>
+              </w:rPr>
+              <w:t>[CDU057] VERIFICAR REGULAMENTO DA CIRCULAÇÃO DE MATERIAIS</w:t>
+              <w:tab/>
+              <w:t>70</w:t>
+            </w:r>
+          </w:hyperlink>
+        </w:p>
+        <w:p>
+          <w:pPr>
+            <w:pStyle w:val="TOC2"/>
+            <w:tabs>
+              <w:tab w:val="clear" w:pos="8743"/>
+              <w:tab w:val="right" w:pos="9025" w:leader="dot"/>
+            </w:tabs>
+            <w:rPr/>
+          </w:pPr>
+          <w:hyperlink w:anchor="__RefHeading___Toc2470_1613212972" w:tooltip="[CDU058] IMPORTAR DADOS ATRAVÉS DE UM TEXTO EM FORMATO PRÉ-DEFINIDO PARA CADASTRAR MATERIAIS (EXTRA)">
+            <w:r>
+              <w:rPr>
+                <w:rStyle w:val="Vnculodendice"/>
+                <w:webHidden/>
+              </w:rPr>
+              <w:t>[CDU058] IMPORTAR DADOS ATRAVÉS DE UM TEXTO EM FORMATO PRÉ-DEFINIDO PARA CADASTRAR MATERIAIS (EXTRA)</w:t>
+              <w:tab/>
+              <w:t>70</w:t>
+            </w:r>
+          </w:hyperlink>
+        </w:p>
+        <w:p>
+          <w:pPr>
+            <w:pStyle w:val="TOC2"/>
+            <w:tabs>
+              <w:tab w:val="clear" w:pos="8743"/>
+              <w:tab w:val="right" w:pos="9025" w:leader="dot"/>
+            </w:tabs>
+            <w:rPr/>
+          </w:pPr>
+          <w:hyperlink w:anchor="__RefHeading___Toc2470_1613212972" w:tooltip="[CDU058] IMPORTAR DADOS ATRAVÉS DE UM TEXTO EM FORMATO PRÉ-DEFINIDO PARA CADASTRAR MATERIAIS (EXTRA)">
+            <w:r>
+              <w:rPr>
+                <w:rStyle w:val="Vnculodendice"/>
+                <w:webHidden/>
+              </w:rPr>
+              <w:t>[CDU058] IMPORTAR DADOS ATRAVÉS DE UM TEXTO EM FORMATO PRÉ-DEFINIDO PARA CADASTRAR MATERIAIS (EXTRA)</w:t>
+              <w:tab/>
+              <w:t>70</w:t>
             </w:r>
           </w:hyperlink>
           <w:r>
             <w:rPr>
               <w:rStyle w:val="Vnculodendice"/>
-              <w:color w:val="000000"/>
             </w:rPr>
             <w:fldChar w:fldCharType="end"/>
           </w:r>
@@ -2835,137 +5537,31 @@
     </w:p>
     <w:p>
       <w:pPr>
-        <w:pStyle w:val="Normal"/>
-        <w:rPr/>
-      </w:pPr>
-      <w:r>
-        <w:rPr/>
-      </w:r>
-    </w:p>
-    <w:p>
-      <w:pPr>
-        <w:pStyle w:val="Normal"/>
-        <w:rPr/>
-      </w:pPr>
-      <w:r>
-        <w:rPr/>
-      </w:r>
-    </w:p>
-    <w:p>
-      <w:pPr>
-        <w:pStyle w:val="Normal"/>
-        <w:rPr/>
-      </w:pPr>
-      <w:r>
-        <w:rPr/>
-      </w:r>
-    </w:p>
-    <w:p>
-      <w:pPr>
-        <w:pStyle w:val="Normal"/>
-        <w:rPr/>
-      </w:pPr>
-      <w:r>
-        <w:rPr/>
-      </w:r>
-    </w:p>
-    <w:p>
-      <w:pPr>
-        <w:pStyle w:val="Normal"/>
-        <w:rPr/>
-      </w:pPr>
-      <w:r>
-        <w:rPr/>
-      </w:r>
-    </w:p>
-    <w:p>
-      <w:pPr>
-        <w:pStyle w:val="Normal"/>
-        <w:rPr/>
-      </w:pPr>
-      <w:r>
-        <w:rPr/>
-      </w:r>
-    </w:p>
-    <w:p>
-      <w:pPr>
-        <w:pStyle w:val="Normal"/>
-        <w:rPr/>
-      </w:pPr>
-      <w:r>
-        <w:rPr/>
-      </w:r>
-    </w:p>
-    <w:p>
-      <w:pPr>
-        <w:pStyle w:val="Normal"/>
-        <w:rPr/>
-      </w:pPr>
-      <w:r>
-        <w:rPr/>
-      </w:r>
-    </w:p>
-    <w:p>
-      <w:pPr>
-        <w:pStyle w:val="Normal"/>
-        <w:rPr/>
-      </w:pPr>
-      <w:r>
-        <w:rPr/>
-      </w:r>
-    </w:p>
-    <w:p>
-      <w:pPr>
-        <w:pStyle w:val="Normal"/>
-        <w:rPr/>
-      </w:pPr>
-      <w:r>
-        <w:rPr/>
-      </w:r>
-    </w:p>
-    <w:p>
-      <w:pPr>
-        <w:pStyle w:val="Normal"/>
-        <w:rPr/>
-      </w:pPr>
-      <w:r>
-        <w:rPr/>
-      </w:r>
-    </w:p>
-    <w:p>
-      <w:pPr>
-        <w:pStyle w:val="Normal"/>
-        <w:rPr/>
-      </w:pPr>
-      <w:r>
-        <w:rPr/>
-      </w:r>
-    </w:p>
-    <w:p>
-      <w:pPr>
-        <w:pStyle w:val="Normal"/>
-        <w:rPr/>
-      </w:pPr>
-      <w:r>
-        <w:rPr/>
-      </w:r>
-    </w:p>
-    <w:p>
-      <w:pPr>
-        <w:pStyle w:val="Normal"/>
-        <w:rPr/>
-      </w:pPr>
-      <w:r>
-        <w:rPr/>
-      </w:r>
-    </w:p>
-    <w:p>
-      <w:pPr>
         <w:pStyle w:val="Heading1"/>
         <w:rPr/>
       </w:pPr>
-      <w:bookmarkStart w:id="0" w:name="_8lw44qhu4f8c"/>
+      <w:r>
+        <w:rPr/>
+      </w:r>
+    </w:p>
+    <w:p>
+      <w:pPr>
+        <w:pStyle w:val="Heading1"/>
+        <w:rPr/>
+      </w:pPr>
+      <w:r>
+        <w:rPr/>
+      </w:r>
+    </w:p>
+    <w:p>
+      <w:pPr>
+        <w:pStyle w:val="Heading1"/>
+        <w:rPr/>
+      </w:pPr>
+      <w:bookmarkStart w:id="0" w:name="__RefHeading___Toc2266_1613212972"/>
+      <w:bookmarkStart w:id="1" w:name="_8lw44qhu4f8c"/>
       <w:bookmarkEnd w:id="0"/>
+      <w:bookmarkEnd w:id="1"/>
       <w:r>
         <w:rPr/>
         <w:t>INTRODUÇÃO</w:t>
@@ -3019,8 +5615,10 @@
         <w:ind w:start="100"/>
         <w:rPr/>
       </w:pPr>
-      <w:bookmarkStart w:id="1" w:name="_8ghfqceyrwfg"/>
-      <w:bookmarkEnd w:id="1"/>
+      <w:bookmarkStart w:id="2" w:name="__RefHeading___Toc2268_1613212972"/>
+      <w:bookmarkStart w:id="3" w:name="_8ghfqceyrwfg"/>
+      <w:bookmarkEnd w:id="2"/>
+      <w:bookmarkEnd w:id="3"/>
       <w:r>
         <w:rPr/>
         <w:t>VISÃO GERAL DO DOCUMENTO</w:t>
@@ -3382,8 +5980,10 @@
         <w:ind w:start="100"/>
         <w:rPr/>
       </w:pPr>
-      <w:bookmarkStart w:id="2" w:name="_faxlmvtyma3n"/>
-      <w:bookmarkEnd w:id="2"/>
+      <w:bookmarkStart w:id="4" w:name="__RefHeading___Toc2270_1613212972"/>
+      <w:bookmarkStart w:id="5" w:name="_faxlmvtyma3n"/>
+      <w:bookmarkEnd w:id="4"/>
+      <w:bookmarkEnd w:id="5"/>
       <w:r>
         <w:rPr/>
         <w:t>CONVENÇÕES, TERMOS E ABREVIAÇÕES</w:t>
@@ -3446,8 +6046,10 @@
         <w:ind w:start="80"/>
         <w:rPr/>
       </w:pPr>
-      <w:bookmarkStart w:id="3" w:name="_vsn0uy9eyqus"/>
-      <w:bookmarkEnd w:id="3"/>
+      <w:bookmarkStart w:id="6" w:name="__RefHeading___Toc2272_1613212972"/>
+      <w:bookmarkStart w:id="7" w:name="_vsn0uy9eyqus"/>
+      <w:bookmarkEnd w:id="6"/>
+      <w:bookmarkEnd w:id="7"/>
       <w:r>
         <w:rPr/>
         <w:t>IDENTIFICAÇÃO DOS REQUISITOS</w:t>
@@ -3597,8 +6199,10 @@
         <w:pStyle w:val="Heading1"/>
         <w:rPr/>
       </w:pPr>
-      <w:bookmarkStart w:id="4" w:name="_9lb1wqtunuhx"/>
-      <w:bookmarkEnd w:id="4"/>
+      <w:bookmarkStart w:id="8" w:name="__RefHeading___Toc2274_1613212972"/>
+      <w:bookmarkStart w:id="9" w:name="_9lb1wqtunuhx"/>
+      <w:bookmarkEnd w:id="8"/>
+      <w:bookmarkEnd w:id="9"/>
       <w:r>
         <w:rPr/>
         <w:t>DESCRIÇÃO GERAL DO SISTEMA</w:t>
@@ -3658,8 +6262,10 @@
         <w:ind w:start="100"/>
         <w:rPr/>
       </w:pPr>
-      <w:bookmarkStart w:id="5" w:name="_ug7fj21l03ch"/>
-      <w:bookmarkEnd w:id="5"/>
+      <w:bookmarkStart w:id="10" w:name="__RefHeading___Toc2276_1613212972"/>
+      <w:bookmarkStart w:id="11" w:name="_ug7fj21l03ch"/>
+      <w:bookmarkEnd w:id="10"/>
+      <w:bookmarkEnd w:id="11"/>
       <w:r>
         <w:rPr/>
         <w:t>CLIENTE</w:t>
@@ -3713,8 +6319,10 @@
         <w:ind w:start="100"/>
         <w:rPr/>
       </w:pPr>
-      <w:bookmarkStart w:id="6" w:name="_f6g1mqe6cu40"/>
-      <w:bookmarkEnd w:id="6"/>
+      <w:bookmarkStart w:id="12" w:name="__RefHeading___Toc2278_1613212972"/>
+      <w:bookmarkStart w:id="13" w:name="_f6g1mqe6cu40"/>
+      <w:bookmarkEnd w:id="12"/>
+      <w:bookmarkEnd w:id="13"/>
       <w:r>
         <w:rPr/>
         <w:t>USUÁRIO</w:t>
@@ -3756,8 +6364,10 @@
         <w:pStyle w:val="Heading2"/>
         <w:rPr/>
       </w:pPr>
-      <w:bookmarkStart w:id="7" w:name="_vbijnyxwl3bl"/>
-      <w:bookmarkEnd w:id="7"/>
+      <w:bookmarkStart w:id="14" w:name="__RefHeading___Toc2280_1613212972"/>
+      <w:bookmarkStart w:id="15" w:name="_vbijnyxwl3bl"/>
+      <w:bookmarkEnd w:id="14"/>
+      <w:bookmarkEnd w:id="15"/>
       <w:r>
         <w:rPr/>
         <w:t>VISÃO GERAL DO SISTEMA</w:t>
@@ -3888,8 +6498,10 @@
         <w:pStyle w:val="Heading1"/>
         <w:rPr/>
       </w:pPr>
-      <w:bookmarkStart w:id="8" w:name="_j1gnrl4hprdb"/>
-      <w:bookmarkEnd w:id="8"/>
+      <w:bookmarkStart w:id="16" w:name="__RefHeading___Toc2282_1613212972"/>
+      <w:bookmarkStart w:id="17" w:name="_j1gnrl4hprdb"/>
+      <w:bookmarkEnd w:id="16"/>
+      <w:bookmarkEnd w:id="17"/>
       <w:r>
         <w:rPr/>
         <w:t>REQUISITOS FUNCIONAIS</w:t>
@@ -3900,8 +6512,10 @@
         <w:pStyle w:val="Heading2"/>
         <w:rPr/>
       </w:pPr>
-      <w:bookmarkStart w:id="9" w:name="_h47zac7svx6w"/>
-      <w:bookmarkEnd w:id="9"/>
+      <w:bookmarkStart w:id="18" w:name="__RefHeading___Toc2284_1613212972"/>
+      <w:bookmarkStart w:id="19" w:name="_h47zac7svx6w"/>
+      <w:bookmarkEnd w:id="18"/>
+      <w:bookmarkEnd w:id="19"/>
       <w:r>
         <w:rPr/>
         <w:t>[RF001] EFETUAR LOGIN</w:t>
@@ -3950,8 +6564,10 @@
         <w:pStyle w:val="Heading2"/>
         <w:rPr/>
       </w:pPr>
-      <w:bookmarkStart w:id="10" w:name="_7bjex2wg53fc"/>
-      <w:bookmarkEnd w:id="10"/>
+      <w:bookmarkStart w:id="20" w:name="__RefHeading___Toc2286_1613212972"/>
+      <w:bookmarkStart w:id="21" w:name="_7bjex2wg53fc"/>
+      <w:bookmarkEnd w:id="20"/>
+      <w:bookmarkEnd w:id="21"/>
       <w:r>
         <w:rPr/>
         <w:t>[RF002] ATIVAR OU DESATIVAR FUNCIONALIDADES</w:t>
@@ -4000,8 +6616,10 @@
         <w:pStyle w:val="Heading2"/>
         <w:rPr/>
       </w:pPr>
-      <w:bookmarkStart w:id="11" w:name="_qc8f46f5hogr"/>
-      <w:bookmarkEnd w:id="11"/>
+      <w:bookmarkStart w:id="22" w:name="__RefHeading___Toc2288_1613212972"/>
+      <w:bookmarkStart w:id="23" w:name="_qc8f46f5hogr"/>
+      <w:bookmarkEnd w:id="22"/>
+      <w:bookmarkEnd w:id="23"/>
       <w:r>
         <w:rPr/>
         <w:t>[RF003] CRUD DE MATERIAIS</w:t>
@@ -4066,8 +6684,10 @@
         <w:pStyle w:val="Heading2"/>
         <w:rPr/>
       </w:pPr>
-      <w:bookmarkStart w:id="12" w:name="_7epbv95vc231"/>
-      <w:bookmarkEnd w:id="12"/>
+      <w:bookmarkStart w:id="24" w:name="__RefHeading___Toc2290_1613212972"/>
+      <w:bookmarkStart w:id="25" w:name="_7epbv95vc231"/>
+      <w:bookmarkEnd w:id="24"/>
+      <w:bookmarkEnd w:id="25"/>
       <w:r>
         <w:rPr/>
         <w:t>[RF004] CRUD DE EMPRÉSTIMOS DE MATERIAIS</w:t>
@@ -4132,8 +6752,10 @@
         <w:pStyle w:val="Heading2"/>
         <w:rPr/>
       </w:pPr>
-      <w:bookmarkStart w:id="13" w:name="_5rrf8tc4ph87"/>
-      <w:bookmarkEnd w:id="13"/>
+      <w:bookmarkStart w:id="26" w:name="__RefHeading___Toc2292_1613212972"/>
+      <w:bookmarkStart w:id="27" w:name="_5rrf8tc4ph87"/>
+      <w:bookmarkEnd w:id="26"/>
+      <w:bookmarkEnd w:id="27"/>
       <w:r>
         <w:rPr/>
         <w:t>[RF005] CRUD DE RENOVAÇÕES DE EMPRÉSTIMOS DE MATERIAIS</w:t>
@@ -4198,8 +6820,10 @@
         <w:pStyle w:val="Heading2"/>
         <w:rPr/>
       </w:pPr>
-      <w:bookmarkStart w:id="14" w:name="_5vgvorazxpyb"/>
-      <w:bookmarkEnd w:id="14"/>
+      <w:bookmarkStart w:id="28" w:name="__RefHeading___Toc2294_1613212972"/>
+      <w:bookmarkStart w:id="29" w:name="_5vgvorazxpyb"/>
+      <w:bookmarkEnd w:id="28"/>
+      <w:bookmarkEnd w:id="29"/>
       <w:r>
         <w:rPr/>
         <w:t>[RF006] CRUD DE DEVOLUÇÕES DE MATERIAIS</w:t>
@@ -4258,8 +6882,10 @@
         <w:pStyle w:val="Heading2"/>
         <w:rPr/>
       </w:pPr>
-      <w:bookmarkStart w:id="15" w:name="_12ut0smjap6o"/>
-      <w:bookmarkEnd w:id="15"/>
+      <w:bookmarkStart w:id="30" w:name="__RefHeading___Toc2296_1613212972"/>
+      <w:bookmarkStart w:id="31" w:name="_12ut0smjap6o"/>
+      <w:bookmarkEnd w:id="30"/>
+      <w:bookmarkEnd w:id="31"/>
       <w:r>
         <w:rPr/>
         <w:t>[RF007] CRUD DE RESERVAS DE MATERIAIS</w:t>
@@ -4339,8 +6965,10 @@
         <w:pStyle w:val="Heading2"/>
         <w:rPr/>
       </w:pPr>
-      <w:bookmarkStart w:id="16" w:name="_map67hp7gav2"/>
-      <w:bookmarkEnd w:id="16"/>
+      <w:bookmarkStart w:id="32" w:name="__RefHeading___Toc2298_1613212972"/>
+      <w:bookmarkStart w:id="33" w:name="_map67hp7gav2"/>
+      <w:bookmarkEnd w:id="32"/>
+      <w:bookmarkEnd w:id="33"/>
       <w:r>
         <w:rPr/>
         <w:t>[RF008] CRUD DE CONSULTAS LOCAIS DE MATERIAIS</w:t>
@@ -4414,8 +7042,10 @@
         <w:pStyle w:val="Heading2"/>
         <w:rPr/>
       </w:pPr>
-      <w:bookmarkStart w:id="17" w:name="_4vb25eiiz7q7"/>
-      <w:bookmarkEnd w:id="17"/>
+      <w:bookmarkStart w:id="34" w:name="__RefHeading___Toc2300_1613212972"/>
+      <w:bookmarkStart w:id="35" w:name="_4vb25eiiz7q7"/>
+      <w:bookmarkEnd w:id="34"/>
+      <w:bookmarkEnd w:id="35"/>
       <w:r>
         <w:rPr/>
         <w:t>[RF009]  VERIFICAR HISTÓRICO DE AÇÕES REALIZADAS POR USUÁRIOS</w:t>
@@ -4464,8 +7094,10 @@
         <w:pStyle w:val="Heading2"/>
         <w:rPr/>
       </w:pPr>
-      <w:bookmarkStart w:id="18" w:name="_3b09uj8o5nna"/>
-      <w:bookmarkEnd w:id="18"/>
+      <w:bookmarkStart w:id="36" w:name="__RefHeading___Toc2302_1613212972"/>
+      <w:bookmarkStart w:id="37" w:name="_3b09uj8o5nna"/>
+      <w:bookmarkEnd w:id="36"/>
+      <w:bookmarkEnd w:id="37"/>
       <w:r>
         <w:rPr/>
         <w:t>[RF010] VERIFICAR HISTÓRICO DE AÇÕES REALIZADAS EM CADA MATERIAL</w:t>
@@ -4514,8 +7146,10 @@
         <w:pStyle w:val="Heading2"/>
         <w:rPr/>
       </w:pPr>
-      <w:bookmarkStart w:id="19" w:name="_s3iv473xbmkn"/>
-      <w:bookmarkEnd w:id="19"/>
+      <w:bookmarkStart w:id="38" w:name="__RefHeading___Toc2304_1613212972"/>
+      <w:bookmarkStart w:id="39" w:name="_s3iv473xbmkn"/>
+      <w:bookmarkEnd w:id="38"/>
+      <w:bookmarkEnd w:id="39"/>
       <w:r>
         <w:rPr/>
         <w:t>[RF011] VERIFICAR EXTRATO DO USUÁRIOS</w:t>
@@ -4564,8 +7198,10 @@
         <w:pStyle w:val="Heading2"/>
         <w:rPr/>
       </w:pPr>
-      <w:bookmarkStart w:id="20" w:name="_78itwtotc5k2"/>
-      <w:bookmarkEnd w:id="20"/>
+      <w:bookmarkStart w:id="40" w:name="__RefHeading___Toc2306_1613212972"/>
+      <w:bookmarkStart w:id="41" w:name="_78itwtotc5k2"/>
+      <w:bookmarkEnd w:id="40"/>
+      <w:bookmarkEnd w:id="41"/>
       <w:r>
         <w:rPr/>
         <w:t>[RF012] VERIFICAR EXTRATO DOS MATERIAIS</w:t>
@@ -4614,8 +7250,10 @@
         <w:pStyle w:val="Heading2"/>
         <w:rPr/>
       </w:pPr>
-      <w:bookmarkStart w:id="21" w:name="_i5brtzjg7dpj"/>
-      <w:bookmarkEnd w:id="21"/>
+      <w:bookmarkStart w:id="42" w:name="__RefHeading___Toc2308_1613212972"/>
+      <w:bookmarkStart w:id="43" w:name="_i5brtzjg7dpj"/>
+      <w:bookmarkEnd w:id="42"/>
+      <w:bookmarkEnd w:id="43"/>
       <w:r>
         <w:rPr/>
         <w:t>[RF013] REALIZAR O CADASTRO DE USUÁRIOS</w:t>
@@ -4664,8 +7302,10 @@
         <w:pStyle w:val="Heading2"/>
         <w:rPr/>
       </w:pPr>
-      <w:bookmarkStart w:id="22" w:name="_4zfce6eeik9p"/>
-      <w:bookmarkEnd w:id="22"/>
+      <w:bookmarkStart w:id="44" w:name="__RefHeading___Toc2310_1613212972"/>
+      <w:bookmarkStart w:id="45" w:name="_4zfce6eeik9p"/>
+      <w:bookmarkEnd w:id="44"/>
+      <w:bookmarkEnd w:id="45"/>
       <w:r>
         <w:rPr/>
         <w:t>[RF014] CRUD DE SUGESTÕES DE MATERIAIS</w:t>
@@ -4730,8 +7370,10 @@
         <w:pStyle w:val="Heading2"/>
         <w:rPr/>
       </w:pPr>
-      <w:bookmarkStart w:id="23" w:name="_uyimw4v4x0ac"/>
-      <w:bookmarkEnd w:id="23"/>
+      <w:bookmarkStart w:id="46" w:name="__RefHeading___Toc2312_1613212972"/>
+      <w:bookmarkStart w:id="47" w:name="_uyimw4v4x0ac"/>
+      <w:bookmarkEnd w:id="46"/>
+      <w:bookmarkEnd w:id="47"/>
       <w:r>
         <w:rPr/>
         <w:t>[RF015] CRUD DE ETIQUETAS DE LOMBADA COM CÓDIGO DE BARRAS PARA OS MATERIAIS</w:t>
@@ -4786,8 +7428,10 @@
           <w:szCs w:val="24"/>
         </w:rPr>
       </w:pPr>
-      <w:bookmarkStart w:id="24" w:name="_zijuutn4i9hf"/>
-      <w:bookmarkEnd w:id="24"/>
+      <w:bookmarkStart w:id="48" w:name="__RefHeading___Toc2314_1613212972"/>
+      <w:bookmarkStart w:id="49" w:name="_zijuutn4i9hf"/>
+      <w:bookmarkEnd w:id="48"/>
+      <w:bookmarkEnd w:id="49"/>
       <w:r>
         <w:rPr/>
         <w:t>[RF016] CRUD DE MULTAS</w:t>
@@ -4837,8 +7481,10 @@
         <w:pStyle w:val="Heading2"/>
         <w:rPr/>
       </w:pPr>
-      <w:bookmarkStart w:id="25" w:name="_qmxlac6vlit6"/>
-      <w:bookmarkEnd w:id="25"/>
+      <w:bookmarkStart w:id="50" w:name="__RefHeading___Toc2316_1613212972"/>
+      <w:bookmarkStart w:id="51" w:name="_qmxlac6vlit6"/>
+      <w:bookmarkEnd w:id="50"/>
+      <w:bookmarkEnd w:id="51"/>
       <w:r>
         <w:rPr/>
         <w:t>[RF017] CRUD DE EXEMPLARES DE TÍTULOS DE MATERIAIS</w:t>
@@ -4903,8 +7549,10 @@
         <w:pStyle w:val="Heading2"/>
         <w:rPr/>
       </w:pPr>
-      <w:bookmarkStart w:id="26" w:name="_ek6hnrkw8f8p"/>
-      <w:bookmarkEnd w:id="26"/>
+      <w:bookmarkStart w:id="52" w:name="__RefHeading___Toc2318_1613212972"/>
+      <w:bookmarkStart w:id="53" w:name="_ek6hnrkw8f8p"/>
+      <w:bookmarkEnd w:id="52"/>
+      <w:bookmarkEnd w:id="53"/>
       <w:r>
         <w:rPr/>
         <w:t>[RF0018] CRUD DE FORNECEDORES</w:t>
@@ -4969,8 +7617,10 @@
         <w:pStyle w:val="Heading2"/>
         <w:rPr/>
       </w:pPr>
-      <w:bookmarkStart w:id="27" w:name="_ffjmvvsdpcv4"/>
-      <w:bookmarkEnd w:id="27"/>
+      <w:bookmarkStart w:id="54" w:name="__RefHeading___Toc2320_1613212972"/>
+      <w:bookmarkStart w:id="55" w:name="_ffjmvvsdpcv4"/>
+      <w:bookmarkEnd w:id="54"/>
+      <w:bookmarkEnd w:id="55"/>
       <w:r>
         <w:rPr/>
         <w:t>[RF019] CRUD DE TÍTULOS</w:t>
@@ -5020,8 +7670,10 @@
         <w:pStyle w:val="Heading2"/>
         <w:rPr/>
       </w:pPr>
-      <w:bookmarkStart w:id="28" w:name="_1glwc6uhfglv"/>
-      <w:bookmarkEnd w:id="28"/>
+      <w:bookmarkStart w:id="56" w:name="__RefHeading___Toc2322_1613212972"/>
+      <w:bookmarkStart w:id="57" w:name="_1glwc6uhfglv"/>
+      <w:bookmarkEnd w:id="56"/>
+      <w:bookmarkEnd w:id="57"/>
       <w:r>
         <w:rPr/>
         <w:t>[RF020] VERIFICAR REGULAMENTO DA BIBLIOTECA</w:t>
@@ -5070,8 +7722,10 @@
         <w:pStyle w:val="Heading2"/>
         <w:rPr/>
       </w:pPr>
-      <w:bookmarkStart w:id="29" w:name="_5awcrfcp9ooy"/>
-      <w:bookmarkEnd w:id="29"/>
+      <w:bookmarkStart w:id="58" w:name="__RefHeading___Toc2324_1613212972"/>
+      <w:bookmarkStart w:id="59" w:name="_5awcrfcp9ooy"/>
+      <w:bookmarkEnd w:id="58"/>
+      <w:bookmarkEnd w:id="59"/>
       <w:r>
         <w:rPr/>
         <w:t>[RF021] VERIFICAR REGULAMENTO DA CIRCULAÇÃO DE MATERIAIS</w:t>
@@ -5122,8 +7776,10 @@
           <w:color w:val="FF0000"/>
         </w:rPr>
       </w:pPr>
-      <w:bookmarkStart w:id="30" w:name="_86nkv9biidfw"/>
-      <w:bookmarkEnd w:id="30"/>
+      <w:bookmarkStart w:id="60" w:name="__RefHeading___Toc2326_1613212972"/>
+      <w:bookmarkStart w:id="61" w:name="_86nkv9biidfw"/>
+      <w:bookmarkEnd w:id="60"/>
+      <w:bookmarkEnd w:id="61"/>
       <w:r>
         <w:rPr/>
         <w:t xml:space="preserve">[RF022] IMPORTAR DADOS ATRAVÉS DE UM TEXTO EM UM FORMATO / PADRÃO PRÉ-DEFINIDO PARA CADASTRAR MATERIAIS </w:t>
@@ -5234,8 +7890,10 @@
         <w:pStyle w:val="Heading1"/>
         <w:rPr/>
       </w:pPr>
-      <w:bookmarkStart w:id="31" w:name="_3rx9fnebr9o"/>
-      <w:bookmarkEnd w:id="31"/>
+      <w:bookmarkStart w:id="62" w:name="__RefHeading___Toc2328_1613212972"/>
+      <w:bookmarkStart w:id="63" w:name="_3rx9fnebr9o"/>
+      <w:bookmarkEnd w:id="62"/>
+      <w:bookmarkEnd w:id="63"/>
       <w:r>
         <w:rPr/>
         <w:t>REQUISITOS NÃO FUNCIONAIS</w:t>
@@ -5255,8 +7913,10 @@
         <w:pStyle w:val="Heading2"/>
         <w:rPr/>
       </w:pPr>
-      <w:bookmarkStart w:id="32" w:name="_z5oj9nm304lg"/>
-      <w:bookmarkEnd w:id="32"/>
+      <w:bookmarkStart w:id="64" w:name="__RefHeading___Toc2330_1613212972"/>
+      <w:bookmarkStart w:id="65" w:name="_z5oj9nm304lg"/>
+      <w:bookmarkEnd w:id="64"/>
+      <w:bookmarkEnd w:id="65"/>
       <w:r>
         <w:rPr/>
         <w:t>USABILIDADE</w:t>
@@ -5280,8 +7940,10 @@
         <w:pStyle w:val="Heading3"/>
         <w:rPr/>
       </w:pPr>
-      <w:bookmarkStart w:id="33" w:name="_jb0hoqapagtn"/>
-      <w:bookmarkEnd w:id="33"/>
+      <w:bookmarkStart w:id="66" w:name="__RefHeading___Toc2332_1613212972"/>
+      <w:bookmarkStart w:id="67" w:name="_jb0hoqapagtn"/>
+      <w:bookmarkEnd w:id="66"/>
+      <w:bookmarkEnd w:id="67"/>
       <w:r>
         <w:rPr/>
         <w:t xml:space="preserve">[NF001] INTERFACE AMIGÁVEL </w:t>
@@ -5330,8 +7992,10 @@
         <w:pStyle w:val="Heading3"/>
         <w:rPr/>
       </w:pPr>
-      <w:bookmarkStart w:id="34" w:name="_go9fep9mk64q"/>
-      <w:bookmarkEnd w:id="34"/>
+      <w:bookmarkStart w:id="68" w:name="__RefHeading___Toc2334_1613212972"/>
+      <w:bookmarkStart w:id="69" w:name="_go9fep9mk64q"/>
+      <w:bookmarkEnd w:id="68"/>
+      <w:bookmarkEnd w:id="69"/>
       <w:r>
         <w:rPr/>
         <w:t xml:space="preserve">[NF002] COMPONENTES WEB </w:t>
@@ -5380,8 +8044,10 @@
         <w:pStyle w:val="Heading2"/>
         <w:rPr/>
       </w:pPr>
-      <w:bookmarkStart w:id="35" w:name="_pdfnnhc5oh1q"/>
-      <w:bookmarkEnd w:id="35"/>
+      <w:bookmarkStart w:id="70" w:name="__RefHeading___Toc2336_1613212972"/>
+      <w:bookmarkStart w:id="71" w:name="_pdfnnhc5oh1q"/>
+      <w:bookmarkEnd w:id="70"/>
+      <w:bookmarkEnd w:id="71"/>
       <w:r>
         <w:rPr/>
         <w:t>SEGURANÇA</w:t>
@@ -5392,8 +8058,10 @@
         <w:pStyle w:val="Heading3"/>
         <w:rPr/>
       </w:pPr>
-      <w:bookmarkStart w:id="36" w:name="_mhi068djg5ly"/>
-      <w:bookmarkEnd w:id="36"/>
+      <w:bookmarkStart w:id="72" w:name="__RefHeading___Toc2338_1613212972"/>
+      <w:bookmarkStart w:id="73" w:name="_mhi068djg5ly"/>
+      <w:bookmarkEnd w:id="72"/>
+      <w:bookmarkEnd w:id="73"/>
       <w:r>
         <w:rPr/>
         <w:t>[NF003] SEGURANÇA DOS DADOS</w:t>
@@ -5442,8 +8110,10 @@
         <w:pStyle w:val="Heading3"/>
         <w:rPr/>
       </w:pPr>
-      <w:bookmarkStart w:id="37" w:name="_83qdb0zb3m09"/>
-      <w:bookmarkEnd w:id="37"/>
+      <w:bookmarkStart w:id="74" w:name="__RefHeading___Toc2340_1613212972"/>
+      <w:bookmarkStart w:id="75" w:name="_83qdb0zb3m09"/>
+      <w:bookmarkEnd w:id="74"/>
+      <w:bookmarkEnd w:id="75"/>
       <w:r>
         <w:rPr/>
         <w:t>[NF004] GARANTIA DA DISTRIBUIÇÃO DE FUNCIONALIDADES POR TIPO DE USUÁRIO ATRAVÉS DO LOGIN</w:t>
@@ -5492,8 +8162,10 @@
         <w:pStyle w:val="Heading3"/>
         <w:rPr/>
       </w:pPr>
-      <w:bookmarkStart w:id="38" w:name="_85fb6rwflqpc"/>
-      <w:bookmarkEnd w:id="38"/>
+      <w:bookmarkStart w:id="76" w:name="__RefHeading___Toc2342_1613212972"/>
+      <w:bookmarkStart w:id="77" w:name="_85fb6rwflqpc"/>
+      <w:bookmarkEnd w:id="76"/>
+      <w:bookmarkEnd w:id="77"/>
       <w:r>
         <w:rPr/>
         <w:t>[NF005] GARANTIA DO LOGIN</w:t>
@@ -5542,8 +8214,10 @@
         <w:pStyle w:val="Heading2"/>
         <w:rPr/>
       </w:pPr>
-      <w:bookmarkStart w:id="39" w:name="_d9gwxrspx32"/>
-      <w:bookmarkEnd w:id="39"/>
+      <w:bookmarkStart w:id="78" w:name="__RefHeading___Toc2344_1613212972"/>
+      <w:bookmarkStart w:id="79" w:name="_d9gwxrspx32"/>
+      <w:bookmarkEnd w:id="78"/>
+      <w:bookmarkEnd w:id="79"/>
       <w:r>
         <w:rPr/>
         <w:t>SOFTWARE</w:t>
@@ -5585,8 +8259,10 @@
         <w:pStyle w:val="Heading3"/>
         <w:rPr/>
       </w:pPr>
-      <w:bookmarkStart w:id="40" w:name="_7jr1wn5xapnd"/>
-      <w:bookmarkEnd w:id="40"/>
+      <w:bookmarkStart w:id="80" w:name="__RefHeading___Toc2346_1613212972"/>
+      <w:bookmarkStart w:id="81" w:name="_7jr1wn5xapnd"/>
+      <w:bookmarkEnd w:id="80"/>
+      <w:bookmarkEnd w:id="81"/>
       <w:r>
         <w:rPr/>
         <w:t xml:space="preserve">[NF005] BANCO DE DADOS ONLINE </w:t>
@@ -5635,8 +8311,10 @@
         <w:pStyle w:val="Heading2"/>
         <w:rPr/>
       </w:pPr>
-      <w:bookmarkStart w:id="41" w:name="_p2fmc274em60"/>
-      <w:bookmarkEnd w:id="41"/>
+      <w:bookmarkStart w:id="82" w:name="__RefHeading___Toc2348_1613212972"/>
+      <w:bookmarkStart w:id="83" w:name="_p2fmc274em60"/>
+      <w:bookmarkEnd w:id="82"/>
+      <w:bookmarkEnd w:id="83"/>
       <w:r>
         <w:rPr/>
         <w:t>DESEMPENHO</w:t>
@@ -5663,8 +8341,10 @@
         <w:pStyle w:val="Heading3"/>
         <w:rPr/>
       </w:pPr>
-      <w:bookmarkStart w:id="42" w:name="_or2dn8o5d4gy"/>
-      <w:bookmarkEnd w:id="42"/>
+      <w:bookmarkStart w:id="84" w:name="__RefHeading___Toc2350_1613212972"/>
+      <w:bookmarkStart w:id="85" w:name="_or2dn8o5d4gy"/>
+      <w:bookmarkEnd w:id="84"/>
+      <w:bookmarkEnd w:id="85"/>
       <w:r>
         <w:rPr/>
         <w:t xml:space="preserve">[NF006] AGILIDADE NA EXECUÇÃO DAS OPERAÇÕES </w:t>
@@ -5911,10 +8591,10 @@
       <w:r>
         <w:rPr/>
       </w:r>
-      <w:bookmarkStart w:id="43" w:name="_uc_diagram_section"/>
-      <w:bookmarkStart w:id="44" w:name="_jkcib5x26fhq"/>
-      <w:bookmarkEnd w:id="43"/>
-      <w:bookmarkEnd w:id="44"/>
+      <w:bookmarkStart w:id="86" w:name="_uc_diagram_section"/>
+      <w:bookmarkStart w:id="87" w:name="_jkcib5x26fhq"/>
+      <w:bookmarkEnd w:id="86"/>
+      <w:bookmarkEnd w:id="87"/>
     </w:p>
     <w:p>
       <w:pPr>
@@ -5930,6 +8610,8 @@
         <w:pStyle w:val="Heading1"/>
         <w:rPr/>
       </w:pPr>
+      <w:bookmarkStart w:id="88" w:name="__RefHeading___Toc2352_1613212972"/>
+      <w:bookmarkEnd w:id="88"/>
       <w:r>
         <w:rPr/>
         <w:t>DIAGRAMA DE CASOS DE USO</w:t>
@@ -6067,6 +8749,8 @@
           <w:bCs w:val="false"/>
         </w:rPr>
       </w:pPr>
+      <w:bookmarkStart w:id="89" w:name="__RefHeading___Toc2354_1613212972"/>
+      <w:bookmarkEnd w:id="89"/>
       <w:r>
         <w:rPr>
           <w:b w:val="false"/>
@@ -6094,6 +8778,8 @@
           <w:bCs w:val="false"/>
         </w:rPr>
       </w:pPr>
+      <w:bookmarkStart w:id="90" w:name="__RefHeading___Toc2356_1613212972"/>
+      <w:bookmarkEnd w:id="90"/>
       <w:r>
         <w:rPr>
           <w:b w:val="false"/>
@@ -6381,6 +9067,8 @@
         <w:pStyle w:val="Heading2"/>
         <w:rPr/>
       </w:pPr>
+      <w:bookmarkStart w:id="91" w:name="__RefHeading___Toc2358_1613212972"/>
+      <w:bookmarkEnd w:id="91"/>
       <w:r>
         <w:rPr/>
         <w:t>[CDU002] ATIVAR OU DESATIVAR FUNCIONALIDADES</w:t>
@@ -6687,6 +9375,8 @@
         <w:pStyle w:val="Heading2"/>
         <w:rPr/>
       </w:pPr>
+      <w:bookmarkStart w:id="92" w:name="__RefHeading___Toc2360_1613212972"/>
+      <w:bookmarkEnd w:id="92"/>
       <w:r>
         <w:rPr/>
         <w:t>[CDU003] CADASTRAR MATERIAL</w:t>
@@ -7003,6 +9693,8 @@
         <w:pStyle w:val="Heading2"/>
         <w:rPr/>
       </w:pPr>
+      <w:bookmarkStart w:id="93" w:name="__RefHeading___Toc2362_1613212972"/>
+      <w:bookmarkEnd w:id="93"/>
       <w:r>
         <w:rPr/>
         <w:t>[CDU004] BUSCAR MATERIAIS</w:t>
@@ -7298,6 +9990,8 @@
         <w:pStyle w:val="Heading2"/>
         <w:rPr/>
       </w:pPr>
+      <w:bookmarkStart w:id="94" w:name="__RefHeading___Toc2364_1613212972"/>
+      <w:bookmarkEnd w:id="94"/>
       <w:r>
         <w:rPr/>
         <w:t>[CDU005] ALTERAR MATERIAL</w:t>
@@ -7593,6 +10287,8 @@
         <w:pStyle w:val="Heading2"/>
         <w:rPr/>
       </w:pPr>
+      <w:bookmarkStart w:id="95" w:name="__RefHeading___Toc2366_1613212972"/>
+      <w:bookmarkEnd w:id="95"/>
       <w:r>
         <w:rPr/>
         <w:t>[CDU006] REMOVER MATERIAL</w:t>
@@ -7877,6 +10573,8 @@
         <w:pStyle w:val="Heading2"/>
         <w:rPr/>
       </w:pPr>
+      <w:bookmarkStart w:id="96" w:name="__RefHeading___Toc2368_1613212972"/>
+      <w:bookmarkEnd w:id="96"/>
       <w:r>
         <w:rPr/>
         <w:t>[CDU007] CADASTRAR EMPRÉSTIMO DE MATERIAL</w:t>
@@ -8161,6 +10859,8 @@
         <w:pStyle w:val="Heading2"/>
         <w:rPr/>
       </w:pPr>
+      <w:bookmarkStart w:id="97" w:name="__RefHeading___Toc2370_1613212972"/>
+      <w:bookmarkEnd w:id="97"/>
       <w:r>
         <w:rPr/>
         <w:t>[CDU008] BUSCAR EMPRÉSTIMOS DE MATERIAIS</w:t>
@@ -8445,6 +11145,8 @@
         <w:pStyle w:val="Heading2"/>
         <w:rPr/>
       </w:pPr>
+      <w:bookmarkStart w:id="98" w:name="__RefHeading___Toc2372_1613212972"/>
+      <w:bookmarkEnd w:id="98"/>
       <w:r>
         <w:rPr/>
         <w:t>[CDU009] ALTERAR EMPRÉSTIMO DE MATERIAL</w:t>
@@ -8740,6 +11442,8 @@
         <w:pStyle w:val="Heading2"/>
         <w:rPr/>
       </w:pPr>
+      <w:bookmarkStart w:id="99" w:name="__RefHeading___Toc2374_1613212972"/>
+      <w:bookmarkEnd w:id="99"/>
       <w:r>
         <w:rPr/>
         <w:t>[CDU010] REMOVER EMPRÉSTIMO DE MATERIAL</w:t>
@@ -9024,6 +11728,8 @@
         <w:pStyle w:val="Heading2"/>
         <w:rPr/>
       </w:pPr>
+      <w:bookmarkStart w:id="100" w:name="__RefHeading___Toc2376_1613212972"/>
+      <w:bookmarkEnd w:id="100"/>
       <w:r>
         <w:rPr/>
         <w:t>[CDU011] CADASTRAR RENOVAÇÃO DE EMPRÉSTIMO DE MATERIAL</w:t>
@@ -9308,6 +12014,8 @@
         <w:pStyle w:val="Heading2"/>
         <w:rPr/>
       </w:pPr>
+      <w:bookmarkStart w:id="101" w:name="__RefHeading___Toc2378_1613212972"/>
+      <w:bookmarkEnd w:id="101"/>
       <w:r>
         <w:rPr/>
         <w:t>[CDU012] BUSCAR RENOVAÇÕES DE EMPRÉSTIMOS DE MATERIAIS</w:t>
@@ -9592,6 +12300,8 @@
         <w:pStyle w:val="Heading2"/>
         <w:rPr/>
       </w:pPr>
+      <w:bookmarkStart w:id="102" w:name="__RefHeading___Toc2380_1613212972"/>
+      <w:bookmarkEnd w:id="102"/>
       <w:r>
         <w:rPr/>
         <w:t>[CDU013] ALTERAR RENOVAÇÃO DE EMPRÉSTIMO DE MATERIAL</w:t>
@@ -9886,6 +12596,8 @@
         <w:pStyle w:val="Heading2"/>
         <w:rPr/>
       </w:pPr>
+      <w:bookmarkStart w:id="103" w:name="__RefHeading___Toc2382_1613212972"/>
+      <w:bookmarkEnd w:id="103"/>
       <w:r>
         <w:rPr/>
         <w:t>[CDU014] REMOVER RENOVAÇÃO DE EMPRÉSTIMO DE MATERIAL</w:t>
@@ -10170,6 +12882,8 @@
         <w:pStyle w:val="Heading2"/>
         <w:rPr/>
       </w:pPr>
+      <w:bookmarkStart w:id="104" w:name="__RefHeading___Toc2384_1613212972"/>
+      <w:bookmarkEnd w:id="104"/>
       <w:r>
         <w:rPr/>
         <w:t>[CDU015] CADASTRAR DEVOLUÇÃO DE MATERIAL</w:t>
@@ -10454,6 +13168,8 @@
         <w:pStyle w:val="Heading2"/>
         <w:rPr/>
       </w:pPr>
+      <w:bookmarkStart w:id="105" w:name="__RefHeading___Toc2386_1613212972"/>
+      <w:bookmarkEnd w:id="105"/>
       <w:r>
         <w:rPr/>
         <w:t>[CDU016] BUSCAR DEVOLUÇÕES DE MATERIAIS</w:t>
@@ -10738,6 +13454,8 @@
         <w:pStyle w:val="Heading2"/>
         <w:rPr/>
       </w:pPr>
+      <w:bookmarkStart w:id="106" w:name="__RefHeading___Toc2388_1613212972"/>
+      <w:bookmarkEnd w:id="106"/>
       <w:r>
         <w:rPr/>
         <w:t>[CDU017] ALTERAR DEVOLUÇÃO DE MATERIAL</w:t>
@@ -11033,6 +13751,8 @@
         <w:pStyle w:val="Heading2"/>
         <w:rPr/>
       </w:pPr>
+      <w:bookmarkStart w:id="107" w:name="__RefHeading___Toc2390_1613212972"/>
+      <w:bookmarkEnd w:id="107"/>
       <w:r>
         <w:rPr/>
         <w:t>[CDU018] REMOVER DEVOLUÇÃO DE MATERIAL</w:t>
@@ -11317,6 +14037,8 @@
         <w:pStyle w:val="Heading2"/>
         <w:rPr/>
       </w:pPr>
+      <w:bookmarkStart w:id="108" w:name="__RefHeading___Toc2392_1613212972"/>
+      <w:bookmarkEnd w:id="108"/>
       <w:r>
         <w:rPr/>
         <w:t>[CDU019] CADASTRAR RESERVA DE MATERIAL</w:t>
@@ -11601,6 +14323,8 @@
         <w:pStyle w:val="Heading2"/>
         <w:rPr/>
       </w:pPr>
+      <w:bookmarkStart w:id="109" w:name="__RefHeading___Toc2394_1613212972"/>
+      <w:bookmarkEnd w:id="109"/>
       <w:r>
         <w:rPr/>
         <w:t>[CDU020] BUSCAR RESERVAS DE MATERIAIS</w:t>
@@ -11885,6 +14609,8 @@
         <w:pStyle w:val="Heading2"/>
         <w:rPr/>
       </w:pPr>
+      <w:bookmarkStart w:id="110" w:name="__RefHeading___Toc2396_1613212972"/>
+      <w:bookmarkEnd w:id="110"/>
       <w:r>
         <w:rPr/>
         <w:t>[CDU021] ALTERAR RESERVA DE MATERIAL</w:t>
@@ -12180,6 +14906,8 @@
         <w:pStyle w:val="Heading2"/>
         <w:rPr/>
       </w:pPr>
+      <w:bookmarkStart w:id="111" w:name="__RefHeading___Toc2398_1613212972"/>
+      <w:bookmarkEnd w:id="111"/>
       <w:r>
         <w:rPr/>
         <w:t>[CDU022] REMOVER RESERVA DE MATERIAL</w:t>
@@ -12464,6 +15192,8 @@
         <w:pStyle w:val="Heading2"/>
         <w:rPr/>
       </w:pPr>
+      <w:bookmarkStart w:id="112" w:name="__RefHeading___Toc2400_1613212972"/>
+      <w:bookmarkEnd w:id="112"/>
       <w:r>
         <w:rPr/>
         <w:t>[CDU023] CADASTRAR CONSULTA LOCAL DE MATERIAL</w:t>
@@ -12748,6 +15478,8 @@
         <w:pStyle w:val="Heading2"/>
         <w:rPr/>
       </w:pPr>
+      <w:bookmarkStart w:id="113" w:name="__RefHeading___Toc2402_1613212972"/>
+      <w:bookmarkEnd w:id="113"/>
       <w:r>
         <w:rPr/>
         <w:t>[CDU024] BUSCAR CONSULTAS LOCAIS DE MATERIAIS</w:t>
@@ -13032,6 +15764,8 @@
         <w:pStyle w:val="Heading2"/>
         <w:rPr/>
       </w:pPr>
+      <w:bookmarkStart w:id="114" w:name="__RefHeading___Toc2404_1613212972"/>
+      <w:bookmarkEnd w:id="114"/>
       <w:r>
         <w:rPr/>
         <w:t>[CDU025] ALTERAR CONSULTA LOCAL DE MATERIAL</w:t>
@@ -13327,6 +16061,8 @@
         <w:pStyle w:val="Heading2"/>
         <w:rPr/>
       </w:pPr>
+      <w:bookmarkStart w:id="115" w:name="__RefHeading___Toc2406_1613212972"/>
+      <w:bookmarkEnd w:id="115"/>
       <w:r>
         <w:rPr/>
         <w:t>[CDU026] REMOVER CONSULTA LOCAL DE MATERIAL</w:t>
@@ -13611,6 +16347,8 @@
         <w:pStyle w:val="Heading2"/>
         <w:rPr/>
       </w:pPr>
+      <w:bookmarkStart w:id="116" w:name="__RefHeading___Toc2408_1613212972"/>
+      <w:bookmarkEnd w:id="116"/>
       <w:r>
         <w:rPr/>
         <w:t>[CDU027] VERIFICAR HISTÓRICO DE AÇÕES REALIZADAS POR USUÁRIOS</w:t>
@@ -13873,6 +16611,8 @@
         <w:pStyle w:val="Heading2"/>
         <w:rPr/>
       </w:pPr>
+      <w:bookmarkStart w:id="117" w:name="__RefHeading___Toc2410_1613212972"/>
+      <w:bookmarkEnd w:id="117"/>
       <w:r>
         <w:rPr/>
         <w:t>[CDU028] VERIFICAR HISTÓRICO DE AÇÕES REALIZADAS EM CADA MATERIAL</w:t>
@@ -14135,6 +16875,8 @@
         <w:pStyle w:val="Heading2"/>
         <w:rPr/>
       </w:pPr>
+      <w:bookmarkStart w:id="118" w:name="__RefHeading___Toc2412_1613212972"/>
+      <w:bookmarkEnd w:id="118"/>
       <w:r>
         <w:rPr/>
         <w:t>[CDU029] VERIFICAR EXTRATO DO USUÁRIO</w:t>
@@ -14386,6 +17128,8 @@
         <w:pStyle w:val="Heading2"/>
         <w:rPr/>
       </w:pPr>
+      <w:bookmarkStart w:id="119" w:name="__RefHeading___Toc2414_1613212972"/>
+      <w:bookmarkEnd w:id="119"/>
       <w:r>
         <w:rPr/>
         <w:t>[CDU030] VERIFICAR EXTRATO DOS MATERIAIS</w:t>
@@ -14648,6 +17392,8 @@
         <w:pStyle w:val="Heading2"/>
         <w:rPr/>
       </w:pPr>
+      <w:bookmarkStart w:id="120" w:name="__RefHeading___Toc2416_1613212972"/>
+      <w:bookmarkEnd w:id="120"/>
       <w:r>
         <w:rPr/>
         <w:t>[CDU031] REALIZAR O CADASTRO DE USUÁRIOS</w:t>
@@ -14932,6 +17678,8 @@
         <w:pStyle w:val="Heading2"/>
         <w:rPr/>
       </w:pPr>
+      <w:bookmarkStart w:id="121" w:name="__RefHeading___Toc2418_1613212972"/>
+      <w:bookmarkEnd w:id="121"/>
       <w:r>
         <w:rPr/>
         <w:t>[CDU032] CADASTRAR SUGESTÃO DE MATERIAL</w:t>
@@ -15216,6 +17964,8 @@
         <w:pStyle w:val="Heading2"/>
         <w:rPr/>
       </w:pPr>
+      <w:bookmarkStart w:id="122" w:name="__RefHeading___Toc2420_1613212972"/>
+      <w:bookmarkEnd w:id="122"/>
       <w:r>
         <w:rPr/>
         <w:t>[CDU033] BUSCAR SUGESTÕES DE MATERIAIS</w:t>
@@ -15500,6 +18250,8 @@
         <w:pStyle w:val="Heading2"/>
         <w:rPr/>
       </w:pPr>
+      <w:bookmarkStart w:id="123" w:name="__RefHeading___Toc2422_1613212972"/>
+      <w:bookmarkEnd w:id="123"/>
       <w:r>
         <w:rPr/>
         <w:t>[CDU034] ALTERAR SUGESTÃO DE MATERIAL</w:t>
@@ -15795,6 +18547,8 @@
         <w:pStyle w:val="Heading2"/>
         <w:rPr/>
       </w:pPr>
+      <w:bookmarkStart w:id="124" w:name="__RefHeading___Toc2424_1613212972"/>
+      <w:bookmarkEnd w:id="124"/>
       <w:r>
         <w:rPr/>
         <w:t>[CDU035] REMOVER SUGESTÃO DE MATERIAL</w:t>
@@ -16079,6 +18833,8 @@
         <w:pStyle w:val="Heading2"/>
         <w:rPr/>
       </w:pPr>
+      <w:bookmarkStart w:id="125" w:name="__RefHeading___Toc2426_1613212972"/>
+      <w:bookmarkEnd w:id="125"/>
       <w:r>
         <w:rPr/>
         <w:t>[CDU036] CADASTRAR ETIQUETA DE LOMBADA COM CÓDIGO DE BARRAS</w:t>
@@ -16363,6 +19119,8 @@
         <w:pStyle w:val="Heading2"/>
         <w:rPr/>
       </w:pPr>
+      <w:bookmarkStart w:id="126" w:name="__RefHeading___Toc2428_1613212972"/>
+      <w:bookmarkEnd w:id="126"/>
       <w:r>
         <w:rPr/>
         <w:t>[CDU037] BUSCAR ETIQUETAS DE LOMBADA COM CÓDIGO DE BARRAS</w:t>
@@ -16647,6 +19405,8 @@
         <w:pStyle w:val="Heading2"/>
         <w:rPr/>
       </w:pPr>
+      <w:bookmarkStart w:id="127" w:name="__RefHeading___Toc2430_1613212972"/>
+      <w:bookmarkEnd w:id="127"/>
       <w:r>
         <w:rPr/>
         <w:t>[CDU038] ALTERAR ETIQUETA DE LOMBADA COM CÓDIGO DE BARRAS</w:t>
@@ -16942,6 +19702,8 @@
         <w:pStyle w:val="Heading2"/>
         <w:rPr/>
       </w:pPr>
+      <w:bookmarkStart w:id="128" w:name="__RefHeading___Toc2432_1613212972"/>
+      <w:bookmarkEnd w:id="128"/>
       <w:r>
         <w:rPr/>
         <w:t>[CDU039] REMOVER ETIQUETA DE LOMBADA COM CÓDIGO DE BARRAS</w:t>
@@ -17226,6 +19988,8 @@
         <w:pStyle w:val="Heading2"/>
         <w:rPr/>
       </w:pPr>
+      <w:bookmarkStart w:id="129" w:name="__RefHeading___Toc2434_1613212972"/>
+      <w:bookmarkEnd w:id="129"/>
       <w:r>
         <w:rPr/>
         <w:t>[CDU040] CADASTRAR MULTA</w:t>
@@ -17510,6 +20274,8 @@
         <w:pStyle w:val="Heading2"/>
         <w:rPr/>
       </w:pPr>
+      <w:bookmarkStart w:id="130" w:name="__RefHeading___Toc2436_1613212972"/>
+      <w:bookmarkEnd w:id="130"/>
       <w:r>
         <w:rPr/>
         <w:t>[CDU041] BUSCAR MULTAS</w:t>
@@ -17794,6 +20560,8 @@
         <w:pStyle w:val="Heading2"/>
         <w:rPr/>
       </w:pPr>
+      <w:bookmarkStart w:id="131" w:name="__RefHeading___Toc2438_1613212972"/>
+      <w:bookmarkEnd w:id="131"/>
       <w:r>
         <w:rPr/>
         <w:t>[CDU042] ALTERAR MULTA</w:t>
@@ -18089,6 +20857,8 @@
         <w:pStyle w:val="Heading2"/>
         <w:rPr/>
       </w:pPr>
+      <w:bookmarkStart w:id="132" w:name="__RefHeading___Toc2440_1613212972"/>
+      <w:bookmarkEnd w:id="132"/>
       <w:r>
         <w:rPr/>
         <w:t>[CDU043] REMOVER MULTA</w:t>
@@ -18373,6 +21143,8 @@
         <w:pStyle w:val="Heading2"/>
         <w:rPr/>
       </w:pPr>
+      <w:bookmarkStart w:id="133" w:name="__RefHeading___Toc2442_1613212972"/>
+      <w:bookmarkEnd w:id="133"/>
       <w:r>
         <w:rPr/>
         <w:t>[CDU044] CADASTRAR EXEMPLAR DE TÍTULO DE MATERIAL</w:t>
@@ -18657,6 +21429,8 @@
         <w:pStyle w:val="Heading2"/>
         <w:rPr/>
       </w:pPr>
+      <w:bookmarkStart w:id="134" w:name="__RefHeading___Toc2444_1613212972"/>
+      <w:bookmarkEnd w:id="134"/>
       <w:r>
         <w:rPr/>
         <w:t>[CDU045] BUSCAR EXEMPLARES DE TÍTULOS DE MATERIAIS</w:t>
@@ -18941,6 +21715,8 @@
         <w:pStyle w:val="Heading2"/>
         <w:rPr/>
       </w:pPr>
+      <w:bookmarkStart w:id="135" w:name="__RefHeading___Toc2446_1613212972"/>
+      <w:bookmarkEnd w:id="135"/>
       <w:r>
         <w:rPr/>
         <w:t>[CDU046] ALTERAR EXEMPLAR DE TÍTULO DE MATERIAL</w:t>
@@ -19236,6 +22012,8 @@
         <w:pStyle w:val="Heading2"/>
         <w:rPr/>
       </w:pPr>
+      <w:bookmarkStart w:id="136" w:name="__RefHeading___Toc2448_1613212972"/>
+      <w:bookmarkEnd w:id="136"/>
       <w:r>
         <w:rPr/>
         <w:t>[CDU047] REMOVER EXEMPLAR DE TÍTULO DE MATERIAL</w:t>
@@ -19520,6 +22298,8 @@
         <w:pStyle w:val="Heading2"/>
         <w:rPr/>
       </w:pPr>
+      <w:bookmarkStart w:id="137" w:name="__RefHeading___Toc2450_1613212972"/>
+      <w:bookmarkEnd w:id="137"/>
       <w:r>
         <w:rPr/>
         <w:t>[CDU048] CADASTRAR FORNECEDOR</w:t>
@@ -19804,6 +22584,8 @@
         <w:pStyle w:val="Heading2"/>
         <w:rPr/>
       </w:pPr>
+      <w:bookmarkStart w:id="138" w:name="__RefHeading___Toc2452_1613212972"/>
+      <w:bookmarkEnd w:id="138"/>
       <w:r>
         <w:rPr/>
         <w:t>[CDU049] BUSCAR FORNECEDORES</w:t>
@@ -20088,6 +22870,8 @@
         <w:pStyle w:val="Heading2"/>
         <w:rPr/>
       </w:pPr>
+      <w:bookmarkStart w:id="139" w:name="__RefHeading___Toc2454_1613212972"/>
+      <w:bookmarkEnd w:id="139"/>
       <w:r>
         <w:rPr/>
         <w:t>[CDU050] ALTERAR FORNECEDOR</w:t>
@@ -20383,6 +23167,8 @@
         <w:pStyle w:val="Heading2"/>
         <w:rPr/>
       </w:pPr>
+      <w:bookmarkStart w:id="140" w:name="__RefHeading___Toc2456_1613212972"/>
+      <w:bookmarkEnd w:id="140"/>
       <w:r>
         <w:rPr/>
         <w:t>[CDU051] REMOVER FORNECEDOR</w:t>
@@ -20667,6 +23453,8 @@
         <w:pStyle w:val="Heading2"/>
         <w:rPr/>
       </w:pPr>
+      <w:bookmarkStart w:id="141" w:name="__RefHeading___Toc2458_1613212972"/>
+      <w:bookmarkEnd w:id="141"/>
       <w:r>
         <w:rPr/>
         <w:t>[CDU052] CADASTRAR TÍTULO</w:t>
@@ -20951,6 +23739,8 @@
         <w:pStyle w:val="Heading2"/>
         <w:rPr/>
       </w:pPr>
+      <w:bookmarkStart w:id="142" w:name="__RefHeading___Toc2460_1613212972"/>
+      <w:bookmarkEnd w:id="142"/>
       <w:r>
         <w:rPr/>
         <w:t>[CDU053] BUSCAR TÍTULOS</w:t>
@@ -21235,6 +24025,8 @@
         <w:pStyle w:val="Heading2"/>
         <w:rPr/>
       </w:pPr>
+      <w:bookmarkStart w:id="143" w:name="__RefHeading___Toc2462_1613212972"/>
+      <w:bookmarkEnd w:id="143"/>
       <w:r>
         <w:rPr/>
         <w:t>[CDU054] ALTERAR TÍTULO</w:t>
@@ -21530,6 +24322,8 @@
         <w:pStyle w:val="Heading2"/>
         <w:rPr/>
       </w:pPr>
+      <w:bookmarkStart w:id="144" w:name="__RefHeading___Toc2464_1613212972"/>
+      <w:bookmarkEnd w:id="144"/>
       <w:r>
         <w:rPr/>
         <w:t>[CDU055] REMOVER TÍTULO</w:t>
@@ -21814,6 +24608,8 @@
         <w:pStyle w:val="Heading2"/>
         <w:rPr/>
       </w:pPr>
+      <w:bookmarkStart w:id="145" w:name="__RefHeading___Toc2466_1613212972"/>
+      <w:bookmarkEnd w:id="145"/>
       <w:r>
         <w:rPr/>
         <w:t>[CDU056] VERIFICAR REGULAMENTO DA BIBLIOTECA</w:t>
@@ -22039,6 +24835,8 @@
         <w:pStyle w:val="Heading2"/>
         <w:rPr/>
       </w:pPr>
+      <w:bookmarkStart w:id="146" w:name="__RefHeading___Toc2468_1613212972"/>
+      <w:bookmarkEnd w:id="146"/>
       <w:r>
         <w:rPr/>
         <w:t>[CDU057] VERIFICAR REGULAMENTO DA CIRCULAÇÃO DE MATERIAIS</w:t>
@@ -22264,6 +25062,8 @@
         <w:pStyle w:val="Heading2"/>
         <w:rPr/>
       </w:pPr>
+      <w:bookmarkStart w:id="147" w:name="__RefHeading___Toc2470_1613212972"/>
+      <w:bookmarkEnd w:id="147"/>
       <w:r>
         <w:rPr/>
         <w:t>[CDU058] IMPORTAR DADOS ATRAVÉS DE UM TEXTO EM FORMATO PRÉ-DEFINIDO PARA CADASTRAR MATERIAIS (EXTRA)</w:t>
@@ -22583,7 +25383,7 @@
       <w:pgNumType w:start="3" w:fmt="decimal"/>
       <w:formProt w:val="false"/>
       <w:textDirection w:val="lrTb"/>
-      <w:docGrid w:type="default" w:linePitch="100" w:charSpace="4294963199"/>
+      <w:docGrid w:type="default" w:linePitch="100" w:charSpace="0"/>
     </w:sectPr>
   </w:body>
 </w:document>
@@ -22989,6 +25789,7 @@
     <w:qFormat/>
     <w:pPr>
       <w:widowControl/>
+      <w:suppressAutoHyphens w:val="true"/>
       <w:bidi w:val="0"/>
       <w:spacing w:lineRule="auto" w:line="276" w:before="0" w:after="300"/>
       <w:jc w:val="start"/>
@@ -23134,6 +25935,11 @@
     <w:qFormat/>
     <w:rPr/>
   </w:style>
+  <w:style w:type="character" w:styleId="Vnculodendiceuser">
+    <w:name w:val="Vínculo de índice (user)"/>
+    <w:qFormat/>
+    <w:rPr/>
+  </w:style>
   <w:style w:type="paragraph" w:styleId="Ttulo">
     <w:name w:val="Título"/>
     <w:basedOn w:val="Normal"/>
@@ -23192,6 +25998,32 @@
       <w:rFonts w:cs="Arial Unicode MS"/>
     </w:rPr>
   </w:style>
+  <w:style w:type="paragraph" w:styleId="Ttulouser">
+    <w:name w:val="Título (user)"/>
+    <w:basedOn w:val="Normal"/>
+    <w:next w:val="BodyText"/>
+    <w:qFormat/>
+    <w:pPr>
+      <w:keepNext w:val="true"/>
+      <w:spacing w:before="240" w:after="120"/>
+    </w:pPr>
+    <w:rPr>
+      <w:rFonts w:ascii="Liberation Sans" w:hAnsi="Liberation Sans" w:eastAsia="Microsoft YaHei" w:cs="Arial Unicode MS"/>
+      <w:sz w:val="28"/>
+      <w:szCs w:val="28"/>
+    </w:rPr>
+  </w:style>
+  <w:style w:type="paragraph" w:styleId="ndiceuser">
+    <w:name w:val="Índice (user)"/>
+    <w:basedOn w:val="Normal"/>
+    <w:qFormat/>
+    <w:pPr>
+      <w:suppressLineNumbers/>
+    </w:pPr>
+    <w:rPr>
+      <w:rFonts w:cs="Arial Unicode MS"/>
+    </w:rPr>
+  </w:style>
   <w:style w:type="paragraph" w:styleId="Title">
     <w:name w:val="Title"/>
     <w:basedOn w:val="Normal"/>
@@ -23224,6 +26056,42 @@
       <w:sz w:val="30"/>
       <w:szCs w:val="30"/>
     </w:rPr>
+  </w:style>
+  <w:style w:type="paragraph" w:styleId="TOC1">
+    <w:name w:val="toc 1"/>
+    <w:basedOn w:val="ndice"/>
+    <w:pPr>
+      <w:tabs>
+        <w:tab w:val="clear" w:pos="720"/>
+        <w:tab w:val="right" w:pos="9026" w:leader="dot"/>
+      </w:tabs>
+      <w:ind w:hanging="0" w:start="0"/>
+    </w:pPr>
+    <w:rPr/>
+  </w:style>
+  <w:style w:type="paragraph" w:styleId="TOC2">
+    <w:name w:val="toc 2"/>
+    <w:basedOn w:val="ndice"/>
+    <w:pPr>
+      <w:tabs>
+        <w:tab w:val="clear" w:pos="720"/>
+        <w:tab w:val="right" w:pos="8743" w:leader="dot"/>
+      </w:tabs>
+      <w:ind w:hanging="0" w:start="283"/>
+    </w:pPr>
+    <w:rPr/>
+  </w:style>
+  <w:style w:type="paragraph" w:styleId="TOC3">
+    <w:name w:val="toc 3"/>
+    <w:basedOn w:val="ndice"/>
+    <w:pPr>
+      <w:tabs>
+        <w:tab w:val="clear" w:pos="720"/>
+        <w:tab w:val="right" w:pos="8459" w:leader="dot"/>
+      </w:tabs>
+      <w:ind w:hanging="0" w:start="567"/>
+    </w:pPr>
+    <w:rPr/>
   </w:style>
   <w:style w:type="numbering" w:styleId="Semlista" w:default="1">
     <w:name w:val="Sem lista"/>
